--- a/docs/manual_docscan_studio.docx
+++ b/docs/manual_docscan_studio.docx
@@ -83,11 +83,6 @@
         </w:drawing>
       </w:r>
     </w:p>
-    <w:p>
-      <w:pPr>
-        <w:pStyle w:val="Caption"/>
-      </w:pPr>
-    </w:p>
     <w:p/>
     <w:p/>
     <w:p/>
@@ -325,7 +320,7 @@
       <w:r>
         <w:drawing>
           <wp:inline xmlns:a="http://schemas.openxmlformats.org/drawingml/2006/main" xmlns:pic="http://schemas.openxmlformats.org/drawingml/2006/picture">
-            <wp:extent cx="5040000" cy="2205000"/>
+            <wp:extent cx="5040000" cy="3779253"/>
             <wp:docPr id="2" name="Picture 2"/>
             <wp:cNvGraphicFramePr>
               <a:graphicFrameLocks noChangeAspect="1"/>
@@ -334,7 +329,7 @@
               <a:graphicData uri="http://schemas.openxmlformats.org/drawingml/2006/picture">
                 <pic:pic>
                   <pic:nvPicPr>
-                    <pic:cNvPr id="0" name="image.png"/>
+                    <pic:cNvPr id="0" name="workbench_full.png"/>
                     <pic:cNvPicPr/>
                   </pic:nvPicPr>
                   <pic:blipFill>
@@ -346,7 +341,7 @@
                   <pic:spPr>
                     <a:xfrm>
                       <a:off x="0" y="0"/>
-                      <a:ext cx="5040000" cy="2205000"/>
+                      <a:ext cx="5040000" cy="3779253"/>
                     </a:xfrm>
                     <a:prstGeom prst="rect"/>
                   </pic:spPr>
@@ -816,7 +811,7 @@
       <w:r>
         <w:drawing>
           <wp:inline xmlns:a="http://schemas.openxmlformats.org/drawingml/2006/main" xmlns:pic="http://schemas.openxmlformats.org/drawingml/2006/picture">
-            <wp:extent cx="5040000" cy="2205000"/>
+            <wp:extent cx="5040000" cy="3655154"/>
             <wp:docPr id="5" name="Picture 5"/>
             <wp:cNvGraphicFramePr>
               <a:graphicFrameLocks noChangeAspect="1"/>
@@ -825,7 +820,7 @@
               <a:graphicData uri="http://schemas.openxmlformats.org/drawingml/2006/picture">
                 <pic:pic>
                   <pic:nvPicPr>
-                    <pic:cNvPr id="0" name="image.png"/>
+                    <pic:cNvPr id="0" name="launcher_dark.png"/>
                     <pic:cNvPicPr/>
                   </pic:nvPicPr>
                   <pic:blipFill>
@@ -837,7 +832,7 @@
                   <pic:spPr>
                     <a:xfrm>
                       <a:off x="0" y="0"/>
-                      <a:ext cx="5040000" cy="2205000"/>
+                      <a:ext cx="5040000" cy="3655154"/>
                     </a:xfrm>
                     <a:prstGeom prst="rect"/>
                   </pic:spPr>
@@ -853,7 +848,7 @@
         <w:pStyle w:val="Caption"/>
       </w:pPr>
       <w:r>
-        <w:t>Figura 4. Launcher de DocScan Studio con sidebar colapsada.</w:t>
+        <w:t>Figura 4. Launcher de DocScan Studio.</w:t>
       </w:r>
     </w:p>
     <w:p>
@@ -1338,7 +1333,7 @@
       <w:r>
         <w:drawing>
           <wp:inline xmlns:a="http://schemas.openxmlformats.org/drawingml/2006/main" xmlns:pic="http://schemas.openxmlformats.org/drawingml/2006/picture">
-            <wp:extent cx="5040000" cy="2205000"/>
+            <wp:extent cx="5040000" cy="3655154"/>
             <wp:docPr id="6" name="Picture 6"/>
             <wp:cNvGraphicFramePr>
               <a:graphicFrameLocks noChangeAspect="1"/>
@@ -1347,7 +1342,67 @@
               <a:graphicData uri="http://schemas.openxmlformats.org/drawingml/2006/picture">
                 <pic:pic>
                   <pic:nvPicPr>
-                    <pic:cNvPr id="0" name="image.png"/>
+                    <pic:cNvPr id="0" name="launcher_dark.png"/>
+                    <pic:cNvPicPr/>
+                  </pic:nvPicPr>
+                  <pic:blipFill>
+                    <a:blip r:embed="rId15"/>
+                    <a:stretch>
+                      <a:fillRect/>
+                    </a:stretch>
+                  </pic:blipFill>
+                  <pic:spPr>
+                    <a:xfrm>
+                      <a:off x="0" y="0"/>
+                      <a:ext cx="5040000" cy="3655154"/>
+                    </a:xfrm>
+                    <a:prstGeom prst="rect"/>
+                  </pic:spPr>
+                </pic:pic>
+              </a:graphicData>
+            </a:graphic>
+          </wp:inline>
+        </w:drawing>
+      </w:r>
+    </w:p>
+    <w:p>
+      <w:pPr>
+        <w:pStyle w:val="Caption"/>
+      </w:pPr>
+      <w:r>
+        <w:t>Figura 5. Sidebar con todas las acciones visibles.</w:t>
+      </w:r>
+    </w:p>
+    <w:p>
+      <w:pPr>
+        <w:pStyle w:val="Heading2"/>
+      </w:pPr>
+      <w:r>
+        <w:t>3.2 Crear una nueva aplicación</w:t>
+      </w:r>
+    </w:p>
+    <w:p>
+      <w:r>
+        <w:t>Al hacer clic en «Nueva», aparece un diálogo donde se introduce el nombre y la descripción de la aplicación. Una vez creada, aparece en la lista y se puede configurar mediante el botón «Configurar».</w:t>
+      </w:r>
+    </w:p>
+    <w:p>
+      <w:pPr>
+        <w:jc w:val="center"/>
+      </w:pPr>
+      <w:r>
+        <w:drawing>
+          <wp:inline xmlns:a="http://schemas.openxmlformats.org/drawingml/2006/main" xmlns:pic="http://schemas.openxmlformats.org/drawingml/2006/picture">
+            <wp:extent cx="5040000" cy="3365874"/>
+            <wp:docPr id="7" name="Picture 7"/>
+            <wp:cNvGraphicFramePr>
+              <a:graphicFrameLocks noChangeAspect="1"/>
+            </wp:cNvGraphicFramePr>
+            <a:graphic>
+              <a:graphicData uri="http://schemas.openxmlformats.org/drawingml/2006/picture">
+                <pic:pic>
+                  <pic:nvPicPr>
+                    <pic:cNvPr id="0" name="new_app_dialog.png"/>
                     <pic:cNvPicPr/>
                   </pic:nvPicPr>
                   <pic:blipFill>
@@ -1359,7 +1414,7 @@
                   <pic:spPr>
                     <a:xfrm>
                       <a:off x="0" y="0"/>
-                      <a:ext cx="5040000" cy="2205000"/>
+                      <a:ext cx="5040000" cy="3365874"/>
                     </a:xfrm>
                     <a:prstGeom prst="rect"/>
                   </pic:spPr>
@@ -1375,7 +1430,7 @@
         <w:pStyle w:val="Caption"/>
       </w:pPr>
       <w:r>
-        <w:t>Figura 5. Sidebar expandida con todas las acciones visibles.</w:t>
+        <w:t>Figura 6. Diálogo para crear una nueva aplicación.</w:t>
       </w:r>
     </w:p>
     <w:p>
@@ -1383,12 +1438,25 @@
         <w:pStyle w:val="Heading2"/>
       </w:pPr>
       <w:r>
-        <w:t>3.2 Crear una nueva aplicación</w:t>
+        <w:t>3.3 Exportar e importar aplicaciones</w:t>
       </w:r>
     </w:p>
     <w:p>
       <w:r>
-        <w:t>Al hacer clic en «Nueva», aparece un diálogo donde se introduce el nombre y la descripción de la aplicación. Una vez creada, aparece en la lista y se puede configurar mediante el botón «Configurar».</w:t>
+        <w:t>Las aplicaciones se pueden exportar como ficheros .docscan (JSON) para compartirlas entre instalaciones o como copia de seguridad. El fichero incluye toda la configuración: pipeline, campos, eventos y transferencia.</w:t>
+      </w:r>
+    </w:p>
+    <w:p>
+      <w:pPr>
+        <w:pStyle w:val="Heading2"/>
+      </w:pPr>
+      <w:r>
+        <w:t>3.4 Tema y idioma</w:t>
+      </w:r>
+    </w:p>
+    <w:p>
+      <w:r>
+        <w:t>La barra superior del Launcher permite alternar entre tema claro y oscuro y cambiar el idioma de la interfaz (Español, English, Català). El cambio de idioma requiere reiniciar la aplicación.</w:t>
       </w:r>
     </w:p>
     <w:p>
@@ -1399,7 +1467,7 @@
         <w:drawing>
           <wp:inline xmlns:a="http://schemas.openxmlformats.org/drawingml/2006/main" xmlns:pic="http://schemas.openxmlformats.org/drawingml/2006/picture">
             <wp:extent cx="5040000" cy="2205000"/>
-            <wp:docPr id="7" name="Picture 7"/>
+            <wp:docPr id="8" name="Picture 8"/>
             <wp:cNvGraphicFramePr>
               <a:graphicFrameLocks noChangeAspect="1"/>
             </wp:cNvGraphicFramePr>
@@ -1435,44 +1503,31 @@
         <w:pStyle w:val="Caption"/>
       </w:pPr>
       <w:r>
-        <w:t>Figura 6. Diálogo para crear una nueva aplicación.</w:t>
+        <w:t>Figura 7. Launcher con tema oscuro activado.</w:t>
       </w:r>
     </w:p>
     <w:p>
       <w:pPr>
-        <w:pStyle w:val="Heading2"/>
+        <w:pStyle w:val="Heading1"/>
       </w:pPr>
       <w:r>
-        <w:t>3.3 Exportar e importar aplicaciones</w:t>
+        <w:t>4. Configurador de aplicación</w:t>
       </w:r>
     </w:p>
     <w:p>
       <w:r>
-        <w:t>Las aplicaciones se pueden exportar como ficheros .docscan (JSON) para compartirlas entre instalaciones o como copia de seguridad. El fichero incluye toda la configuración: pipeline, campos, eventos y transferencia.</w:t>
+        <w:t>El configurador permite ajustar cada aspecto de la aplicación a través de 6 pestañas. Cada aplicación tiene su propia configuración independiente.</w:t>
       </w:r>
     </w:p>
     <w:p>
       <w:pPr>
-        <w:pStyle w:val="Heading2"/>
-      </w:pPr>
-      <w:r>
-        <w:t>3.4 Tema y idioma</w:t>
-      </w:r>
-    </w:p>
-    <w:p>
-      <w:r>
-        <w:t>La barra superior del Launcher permite alternar entre tema claro y oscuro y cambiar el idioma de la interfaz (Español, English, Català). El cambio de idioma requiere reiniciar la aplicación.</w:t>
-      </w:r>
-    </w:p>
-    <w:p>
-      <w:pPr>
         <w:jc w:val="center"/>
       </w:pPr>
       <w:r>
         <w:drawing>
           <wp:inline xmlns:a="http://schemas.openxmlformats.org/drawingml/2006/main" xmlns:pic="http://schemas.openxmlformats.org/drawingml/2006/picture">
-            <wp:extent cx="5040000" cy="2205000"/>
-            <wp:docPr id="8" name="Picture 8"/>
+            <wp:extent cx="5040000" cy="3654995"/>
+            <wp:docPr id="9" name="Picture 9"/>
             <wp:cNvGraphicFramePr>
               <a:graphicFrameLocks noChangeAspect="1"/>
             </wp:cNvGraphicFramePr>
@@ -1480,7 +1535,7 @@
               <a:graphicData uri="http://schemas.openxmlformats.org/drawingml/2006/picture">
                 <pic:pic>
                   <pic:nvPicPr>
-                    <pic:cNvPr id="0" name="image.png"/>
+                    <pic:cNvPr id="0" name="configurator_pipeline.png"/>
                     <pic:cNvPicPr/>
                   </pic:nvPicPr>
                   <pic:blipFill>
@@ -1492,7 +1547,7 @@
                   <pic:spPr>
                     <a:xfrm>
                       <a:off x="0" y="0"/>
-                      <a:ext cx="5040000" cy="2205000"/>
+                      <a:ext cx="5040000" cy="3654995"/>
                     </a:xfrm>
                     <a:prstGeom prst="rect"/>
                   </pic:spPr>
@@ -1508,20 +1563,246 @@
         <w:pStyle w:val="Caption"/>
       </w:pPr>
       <w:r>
-        <w:t>Figura 7. Launcher con tema oscuro activado.</w:t>
+        <w:t>Figura 8. Configurador de aplicación — pestaña Pipeline.</w:t>
       </w:r>
     </w:p>
     <w:p>
       <w:pPr>
-        <w:pStyle w:val="Heading1"/>
+        <w:pStyle w:val="Heading2"/>
       </w:pPr>
       <w:r>
-        <w:t>4. Configurador de aplicación</w:t>
+        <w:t>4.1 Pestaña General</w:t>
       </w:r>
     </w:p>
     <w:p>
       <w:r>
-        <w:t>El configurador permite ajustar cada aspecto de la aplicación a través de 6 pestañas. Cada aplicación tiene su propia configuración independiente.</w:t>
+        <w:t>Configuración básica de la aplicación: nombre, descripción, color identificativo, opciones de auto-transferencia, detección de páginas en blanco y barcode manual.</w:t>
+      </w:r>
+    </w:p>
+    <w:tbl>
+      <w:tblPr>
+        <w:tblStyle w:val="TableGrid"/>
+        <w:tblW w:type="auto" w:w="0"/>
+        <w:jc w:val="center"/>
+        <w:tblLook w:firstColumn="1" w:firstRow="1" w:lastColumn="0" w:lastRow="0" w:noHBand="0" w:noVBand="1" w:val="04A0"/>
+      </w:tblPr>
+      <w:tblGrid>
+        <w:gridCol w:w="4394"/>
+        <w:gridCol w:w="4394"/>
+      </w:tblGrid>
+      <w:tr>
+        <w:tc>
+          <w:tcPr>
+            <w:tcW w:type="dxa" w:w="4394"/>
+            <w:shd w:val="clear" w:color="auto" w:fill="1F397D"/>
+          </w:tcPr>
+          <w:p>
+            <w:pPr>
+              <w:jc w:val="center"/>
+            </w:pPr>
+            <w:r>
+              <w:rPr>
+                <w:b/>
+                <w:color w:val="FFFFFF"/>
+              </w:rPr>
+              <w:t>Opción</w:t>
+            </w:r>
+          </w:p>
+        </w:tc>
+        <w:tc>
+          <w:tcPr>
+            <w:tcW w:type="dxa" w:w="4394"/>
+            <w:shd w:val="clear" w:color="auto" w:fill="1F397D"/>
+          </w:tcPr>
+          <w:p>
+            <w:pPr>
+              <w:jc w:val="center"/>
+            </w:pPr>
+            <w:r>
+              <w:rPr>
+                <w:b/>
+                <w:color w:val="FFFFFF"/>
+              </w:rPr>
+              <w:t>Descripción</w:t>
+            </w:r>
+          </w:p>
+        </w:tc>
+      </w:tr>
+      <w:tr>
+        <w:tc>
+          <w:tcPr>
+            <w:tcW w:type="dxa" w:w="4394"/>
+            <w:shd w:val="clear" w:color="auto" w:fill="DEEAF1"/>
+          </w:tcPr>
+          <w:p>
+            <w:r>
+              <w:t>Nombre</w:t>
+            </w:r>
+          </w:p>
+        </w:tc>
+        <w:tc>
+          <w:tcPr>
+            <w:tcW w:type="dxa" w:w="4394"/>
+            <w:shd w:val="clear" w:color="auto" w:fill="DEEAF1"/>
+          </w:tcPr>
+          <w:p>
+            <w:r>
+              <w:t>Nombre de la aplicación que aparece en el Launcher</w:t>
+            </w:r>
+          </w:p>
+        </w:tc>
+      </w:tr>
+      <w:tr>
+        <w:tc>
+          <w:tcPr>
+            <w:tcW w:type="dxa" w:w="4394"/>
+            <w:shd w:val="clear" w:color="auto" w:fill="FFFFFF"/>
+          </w:tcPr>
+          <w:p>
+            <w:r>
+              <w:t>Descripción</w:t>
+            </w:r>
+          </w:p>
+        </w:tc>
+        <w:tc>
+          <w:tcPr>
+            <w:tcW w:type="dxa" w:w="4394"/>
+            <w:shd w:val="clear" w:color="auto" w:fill="FFFFFF"/>
+          </w:tcPr>
+          <w:p>
+            <w:r>
+              <w:t>Texto descriptivo del propósito de la aplicación</w:t>
+            </w:r>
+          </w:p>
+        </w:tc>
+      </w:tr>
+      <w:tr>
+        <w:tc>
+          <w:tcPr>
+            <w:tcW w:type="dxa" w:w="4394"/>
+            <w:shd w:val="clear" w:color="auto" w:fill="DEEAF1"/>
+          </w:tcPr>
+          <w:p>
+            <w:r>
+              <w:t>Color</w:t>
+            </w:r>
+          </w:p>
+        </w:tc>
+        <w:tc>
+          <w:tcPr>
+            <w:tcW w:type="dxa" w:w="4394"/>
+            <w:shd w:val="clear" w:color="auto" w:fill="DEEAF1"/>
+          </w:tcPr>
+          <w:p>
+            <w:r>
+              <w:t>Color identificativo para la aplicación en la lista</w:t>
+            </w:r>
+          </w:p>
+        </w:tc>
+      </w:tr>
+      <w:tr>
+        <w:tc>
+          <w:tcPr>
+            <w:tcW w:type="dxa" w:w="4394"/>
+            <w:shd w:val="clear" w:color="auto" w:fill="FFFFFF"/>
+          </w:tcPr>
+          <w:p>
+            <w:r>
+              <w:t>Auto-transferencia</w:t>
+            </w:r>
+          </w:p>
+        </w:tc>
+        <w:tc>
+          <w:tcPr>
+            <w:tcW w:type="dxa" w:w="4394"/>
+            <w:shd w:val="clear" w:color="auto" w:fill="FFFFFF"/>
+          </w:tcPr>
+          <w:p>
+            <w:r>
+              <w:t>Si está activo, transfiere automáticamente al completar el pipeline</w:t>
+            </w:r>
+          </w:p>
+        </w:tc>
+      </w:tr>
+      <w:tr>
+        <w:tc>
+          <w:tcPr>
+            <w:tcW w:type="dxa" w:w="4394"/>
+            <w:shd w:val="clear" w:color="auto" w:fill="DEEAF1"/>
+          </w:tcPr>
+          <w:p>
+            <w:r>
+              <w:t>Detección de blancos</w:t>
+            </w:r>
+          </w:p>
+        </w:tc>
+        <w:tc>
+          <w:tcPr>
+            <w:tcW w:type="dxa" w:w="4394"/>
+            <w:shd w:val="clear" w:color="auto" w:fill="DEEAF1"/>
+          </w:tcPr>
+          <w:p>
+            <w:r>
+              <w:t>Detecta y excluye automáticamente las páginas en blanco</w:t>
+            </w:r>
+          </w:p>
+        </w:tc>
+      </w:tr>
+      <w:tr>
+        <w:tc>
+          <w:tcPr>
+            <w:tcW w:type="dxa" w:w="4394"/>
+            <w:shd w:val="clear" w:color="auto" w:fill="FFFFFF"/>
+          </w:tcPr>
+          <w:p>
+            <w:r>
+              <w:t>Umbral de blancos</w:t>
+            </w:r>
+          </w:p>
+        </w:tc>
+        <w:tc>
+          <w:tcPr>
+            <w:tcW w:type="dxa" w:w="4394"/>
+            <w:shd w:val="clear" w:color="auto" w:fill="FFFFFF"/>
+          </w:tcPr>
+          <w:p>
+            <w:r>
+              <w:t>Porcentaje de píxeles blancos para considerar página en blanco</w:t>
+            </w:r>
+          </w:p>
+        </w:tc>
+      </w:tr>
+      <w:tr>
+        <w:tc>
+          <w:tcPr>
+            <w:tcW w:type="dxa" w:w="4394"/>
+            <w:shd w:val="clear" w:color="auto" w:fill="DEEAF1"/>
+          </w:tcPr>
+          <w:p>
+            <w:r>
+              <w:t>Barcode manual</w:t>
+            </w:r>
+          </w:p>
+        </w:tc>
+        <w:tc>
+          <w:tcPr>
+            <w:tcW w:type="dxa" w:w="4394"/>
+            <w:shd w:val="clear" w:color="auto" w:fill="DEEAF1"/>
+          </w:tcPr>
+          <w:p>
+            <w:r>
+              <w:t>Permite definir expresiones regulares o valores fijos para barcodes manuales</w:t>
+            </w:r>
+          </w:p>
+        </w:tc>
+      </w:tr>
+    </w:tbl>
+    <w:p>
+      <w:pPr>
+        <w:pStyle w:val="Caption"/>
+      </w:pPr>
+      <w:r>
+        <w:t>Tabla 3. Opciones de la pestaña General.</w:t>
       </w:r>
     </w:p>
     <w:p>
@@ -1532,7 +1813,7 @@
         <w:drawing>
           <wp:inline xmlns:a="http://schemas.openxmlformats.org/drawingml/2006/main" xmlns:pic="http://schemas.openxmlformats.org/drawingml/2006/picture">
             <wp:extent cx="5040000" cy="2205000"/>
-            <wp:docPr id="9" name="Picture 9"/>
+            <wp:docPr id="10" name="Picture 10"/>
             <wp:cNvGraphicFramePr>
               <a:graphicFrameLocks noChangeAspect="1"/>
             </wp:cNvGraphicFramePr>
@@ -1568,7 +1849,7 @@
         <w:pStyle w:val="Caption"/>
       </w:pPr>
       <w:r>
-        <w:t>Figura 8. Configurador de aplicación — vista general.</w:t>
+        <w:t>Figura 9. Pestaña General del configurador.</w:t>
       </w:r>
     </w:p>
     <w:p>
@@ -1576,238 +1857,12 @@
         <w:pStyle w:val="Heading2"/>
       </w:pPr>
       <w:r>
-        <w:t>4.1 Pestaña General</w:t>
+        <w:t>4.2 Pestaña Imagen</w:t>
       </w:r>
     </w:p>
     <w:p>
       <w:r>
-        <w:t>Configuración básica de la aplicación: nombre, descripción, color identificativo, opciones de auto-transferencia, detección de páginas en blanco y barcode manual.</w:t>
-      </w:r>
-    </w:p>
-    <w:tbl>
-      <w:tblPr>
-        <w:tblStyle w:val="TableGrid"/>
-        <w:tblW w:type="auto" w:w="0"/>
-        <w:jc w:val="center"/>
-        <w:tblLook w:firstColumn="1" w:firstRow="1" w:lastColumn="0" w:lastRow="0" w:noHBand="0" w:noVBand="1" w:val="04A0"/>
-      </w:tblPr>
-      <w:tblGrid>
-        <w:gridCol w:w="4394"/>
-        <w:gridCol w:w="4394"/>
-      </w:tblGrid>
-      <w:tr>
-        <w:tc>
-          <w:tcPr>
-            <w:tcW w:type="dxa" w:w="4394"/>
-            <w:shd w:val="clear" w:color="auto" w:fill="1F397D"/>
-          </w:tcPr>
-          <w:p>
-            <w:pPr>
-              <w:jc w:val="center"/>
-            </w:pPr>
-            <w:r>
-              <w:rPr>
-                <w:b/>
-                <w:color w:val="FFFFFF"/>
-              </w:rPr>
-              <w:t>Opción</w:t>
-            </w:r>
-          </w:p>
-        </w:tc>
-        <w:tc>
-          <w:tcPr>
-            <w:tcW w:type="dxa" w:w="4394"/>
-            <w:shd w:val="clear" w:color="auto" w:fill="1F397D"/>
-          </w:tcPr>
-          <w:p>
-            <w:pPr>
-              <w:jc w:val="center"/>
-            </w:pPr>
-            <w:r>
-              <w:rPr>
-                <w:b/>
-                <w:color w:val="FFFFFF"/>
-              </w:rPr>
-              <w:t>Descripción</w:t>
-            </w:r>
-          </w:p>
-        </w:tc>
-      </w:tr>
-      <w:tr>
-        <w:tc>
-          <w:tcPr>
-            <w:tcW w:type="dxa" w:w="4394"/>
-            <w:shd w:val="clear" w:color="auto" w:fill="DEEAF1"/>
-          </w:tcPr>
-          <w:p>
-            <w:r>
-              <w:t>Nombre</w:t>
-            </w:r>
-          </w:p>
-        </w:tc>
-        <w:tc>
-          <w:tcPr>
-            <w:tcW w:type="dxa" w:w="4394"/>
-            <w:shd w:val="clear" w:color="auto" w:fill="DEEAF1"/>
-          </w:tcPr>
-          <w:p>
-            <w:r>
-              <w:t>Nombre de la aplicación que aparece en el Launcher</w:t>
-            </w:r>
-          </w:p>
-        </w:tc>
-      </w:tr>
-      <w:tr>
-        <w:tc>
-          <w:tcPr>
-            <w:tcW w:type="dxa" w:w="4394"/>
-            <w:shd w:val="clear" w:color="auto" w:fill="FFFFFF"/>
-          </w:tcPr>
-          <w:p>
-            <w:r>
-              <w:t>Descripción</w:t>
-            </w:r>
-          </w:p>
-        </w:tc>
-        <w:tc>
-          <w:tcPr>
-            <w:tcW w:type="dxa" w:w="4394"/>
-            <w:shd w:val="clear" w:color="auto" w:fill="FFFFFF"/>
-          </w:tcPr>
-          <w:p>
-            <w:r>
-              <w:t>Texto descriptivo del propósito de la aplicación</w:t>
-            </w:r>
-          </w:p>
-        </w:tc>
-      </w:tr>
-      <w:tr>
-        <w:tc>
-          <w:tcPr>
-            <w:tcW w:type="dxa" w:w="4394"/>
-            <w:shd w:val="clear" w:color="auto" w:fill="DEEAF1"/>
-          </w:tcPr>
-          <w:p>
-            <w:r>
-              <w:t>Color</w:t>
-            </w:r>
-          </w:p>
-        </w:tc>
-        <w:tc>
-          <w:tcPr>
-            <w:tcW w:type="dxa" w:w="4394"/>
-            <w:shd w:val="clear" w:color="auto" w:fill="DEEAF1"/>
-          </w:tcPr>
-          <w:p>
-            <w:r>
-              <w:t>Color identificativo para la aplicación en la lista</w:t>
-            </w:r>
-          </w:p>
-        </w:tc>
-      </w:tr>
-      <w:tr>
-        <w:tc>
-          <w:tcPr>
-            <w:tcW w:type="dxa" w:w="4394"/>
-            <w:shd w:val="clear" w:color="auto" w:fill="FFFFFF"/>
-          </w:tcPr>
-          <w:p>
-            <w:r>
-              <w:t>Auto-transferencia</w:t>
-            </w:r>
-          </w:p>
-        </w:tc>
-        <w:tc>
-          <w:tcPr>
-            <w:tcW w:type="dxa" w:w="4394"/>
-            <w:shd w:val="clear" w:color="auto" w:fill="FFFFFF"/>
-          </w:tcPr>
-          <w:p>
-            <w:r>
-              <w:t>Si está activo, transfiere automáticamente al completar el pipeline</w:t>
-            </w:r>
-          </w:p>
-        </w:tc>
-      </w:tr>
-      <w:tr>
-        <w:tc>
-          <w:tcPr>
-            <w:tcW w:type="dxa" w:w="4394"/>
-            <w:shd w:val="clear" w:color="auto" w:fill="DEEAF1"/>
-          </w:tcPr>
-          <w:p>
-            <w:r>
-              <w:t>Detección de blancos</w:t>
-            </w:r>
-          </w:p>
-        </w:tc>
-        <w:tc>
-          <w:tcPr>
-            <w:tcW w:type="dxa" w:w="4394"/>
-            <w:shd w:val="clear" w:color="auto" w:fill="DEEAF1"/>
-          </w:tcPr>
-          <w:p>
-            <w:r>
-              <w:t>Detecta y excluye automáticamente las páginas en blanco</w:t>
-            </w:r>
-          </w:p>
-        </w:tc>
-      </w:tr>
-      <w:tr>
-        <w:tc>
-          <w:tcPr>
-            <w:tcW w:type="dxa" w:w="4394"/>
-            <w:shd w:val="clear" w:color="auto" w:fill="FFFFFF"/>
-          </w:tcPr>
-          <w:p>
-            <w:r>
-              <w:t>Umbral de blancos</w:t>
-            </w:r>
-          </w:p>
-        </w:tc>
-        <w:tc>
-          <w:tcPr>
-            <w:tcW w:type="dxa" w:w="4394"/>
-            <w:shd w:val="clear" w:color="auto" w:fill="FFFFFF"/>
-          </w:tcPr>
-          <w:p>
-            <w:r>
-              <w:t>Porcentaje de píxeles blancos para considerar página en blanco</w:t>
-            </w:r>
-          </w:p>
-        </w:tc>
-      </w:tr>
-      <w:tr>
-        <w:tc>
-          <w:tcPr>
-            <w:tcW w:type="dxa" w:w="4394"/>
-            <w:shd w:val="clear" w:color="auto" w:fill="DEEAF1"/>
-          </w:tcPr>
-          <w:p>
-            <w:r>
-              <w:t>Barcode manual</w:t>
-            </w:r>
-          </w:p>
-        </w:tc>
-        <w:tc>
-          <w:tcPr>
-            <w:tcW w:type="dxa" w:w="4394"/>
-            <w:shd w:val="clear" w:color="auto" w:fill="DEEAF1"/>
-          </w:tcPr>
-          <w:p>
-            <w:r>
-              <w:t>Permite definir expresiones regulares o valores fijos para barcodes manuales</w:t>
-            </w:r>
-          </w:p>
-        </w:tc>
-      </w:tr>
-    </w:tbl>
-    <w:p>
-      <w:pPr>
-        <w:pStyle w:val="Caption"/>
-      </w:pPr>
-      <w:r>
-        <w:t>Tabla 3. Opciones de la pestaña General.</w:t>
+        <w:t>Define el formato de captura de las imágenes escaneadas: formato de fichero, modo de color (color, escala de grises, blanco y negro) y opciones de compresión.</w:t>
       </w:r>
     </w:p>
     <w:p>
@@ -1817,8 +1872,8 @@
       <w:r>
         <w:drawing>
           <wp:inline xmlns:a="http://schemas.openxmlformats.org/drawingml/2006/main" xmlns:pic="http://schemas.openxmlformats.org/drawingml/2006/picture">
-            <wp:extent cx="5040000" cy="2205000"/>
-            <wp:docPr id="10" name="Picture 10"/>
+            <wp:extent cx="5040000" cy="3872453"/>
+            <wp:docPr id="11" name="Picture 11"/>
             <wp:cNvGraphicFramePr>
               <a:graphicFrameLocks noChangeAspect="1"/>
             </wp:cNvGraphicFramePr>
@@ -1826,7 +1881,7 @@
               <a:graphicData uri="http://schemas.openxmlformats.org/drawingml/2006/picture">
                 <pic:pic>
                   <pic:nvPicPr>
-                    <pic:cNvPr id="0" name="image.png"/>
+                    <pic:cNvPr id="0" name="configurator_image.png"/>
                     <pic:cNvPicPr/>
                   </pic:nvPicPr>
                   <pic:blipFill>
@@ -1838,7 +1893,7 @@
                   <pic:spPr>
                     <a:xfrm>
                       <a:off x="0" y="0"/>
-                      <a:ext cx="5040000" cy="2205000"/>
+                      <a:ext cx="5040000" cy="3872453"/>
                     </a:xfrm>
                     <a:prstGeom prst="rect"/>
                   </pic:spPr>
@@ -1854,7 +1909,7 @@
         <w:pStyle w:val="Caption"/>
       </w:pPr>
       <w:r>
-        <w:t>Figura 9. Pestaña General del configurador.</w:t>
+        <w:t>Figura 10. Pestaña Imagen del configurador.</w:t>
       </w:r>
     </w:p>
     <w:p>
@@ -1862,12 +1917,229 @@
         <w:pStyle w:val="Heading2"/>
       </w:pPr>
       <w:r>
-        <w:t>4.2 Pestaña Imagen</w:t>
+        <w:t>4.3 Pestaña Campos de lote</w:t>
       </w:r>
     </w:p>
     <w:p>
       <w:r>
-        <w:t>Define el formato de captura de las imágenes escaneadas: formato de fichero, modo de color (color, escala de grises, blanco y negro) y opciones de compresión.</w:t>
+        <w:t>Permite definir campos dinámicos que el operador rellenará al crear o durante el procesamiento de un lote. Los tipos disponibles son: texto, fecha, lista desplegable y numérico.</w:t>
+      </w:r>
+    </w:p>
+    <w:tbl>
+      <w:tblPr>
+        <w:tblStyle w:val="TableGrid"/>
+        <w:tblW w:type="auto" w:w="0"/>
+        <w:jc w:val="center"/>
+        <w:tblLook w:firstColumn="1" w:firstRow="1" w:lastColumn="0" w:lastRow="0" w:noHBand="0" w:noVBand="1" w:val="04A0"/>
+      </w:tblPr>
+      <w:tblGrid>
+        <w:gridCol w:w="2929"/>
+        <w:gridCol w:w="2929"/>
+        <w:gridCol w:w="2929"/>
+      </w:tblGrid>
+      <w:tr>
+        <w:tc>
+          <w:tcPr>
+            <w:tcW w:type="dxa" w:w="2929"/>
+            <w:shd w:val="clear" w:color="auto" w:fill="1F397D"/>
+          </w:tcPr>
+          <w:p>
+            <w:pPr>
+              <w:jc w:val="center"/>
+            </w:pPr>
+            <w:r>
+              <w:rPr>
+                <w:b/>
+                <w:color w:val="FFFFFF"/>
+              </w:rPr>
+              <w:t>Tipo de campo</w:t>
+            </w:r>
+          </w:p>
+        </w:tc>
+        <w:tc>
+          <w:tcPr>
+            <w:tcW w:type="dxa" w:w="2929"/>
+            <w:shd w:val="clear" w:color="auto" w:fill="1F397D"/>
+          </w:tcPr>
+          <w:p>
+            <w:pPr>
+              <w:jc w:val="center"/>
+            </w:pPr>
+            <w:r>
+              <w:rPr>
+                <w:b/>
+                <w:color w:val="FFFFFF"/>
+              </w:rPr>
+              <w:t>Widget en el Workbench</w:t>
+            </w:r>
+          </w:p>
+        </w:tc>
+        <w:tc>
+          <w:tcPr>
+            <w:tcW w:type="dxa" w:w="2929"/>
+            <w:shd w:val="clear" w:color="auto" w:fill="1F397D"/>
+          </w:tcPr>
+          <w:p>
+            <w:pPr>
+              <w:jc w:val="center"/>
+            </w:pPr>
+            <w:r>
+              <w:rPr>
+                <w:b/>
+                <w:color w:val="FFFFFF"/>
+              </w:rPr>
+              <w:t>Configuración</w:t>
+            </w:r>
+          </w:p>
+        </w:tc>
+      </w:tr>
+      <w:tr>
+        <w:tc>
+          <w:tcPr>
+            <w:tcW w:type="dxa" w:w="2929"/>
+            <w:shd w:val="clear" w:color="auto" w:fill="DEEAF1"/>
+          </w:tcPr>
+          <w:p>
+            <w:r>
+              <w:t>Texto</w:t>
+            </w:r>
+          </w:p>
+        </w:tc>
+        <w:tc>
+          <w:tcPr>
+            <w:tcW w:type="dxa" w:w="2929"/>
+            <w:shd w:val="clear" w:color="auto" w:fill="DEEAF1"/>
+          </w:tcPr>
+          <w:p>
+            <w:r>
+              <w:t>Campo de texto libre</w:t>
+            </w:r>
+          </w:p>
+        </w:tc>
+        <w:tc>
+          <w:tcPr>
+            <w:tcW w:type="dxa" w:w="2929"/>
+            <w:shd w:val="clear" w:color="auto" w:fill="DEEAF1"/>
+          </w:tcPr>
+          <w:p>
+            <w:r>
+              <w:t>Sin configuración adicional</w:t>
+            </w:r>
+          </w:p>
+        </w:tc>
+      </w:tr>
+      <w:tr>
+        <w:tc>
+          <w:tcPr>
+            <w:tcW w:type="dxa" w:w="2929"/>
+            <w:shd w:val="clear" w:color="auto" w:fill="FFFFFF"/>
+          </w:tcPr>
+          <w:p>
+            <w:r>
+              <w:t>Fecha</w:t>
+            </w:r>
+          </w:p>
+        </w:tc>
+        <w:tc>
+          <w:tcPr>
+            <w:tcW w:type="dxa" w:w="2929"/>
+            <w:shd w:val="clear" w:color="auto" w:fill="FFFFFF"/>
+          </w:tcPr>
+          <w:p>
+            <w:r>
+              <w:t>Selector de fecha con calendario</w:t>
+            </w:r>
+          </w:p>
+        </w:tc>
+        <w:tc>
+          <w:tcPr>
+            <w:tcW w:type="dxa" w:w="2929"/>
+            <w:shd w:val="clear" w:color="auto" w:fill="FFFFFF"/>
+          </w:tcPr>
+          <w:p>
+            <w:r>
+              <w:t>Formato de fecha (dd/MM/yyyy, etc.)</w:t>
+            </w:r>
+          </w:p>
+        </w:tc>
+      </w:tr>
+      <w:tr>
+        <w:tc>
+          <w:tcPr>
+            <w:tcW w:type="dxa" w:w="2929"/>
+            <w:shd w:val="clear" w:color="auto" w:fill="DEEAF1"/>
+          </w:tcPr>
+          <w:p>
+            <w:r>
+              <w:t>Lista</w:t>
+            </w:r>
+          </w:p>
+        </w:tc>
+        <w:tc>
+          <w:tcPr>
+            <w:tcW w:type="dxa" w:w="2929"/>
+            <w:shd w:val="clear" w:color="auto" w:fill="DEEAF1"/>
+          </w:tcPr>
+          <w:p>
+            <w:r>
+              <w:t>Desplegable con opciones predefinidas</w:t>
+            </w:r>
+          </w:p>
+        </w:tc>
+        <w:tc>
+          <w:tcPr>
+            <w:tcW w:type="dxa" w:w="2929"/>
+            <w:shd w:val="clear" w:color="auto" w:fill="DEEAF1"/>
+          </w:tcPr>
+          <w:p>
+            <w:r>
+              <w:t>Valores separados por coma</w:t>
+            </w:r>
+          </w:p>
+        </w:tc>
+      </w:tr>
+      <w:tr>
+        <w:tc>
+          <w:tcPr>
+            <w:tcW w:type="dxa" w:w="2929"/>
+            <w:shd w:val="clear" w:color="auto" w:fill="FFFFFF"/>
+          </w:tcPr>
+          <w:p>
+            <w:r>
+              <w:t>Numérico</w:t>
+            </w:r>
+          </w:p>
+        </w:tc>
+        <w:tc>
+          <w:tcPr>
+            <w:tcW w:type="dxa" w:w="2929"/>
+            <w:shd w:val="clear" w:color="auto" w:fill="FFFFFF"/>
+          </w:tcPr>
+          <w:p>
+            <w:r>
+              <w:t>Spinner numérico</w:t>
+            </w:r>
+          </w:p>
+        </w:tc>
+        <w:tc>
+          <w:tcPr>
+            <w:tcW w:type="dxa" w:w="2929"/>
+            <w:shd w:val="clear" w:color="auto" w:fill="FFFFFF"/>
+          </w:tcPr>
+          <w:p>
+            <w:r>
+              <w:t>Mínimo, máximo y paso</w:t>
+            </w:r>
+          </w:p>
+        </w:tc>
+      </w:tr>
+    </w:tbl>
+    <w:p>
+      <w:pPr>
+        <w:pStyle w:val="Caption"/>
+      </w:pPr>
+      <w:r>
+        <w:t>Tabla 4. Tipos de campo de lote disponibles.</w:t>
       </w:r>
     </w:p>
     <w:p>
@@ -1878,7 +2150,7 @@
         <w:drawing>
           <wp:inline xmlns:a="http://schemas.openxmlformats.org/drawingml/2006/main" xmlns:pic="http://schemas.openxmlformats.org/drawingml/2006/picture">
             <wp:extent cx="5040000" cy="2205000"/>
-            <wp:docPr id="11" name="Picture 11"/>
+            <wp:docPr id="12" name="Picture 12"/>
             <wp:cNvGraphicFramePr>
               <a:graphicFrameLocks noChangeAspect="1"/>
             </wp:cNvGraphicFramePr>
@@ -1914,7 +2186,7 @@
         <w:pStyle w:val="Caption"/>
       </w:pPr>
       <w:r>
-        <w:t>Figura 10. Pestaña Imagen del configurador.</w:t>
+        <w:t>Figura 11. Pestaña Campos de lote con campos de ejemplo.</w:t>
       </w:r>
     </w:p>
     <w:p>
@@ -1922,12 +2194,12 @@
         <w:pStyle w:val="Heading2"/>
       </w:pPr>
       <w:r>
-        <w:t>4.3 Pestaña Campos de lote</w:t>
+        <w:t>4.4 Pestaña Pipeline</w:t>
       </w:r>
     </w:p>
     <w:p>
       <w:r>
-        <w:t>Permite definir campos dinámicos que el operador rellenará al crear o durante el procesamiento de un lote. Los tipos disponibles son: texto, fecha, lista desplegable y numérico.</w:t>
+        <w:t>El pipeline es el corazón de DocScan Studio. Cada página pasa por una secuencia configurable de pasos que se ejecutan en orden. Se pueden añadir, eliminar, reordenar y activar/desactivar pasos individualmente.</w:t>
       </w:r>
     </w:p>
     <w:tbl>
@@ -1957,7 +2229,7 @@
                 <w:b/>
                 <w:color w:val="FFFFFF"/>
               </w:rPr>
-              <w:t>Tipo de campo</w:t>
+              <w:t>Tipo de paso</w:t>
             </w:r>
           </w:p>
         </w:tc>
@@ -1975,7 +2247,7 @@
                 <w:b/>
                 <w:color w:val="FFFFFF"/>
               </w:rPr>
-              <w:t>Widget en el Workbench</w:t>
+              <w:t>Descripción</w:t>
             </w:r>
           </w:p>
         </w:tc>
@@ -1993,7 +2265,7 @@
                 <w:b/>
                 <w:color w:val="FFFFFF"/>
               </w:rPr>
-              <w:t>Configuración</w:t>
+              <w:t>Ejemplo de uso</w:t>
             </w:r>
           </w:p>
         </w:tc>
@@ -2006,7 +2278,7 @@
           </w:tcPr>
           <w:p>
             <w:r>
-              <w:t>Texto</w:t>
+              <w:t>Imagen (image_op)</w:t>
             </w:r>
           </w:p>
         </w:tc>
@@ -2017,7 +2289,7 @@
           </w:tcPr>
           <w:p>
             <w:r>
-              <w:t>Campo de texto libre</w:t>
+              <w:t>Operación de procesamiento de imagen</w:t>
             </w:r>
           </w:p>
         </w:tc>
@@ -2028,7 +2300,7 @@
           </w:tcPr>
           <w:p>
             <w:r>
-              <w:t>Sin configuración adicional</w:t>
+              <w:t>AutoDeskew, Crop, FxGrayscale</w:t>
             </w:r>
           </w:p>
         </w:tc>
@@ -2041,7 +2313,7 @@
           </w:tcPr>
           <w:p>
             <w:r>
-              <w:t>Fecha</w:t>
+              <w:t>Barcode</w:t>
             </w:r>
           </w:p>
         </w:tc>
@@ -2052,7 +2324,7 @@
           </w:tcPr>
           <w:p>
             <w:r>
-              <w:t>Selector de fecha con calendario</w:t>
+              <w:t>Lectura de códigos de barras</w:t>
             </w:r>
           </w:p>
         </w:tc>
@@ -2063,7 +2335,7 @@
           </w:tcPr>
           <w:p>
             <w:r>
-              <w:t>Formato de fecha (dd/MM/yyyy, etc.)</w:t>
+              <w:t>Detectar Code128 en zona superior</w:t>
             </w:r>
           </w:p>
         </w:tc>
@@ -2076,7 +2348,7 @@
           </w:tcPr>
           <w:p>
             <w:r>
-              <w:t>Lista</w:t>
+              <w:t>OCR</w:t>
             </w:r>
           </w:p>
         </w:tc>
@@ -2087,7 +2359,7 @@
           </w:tcPr>
           <w:p>
             <w:r>
-              <w:t>Desplegable con opciones predefinidas</w:t>
+              <w:t>Reconocimiento óptico de caracteres</w:t>
             </w:r>
           </w:p>
         </w:tc>
@@ -2098,7 +2370,7 @@
           </w:tcPr>
           <w:p>
             <w:r>
-              <w:t>Valores separados por coma</w:t>
+              <w:t>Extraer texto con RapidOCR</w:t>
             </w:r>
           </w:p>
         </w:tc>
@@ -2111,7 +2383,7 @@
           </w:tcPr>
           <w:p>
             <w:r>
-              <w:t>Numérico</w:t>
+              <w:t>Script</w:t>
             </w:r>
           </w:p>
         </w:tc>
@@ -2122,7 +2394,7 @@
           </w:tcPr>
           <w:p>
             <w:r>
-              <w:t>Spinner numérico</w:t>
+              <w:t>Lógica Python personalizada</w:t>
             </w:r>
           </w:p>
         </w:tc>
@@ -2133,7 +2405,7 @@
           </w:tcPr>
           <w:p>
             <w:r>
-              <w:t>Mínimo, máximo y paso</w:t>
+              <w:t>Separar documentos por barcode</w:t>
             </w:r>
           </w:p>
         </w:tc>
@@ -2144,7 +2416,957 @@
         <w:pStyle w:val="Caption"/>
       </w:pPr>
       <w:r>
-        <w:t>Tabla 4. Tipos de campo de lote disponibles.</w:t>
+        <w:t>Tabla 5. Tipos de paso del pipeline.</w:t>
+      </w:r>
+    </w:p>
+    <w:p>
+      <w:pPr>
+        <w:jc w:val="center"/>
+      </w:pPr>
+      <w:r>
+        <w:drawing>
+          <wp:inline xmlns:a="http://schemas.openxmlformats.org/drawingml/2006/main" xmlns:pic="http://schemas.openxmlformats.org/drawingml/2006/picture">
+            <wp:extent cx="5040000" cy="3654995"/>
+            <wp:docPr id="13" name="Picture 13"/>
+            <wp:cNvGraphicFramePr>
+              <a:graphicFrameLocks noChangeAspect="1"/>
+            </wp:cNvGraphicFramePr>
+            <a:graphic>
+              <a:graphicData uri="http://schemas.openxmlformats.org/drawingml/2006/picture">
+                <pic:pic>
+                  <pic:nvPicPr>
+                    <pic:cNvPr id="0" name="configurator_pipeline.png"/>
+                    <pic:cNvPicPr/>
+                  </pic:nvPicPr>
+                  <pic:blipFill>
+                    <a:blip r:embed="rId18"/>
+                    <a:stretch>
+                      <a:fillRect/>
+                    </a:stretch>
+                  </pic:blipFill>
+                  <pic:spPr>
+                    <a:xfrm>
+                      <a:off x="0" y="0"/>
+                      <a:ext cx="5040000" cy="3654995"/>
+                    </a:xfrm>
+                    <a:prstGeom prst="rect"/>
+                  </pic:spPr>
+                </pic:pic>
+              </a:graphicData>
+            </a:graphic>
+          </wp:inline>
+        </w:drawing>
+      </w:r>
+    </w:p>
+    <w:p>
+      <w:pPr>
+        <w:pStyle w:val="Caption"/>
+      </w:pPr>
+      <w:r>
+        <w:t>Figura 12. Editor de pipeline con pasos de ejemplo.</w:t>
+      </w:r>
+    </w:p>
+    <w:p>
+      <w:pPr>
+        <w:pStyle w:val="Heading3"/>
+      </w:pPr>
+      <w:r>
+        <w:t>4.4.1 Operaciones de imagen disponibles</w:t>
+      </w:r>
+    </w:p>
+    <w:tbl>
+      <w:tblPr>
+        <w:tblStyle w:val="TableGrid"/>
+        <w:tblW w:type="auto" w:w="0"/>
+        <w:jc w:val="center"/>
+        <w:tblLook w:firstColumn="1" w:firstRow="1" w:lastColumn="0" w:lastRow="0" w:noHBand="0" w:noVBand="1" w:val="04A0"/>
+      </w:tblPr>
+      <w:tblGrid>
+        <w:gridCol w:w="2929"/>
+        <w:gridCol w:w="2929"/>
+        <w:gridCol w:w="2929"/>
+      </w:tblGrid>
+      <w:tr>
+        <w:tc>
+          <w:tcPr>
+            <w:tcW w:type="dxa" w:w="2929"/>
+            <w:shd w:val="clear" w:color="auto" w:fill="1F397D"/>
+          </w:tcPr>
+          <w:p>
+            <w:pPr>
+              <w:jc w:val="center"/>
+            </w:pPr>
+            <w:r>
+              <w:rPr>
+                <w:b/>
+                <w:color w:val="FFFFFF"/>
+              </w:rPr>
+              <w:t>Operación</w:t>
+            </w:r>
+          </w:p>
+        </w:tc>
+        <w:tc>
+          <w:tcPr>
+            <w:tcW w:type="dxa" w:w="2929"/>
+            <w:shd w:val="clear" w:color="auto" w:fill="1F397D"/>
+          </w:tcPr>
+          <w:p>
+            <w:pPr>
+              <w:jc w:val="center"/>
+            </w:pPr>
+            <w:r>
+              <w:rPr>
+                <w:b/>
+                <w:color w:val="FFFFFF"/>
+              </w:rPr>
+              <w:t>Descripción</w:t>
+            </w:r>
+          </w:p>
+        </w:tc>
+        <w:tc>
+          <w:tcPr>
+            <w:tcW w:type="dxa" w:w="2929"/>
+            <w:shd w:val="clear" w:color="auto" w:fill="1F397D"/>
+          </w:tcPr>
+          <w:p>
+            <w:pPr>
+              <w:jc w:val="center"/>
+            </w:pPr>
+            <w:r>
+              <w:rPr>
+                <w:b/>
+                <w:color w:val="FFFFFF"/>
+              </w:rPr>
+              <w:t>Parámetros principales</w:t>
+            </w:r>
+          </w:p>
+        </w:tc>
+      </w:tr>
+      <w:tr>
+        <w:tc>
+          <w:tcPr>
+            <w:tcW w:type="dxa" w:w="2929"/>
+            <w:shd w:val="clear" w:color="auto" w:fill="DEEAF1"/>
+          </w:tcPr>
+          <w:p>
+            <w:r>
+              <w:t>AutoDeskew</w:t>
+            </w:r>
+          </w:p>
+        </w:tc>
+        <w:tc>
+          <w:tcPr>
+            <w:tcW w:type="dxa" w:w="2929"/>
+            <w:shd w:val="clear" w:color="auto" w:fill="DEEAF1"/>
+          </w:tcPr>
+          <w:p>
+            <w:r>
+              <w:t>Corrección automática de inclinación</w:t>
+            </w:r>
+          </w:p>
+        </w:tc>
+        <w:tc>
+          <w:tcPr>
+            <w:tcW w:type="dxa" w:w="2929"/>
+            <w:shd w:val="clear" w:color="auto" w:fill="DEEAF1"/>
+          </w:tcPr>
+          <w:p>
+            <w:r>
+              <w:t>—</w:t>
+            </w:r>
+          </w:p>
+        </w:tc>
+      </w:tr>
+      <w:tr>
+        <w:tc>
+          <w:tcPr>
+            <w:tcW w:type="dxa" w:w="2929"/>
+            <w:shd w:val="clear" w:color="auto" w:fill="FFFFFF"/>
+          </w:tcPr>
+          <w:p>
+            <w:r>
+              <w:t>ConvertTo1Bpp</w:t>
+            </w:r>
+          </w:p>
+        </w:tc>
+        <w:tc>
+          <w:tcPr>
+            <w:tcW w:type="dxa" w:w="2929"/>
+            <w:shd w:val="clear" w:color="auto" w:fill="FFFFFF"/>
+          </w:tcPr>
+          <w:p>
+            <w:r>
+              <w:t>Conversión a blanco y negro (1 bit)</w:t>
+            </w:r>
+          </w:p>
+        </w:tc>
+        <w:tc>
+          <w:tcPr>
+            <w:tcW w:type="dxa" w:w="2929"/>
+            <w:shd w:val="clear" w:color="auto" w:fill="FFFFFF"/>
+          </w:tcPr>
+          <w:p>
+            <w:r>
+              <w:t>threshold</w:t>
+            </w:r>
+          </w:p>
+        </w:tc>
+      </w:tr>
+      <w:tr>
+        <w:tc>
+          <w:tcPr>
+            <w:tcW w:type="dxa" w:w="2929"/>
+            <w:shd w:val="clear" w:color="auto" w:fill="DEEAF1"/>
+          </w:tcPr>
+          <w:p>
+            <w:r>
+              <w:t>Crop</w:t>
+            </w:r>
+          </w:p>
+        </w:tc>
+        <w:tc>
+          <w:tcPr>
+            <w:tcW w:type="dxa" w:w="2929"/>
+            <w:shd w:val="clear" w:color="auto" w:fill="DEEAF1"/>
+          </w:tcPr>
+          <w:p>
+            <w:r>
+              <w:t>Recorte rectangular</w:t>
+            </w:r>
+          </w:p>
+        </w:tc>
+        <w:tc>
+          <w:tcPr>
+            <w:tcW w:type="dxa" w:w="2929"/>
+            <w:shd w:val="clear" w:color="auto" w:fill="DEEAF1"/>
+          </w:tcPr>
+          <w:p>
+            <w:r>
+              <w:t>x, y, w, h</w:t>
+            </w:r>
+          </w:p>
+        </w:tc>
+      </w:tr>
+      <w:tr>
+        <w:tc>
+          <w:tcPr>
+            <w:tcW w:type="dxa" w:w="2929"/>
+            <w:shd w:val="clear" w:color="auto" w:fill="FFFFFF"/>
+          </w:tcPr>
+          <w:p>
+            <w:r>
+              <w:t>CropWhiteBorders</w:t>
+            </w:r>
+          </w:p>
+        </w:tc>
+        <w:tc>
+          <w:tcPr>
+            <w:tcW w:type="dxa" w:w="2929"/>
+            <w:shd w:val="clear" w:color="auto" w:fill="FFFFFF"/>
+          </w:tcPr>
+          <w:p>
+            <w:r>
+              <w:t>Recorte automático de márgenes blancos</w:t>
+            </w:r>
+          </w:p>
+        </w:tc>
+        <w:tc>
+          <w:tcPr>
+            <w:tcW w:type="dxa" w:w="2929"/>
+            <w:shd w:val="clear" w:color="auto" w:fill="FFFFFF"/>
+          </w:tcPr>
+          <w:p>
+            <w:r>
+              <w:t>tolerance</w:t>
+            </w:r>
+          </w:p>
+        </w:tc>
+      </w:tr>
+      <w:tr>
+        <w:tc>
+          <w:tcPr>
+            <w:tcW w:type="dxa" w:w="2929"/>
+            <w:shd w:val="clear" w:color="auto" w:fill="DEEAF1"/>
+          </w:tcPr>
+          <w:p>
+            <w:r>
+              <w:t>CropBlackBorders</w:t>
+            </w:r>
+          </w:p>
+        </w:tc>
+        <w:tc>
+          <w:tcPr>
+            <w:tcW w:type="dxa" w:w="2929"/>
+            <w:shd w:val="clear" w:color="auto" w:fill="DEEAF1"/>
+          </w:tcPr>
+          <w:p>
+            <w:r>
+              <w:t>Recorte automático de márgenes negros</w:t>
+            </w:r>
+          </w:p>
+        </w:tc>
+        <w:tc>
+          <w:tcPr>
+            <w:tcW w:type="dxa" w:w="2929"/>
+            <w:shd w:val="clear" w:color="auto" w:fill="DEEAF1"/>
+          </w:tcPr>
+          <w:p>
+            <w:r>
+              <w:t>tolerance</w:t>
+            </w:r>
+          </w:p>
+        </w:tc>
+      </w:tr>
+      <w:tr>
+        <w:tc>
+          <w:tcPr>
+            <w:tcW w:type="dxa" w:w="2929"/>
+            <w:shd w:val="clear" w:color="auto" w:fill="FFFFFF"/>
+          </w:tcPr>
+          <w:p>
+            <w:r>
+              <w:t>Resize</w:t>
+            </w:r>
+          </w:p>
+        </w:tc>
+        <w:tc>
+          <w:tcPr>
+            <w:tcW w:type="dxa" w:w="2929"/>
+            <w:shd w:val="clear" w:color="auto" w:fill="FFFFFF"/>
+          </w:tcPr>
+          <w:p>
+            <w:r>
+              <w:t>Redimensionar</w:t>
+            </w:r>
+          </w:p>
+        </w:tc>
+        <w:tc>
+          <w:tcPr>
+            <w:tcW w:type="dxa" w:w="2929"/>
+            <w:shd w:val="clear" w:color="auto" w:fill="FFFFFF"/>
+          </w:tcPr>
+          <w:p>
+            <w:r>
+              <w:t>width, height</w:t>
+            </w:r>
+          </w:p>
+        </w:tc>
+      </w:tr>
+      <w:tr>
+        <w:tc>
+          <w:tcPr>
+            <w:tcW w:type="dxa" w:w="2929"/>
+            <w:shd w:val="clear" w:color="auto" w:fill="DEEAF1"/>
+          </w:tcPr>
+          <w:p>
+            <w:r>
+              <w:t>Rotate</w:t>
+            </w:r>
+          </w:p>
+        </w:tc>
+        <w:tc>
+          <w:tcPr>
+            <w:tcW w:type="dxa" w:w="2929"/>
+            <w:shd w:val="clear" w:color="auto" w:fill="DEEAF1"/>
+          </w:tcPr>
+          <w:p>
+            <w:r>
+              <w:t>Rotar 90°, 180°, 270°</w:t>
+            </w:r>
+          </w:p>
+        </w:tc>
+        <w:tc>
+          <w:tcPr>
+            <w:tcW w:type="dxa" w:w="2929"/>
+            <w:shd w:val="clear" w:color="auto" w:fill="DEEAF1"/>
+          </w:tcPr>
+          <w:p>
+            <w:r>
+              <w:t>angle</w:t>
+            </w:r>
+          </w:p>
+        </w:tc>
+      </w:tr>
+      <w:tr>
+        <w:tc>
+          <w:tcPr>
+            <w:tcW w:type="dxa" w:w="2929"/>
+            <w:shd w:val="clear" w:color="auto" w:fill="FFFFFF"/>
+          </w:tcPr>
+          <w:p>
+            <w:r>
+              <w:t>RotateAngle</w:t>
+            </w:r>
+          </w:p>
+        </w:tc>
+        <w:tc>
+          <w:tcPr>
+            <w:tcW w:type="dxa" w:w="2929"/>
+            <w:shd w:val="clear" w:color="auto" w:fill="FFFFFF"/>
+          </w:tcPr>
+          <w:p>
+            <w:r>
+              <w:t>Rotación libre por ángulo</w:t>
+            </w:r>
+          </w:p>
+        </w:tc>
+        <w:tc>
+          <w:tcPr>
+            <w:tcW w:type="dxa" w:w="2929"/>
+            <w:shd w:val="clear" w:color="auto" w:fill="FFFFFF"/>
+          </w:tcPr>
+          <w:p>
+            <w:r>
+              <w:t>angle</w:t>
+            </w:r>
+          </w:p>
+        </w:tc>
+      </w:tr>
+      <w:tr>
+        <w:tc>
+          <w:tcPr>
+            <w:tcW w:type="dxa" w:w="2929"/>
+            <w:shd w:val="clear" w:color="auto" w:fill="DEEAF1"/>
+          </w:tcPr>
+          <w:p>
+            <w:r>
+              <w:t>SetBrightness</w:t>
+            </w:r>
+          </w:p>
+        </w:tc>
+        <w:tc>
+          <w:tcPr>
+            <w:tcW w:type="dxa" w:w="2929"/>
+            <w:shd w:val="clear" w:color="auto" w:fill="DEEAF1"/>
+          </w:tcPr>
+          <w:p>
+            <w:r>
+              <w:t>Ajustar brillo</w:t>
+            </w:r>
+          </w:p>
+        </w:tc>
+        <w:tc>
+          <w:tcPr>
+            <w:tcW w:type="dxa" w:w="2929"/>
+            <w:shd w:val="clear" w:color="auto" w:fill="DEEAF1"/>
+          </w:tcPr>
+          <w:p>
+            <w:r>
+              <w:t>value (-100 a +100)</w:t>
+            </w:r>
+          </w:p>
+        </w:tc>
+      </w:tr>
+      <w:tr>
+        <w:tc>
+          <w:tcPr>
+            <w:tcW w:type="dxa" w:w="2929"/>
+            <w:shd w:val="clear" w:color="auto" w:fill="FFFFFF"/>
+          </w:tcPr>
+          <w:p>
+            <w:r>
+              <w:t>SetContrast</w:t>
+            </w:r>
+          </w:p>
+        </w:tc>
+        <w:tc>
+          <w:tcPr>
+            <w:tcW w:type="dxa" w:w="2929"/>
+            <w:shd w:val="clear" w:color="auto" w:fill="FFFFFF"/>
+          </w:tcPr>
+          <w:p>
+            <w:r>
+              <w:t>Ajustar contraste</w:t>
+            </w:r>
+          </w:p>
+        </w:tc>
+        <w:tc>
+          <w:tcPr>
+            <w:tcW w:type="dxa" w:w="2929"/>
+            <w:shd w:val="clear" w:color="auto" w:fill="FFFFFF"/>
+          </w:tcPr>
+          <w:p>
+            <w:r>
+              <w:t>value (-100 a +100)</w:t>
+            </w:r>
+          </w:p>
+        </w:tc>
+      </w:tr>
+      <w:tr>
+        <w:tc>
+          <w:tcPr>
+            <w:tcW w:type="dxa" w:w="2929"/>
+            <w:shd w:val="clear" w:color="auto" w:fill="DEEAF1"/>
+          </w:tcPr>
+          <w:p>
+            <w:r>
+              <w:t>RemoveLines</w:t>
+            </w:r>
+          </w:p>
+        </w:tc>
+        <w:tc>
+          <w:tcPr>
+            <w:tcW w:type="dxa" w:w="2929"/>
+            <w:shd w:val="clear" w:color="auto" w:fill="DEEAF1"/>
+          </w:tcPr>
+          <w:p>
+            <w:r>
+              <w:t>Eliminar líneas horizontales/verticales</w:t>
+            </w:r>
+          </w:p>
+        </w:tc>
+        <w:tc>
+          <w:tcPr>
+            <w:tcW w:type="dxa" w:w="2929"/>
+            <w:shd w:val="clear" w:color="auto" w:fill="DEEAF1"/>
+          </w:tcPr>
+          <w:p>
+            <w:r>
+              <w:t>direction</w:t>
+            </w:r>
+          </w:p>
+        </w:tc>
+      </w:tr>
+      <w:tr>
+        <w:tc>
+          <w:tcPr>
+            <w:tcW w:type="dxa" w:w="2929"/>
+            <w:shd w:val="clear" w:color="auto" w:fill="FFFFFF"/>
+          </w:tcPr>
+          <w:p>
+            <w:r>
+              <w:t>FxDespeckle</w:t>
+            </w:r>
+          </w:p>
+        </w:tc>
+        <w:tc>
+          <w:tcPr>
+            <w:tcW w:type="dxa" w:w="2929"/>
+            <w:shd w:val="clear" w:color="auto" w:fill="FFFFFF"/>
+          </w:tcPr>
+          <w:p>
+            <w:r>
+              <w:t>Eliminar ruido (speckle)</w:t>
+            </w:r>
+          </w:p>
+        </w:tc>
+        <w:tc>
+          <w:tcPr>
+            <w:tcW w:type="dxa" w:w="2929"/>
+            <w:shd w:val="clear" w:color="auto" w:fill="FFFFFF"/>
+          </w:tcPr>
+          <w:p>
+            <w:r>
+              <w:t>—</w:t>
+            </w:r>
+          </w:p>
+        </w:tc>
+      </w:tr>
+      <w:tr>
+        <w:tc>
+          <w:tcPr>
+            <w:tcW w:type="dxa" w:w="2929"/>
+            <w:shd w:val="clear" w:color="auto" w:fill="DEEAF1"/>
+          </w:tcPr>
+          <w:p>
+            <w:r>
+              <w:t>FxGrayscale</w:t>
+            </w:r>
+          </w:p>
+        </w:tc>
+        <w:tc>
+          <w:tcPr>
+            <w:tcW w:type="dxa" w:w="2929"/>
+            <w:shd w:val="clear" w:color="auto" w:fill="DEEAF1"/>
+          </w:tcPr>
+          <w:p>
+            <w:r>
+              <w:t>Convertir a escala de grises</w:t>
+            </w:r>
+          </w:p>
+        </w:tc>
+        <w:tc>
+          <w:tcPr>
+            <w:tcW w:type="dxa" w:w="2929"/>
+            <w:shd w:val="clear" w:color="auto" w:fill="DEEAF1"/>
+          </w:tcPr>
+          <w:p>
+            <w:r>
+              <w:t>—</w:t>
+            </w:r>
+          </w:p>
+        </w:tc>
+      </w:tr>
+      <w:tr>
+        <w:tc>
+          <w:tcPr>
+            <w:tcW w:type="dxa" w:w="2929"/>
+            <w:shd w:val="clear" w:color="auto" w:fill="FFFFFF"/>
+          </w:tcPr>
+          <w:p>
+            <w:r>
+              <w:t>FxNegative</w:t>
+            </w:r>
+          </w:p>
+        </w:tc>
+        <w:tc>
+          <w:tcPr>
+            <w:tcW w:type="dxa" w:w="2929"/>
+            <w:shd w:val="clear" w:color="auto" w:fill="FFFFFF"/>
+          </w:tcPr>
+          <w:p>
+            <w:r>
+              <w:t>Invertir colores</w:t>
+            </w:r>
+          </w:p>
+        </w:tc>
+        <w:tc>
+          <w:tcPr>
+            <w:tcW w:type="dxa" w:w="2929"/>
+            <w:shd w:val="clear" w:color="auto" w:fill="FFFFFF"/>
+          </w:tcPr>
+          <w:p>
+            <w:r>
+              <w:t>—</w:t>
+            </w:r>
+          </w:p>
+        </w:tc>
+      </w:tr>
+      <w:tr>
+        <w:tc>
+          <w:tcPr>
+            <w:tcW w:type="dxa" w:w="2929"/>
+            <w:shd w:val="clear" w:color="auto" w:fill="DEEAF1"/>
+          </w:tcPr>
+          <w:p>
+            <w:r>
+              <w:t>FxDilate</w:t>
+            </w:r>
+          </w:p>
+        </w:tc>
+        <w:tc>
+          <w:tcPr>
+            <w:tcW w:type="dxa" w:w="2929"/>
+            <w:shd w:val="clear" w:color="auto" w:fill="DEEAF1"/>
+          </w:tcPr>
+          <w:p>
+            <w:r>
+              <w:t>Dilatación morfológica</w:t>
+            </w:r>
+          </w:p>
+        </w:tc>
+        <w:tc>
+          <w:tcPr>
+            <w:tcW w:type="dxa" w:w="2929"/>
+            <w:shd w:val="clear" w:color="auto" w:fill="DEEAF1"/>
+          </w:tcPr>
+          <w:p>
+            <w:r>
+              <w:t>kernel_size</w:t>
+            </w:r>
+          </w:p>
+        </w:tc>
+      </w:tr>
+      <w:tr>
+        <w:tc>
+          <w:tcPr>
+            <w:tcW w:type="dxa" w:w="2929"/>
+            <w:shd w:val="clear" w:color="auto" w:fill="FFFFFF"/>
+          </w:tcPr>
+          <w:p>
+            <w:r>
+              <w:t>FxErode</w:t>
+            </w:r>
+          </w:p>
+        </w:tc>
+        <w:tc>
+          <w:tcPr>
+            <w:tcW w:type="dxa" w:w="2929"/>
+            <w:shd w:val="clear" w:color="auto" w:fill="FFFFFF"/>
+          </w:tcPr>
+          <w:p>
+            <w:r>
+              <w:t>Erosión morfológica</w:t>
+            </w:r>
+          </w:p>
+        </w:tc>
+        <w:tc>
+          <w:tcPr>
+            <w:tcW w:type="dxa" w:w="2929"/>
+            <w:shd w:val="clear" w:color="auto" w:fill="FFFFFF"/>
+          </w:tcPr>
+          <w:p>
+            <w:r>
+              <w:t>kernel_size</w:t>
+            </w:r>
+          </w:p>
+        </w:tc>
+      </w:tr>
+      <w:tr>
+        <w:tc>
+          <w:tcPr>
+            <w:tcW w:type="dxa" w:w="2929"/>
+            <w:shd w:val="clear" w:color="auto" w:fill="DEEAF1"/>
+          </w:tcPr>
+          <w:p>
+            <w:r>
+              <w:t>FxEqualizeIntensity</w:t>
+            </w:r>
+          </w:p>
+        </w:tc>
+        <w:tc>
+          <w:tcPr>
+            <w:tcW w:type="dxa" w:w="2929"/>
+            <w:shd w:val="clear" w:color="auto" w:fill="DEEAF1"/>
+          </w:tcPr>
+          <w:p>
+            <w:r>
+              <w:t>Ecualización de histograma</w:t>
+            </w:r>
+          </w:p>
+        </w:tc>
+        <w:tc>
+          <w:tcPr>
+            <w:tcW w:type="dxa" w:w="2929"/>
+            <w:shd w:val="clear" w:color="auto" w:fill="DEEAF1"/>
+          </w:tcPr>
+          <w:p>
+            <w:r>
+              <w:t>—</w:t>
+            </w:r>
+          </w:p>
+        </w:tc>
+      </w:tr>
+      <w:tr>
+        <w:tc>
+          <w:tcPr>
+            <w:tcW w:type="dxa" w:w="2929"/>
+            <w:shd w:val="clear" w:color="auto" w:fill="FFFFFF"/>
+          </w:tcPr>
+          <w:p>
+            <w:r>
+              <w:t>FloodFill</w:t>
+            </w:r>
+          </w:p>
+        </w:tc>
+        <w:tc>
+          <w:tcPr>
+            <w:tcW w:type="dxa" w:w="2929"/>
+            <w:shd w:val="clear" w:color="auto" w:fill="FFFFFF"/>
+          </w:tcPr>
+          <w:p>
+            <w:r>
+              <w:t>Relleno por inundación</w:t>
+            </w:r>
+          </w:p>
+        </w:tc>
+        <w:tc>
+          <w:tcPr>
+            <w:tcW w:type="dxa" w:w="2929"/>
+            <w:shd w:val="clear" w:color="auto" w:fill="FFFFFF"/>
+          </w:tcPr>
+          <w:p>
+            <w:r>
+              <w:t>x, y, color</w:t>
+            </w:r>
+          </w:p>
+        </w:tc>
+      </w:tr>
+      <w:tr>
+        <w:tc>
+          <w:tcPr>
+            <w:tcW w:type="dxa" w:w="2929"/>
+            <w:shd w:val="clear" w:color="auto" w:fill="DEEAF1"/>
+          </w:tcPr>
+          <w:p>
+            <w:r>
+              <w:t>RemoveHolePunch</w:t>
+            </w:r>
+          </w:p>
+        </w:tc>
+        <w:tc>
+          <w:tcPr>
+            <w:tcW w:type="dxa" w:w="2929"/>
+            <w:shd w:val="clear" w:color="auto" w:fill="DEEAF1"/>
+          </w:tcPr>
+          <w:p>
+            <w:r>
+              <w:t>Eliminar agujeros de perforadora</w:t>
+            </w:r>
+          </w:p>
+        </w:tc>
+        <w:tc>
+          <w:tcPr>
+            <w:tcW w:type="dxa" w:w="2929"/>
+            <w:shd w:val="clear" w:color="auto" w:fill="DEEAF1"/>
+          </w:tcPr>
+          <w:p>
+            <w:r>
+              <w:t>—</w:t>
+            </w:r>
+          </w:p>
+        </w:tc>
+      </w:tr>
+      <w:tr>
+        <w:tc>
+          <w:tcPr>
+            <w:tcW w:type="dxa" w:w="2929"/>
+            <w:shd w:val="clear" w:color="auto" w:fill="FFFFFF"/>
+          </w:tcPr>
+          <w:p>
+            <w:r>
+              <w:t>SetResolution</w:t>
+            </w:r>
+          </w:p>
+        </w:tc>
+        <w:tc>
+          <w:tcPr>
+            <w:tcW w:type="dxa" w:w="2929"/>
+            <w:shd w:val="clear" w:color="auto" w:fill="FFFFFF"/>
+          </w:tcPr>
+          <w:p>
+            <w:r>
+              <w:t>Ajustar DPI</w:t>
+            </w:r>
+          </w:p>
+        </w:tc>
+        <w:tc>
+          <w:tcPr>
+            <w:tcW w:type="dxa" w:w="2929"/>
+            <w:shd w:val="clear" w:color="auto" w:fill="FFFFFF"/>
+          </w:tcPr>
+          <w:p>
+            <w:r>
+              <w:t>dpi</w:t>
+            </w:r>
+          </w:p>
+        </w:tc>
+      </w:tr>
+      <w:tr>
+        <w:tc>
+          <w:tcPr>
+            <w:tcW w:type="dxa" w:w="2929"/>
+            <w:shd w:val="clear" w:color="auto" w:fill="DEEAF1"/>
+          </w:tcPr>
+          <w:p>
+            <w:r>
+              <w:t>SwapColor</w:t>
+            </w:r>
+          </w:p>
+        </w:tc>
+        <w:tc>
+          <w:tcPr>
+            <w:tcW w:type="dxa" w:w="2929"/>
+            <w:shd w:val="clear" w:color="auto" w:fill="DEEAF1"/>
+          </w:tcPr>
+          <w:p>
+            <w:r>
+              <w:t>Intercambiar colores</w:t>
+            </w:r>
+          </w:p>
+        </w:tc>
+        <w:tc>
+          <w:tcPr>
+            <w:tcW w:type="dxa" w:w="2929"/>
+            <w:shd w:val="clear" w:color="auto" w:fill="DEEAF1"/>
+          </w:tcPr>
+          <w:p>
+            <w:r>
+              <w:t>from_color, to_color</w:t>
+            </w:r>
+          </w:p>
+        </w:tc>
+      </w:tr>
+      <w:tr>
+        <w:tc>
+          <w:tcPr>
+            <w:tcW w:type="dxa" w:w="2929"/>
+            <w:shd w:val="clear" w:color="auto" w:fill="FFFFFF"/>
+          </w:tcPr>
+          <w:p>
+            <w:r>
+              <w:t>KeepChannel</w:t>
+            </w:r>
+          </w:p>
+        </w:tc>
+        <w:tc>
+          <w:tcPr>
+            <w:tcW w:type="dxa" w:w="2929"/>
+            <w:shd w:val="clear" w:color="auto" w:fill="FFFFFF"/>
+          </w:tcPr>
+          <w:p>
+            <w:r>
+              <w:t>Extraer canal de color</w:t>
+            </w:r>
+          </w:p>
+        </w:tc>
+        <w:tc>
+          <w:tcPr>
+            <w:tcW w:type="dxa" w:w="2929"/>
+            <w:shd w:val="clear" w:color="auto" w:fill="FFFFFF"/>
+          </w:tcPr>
+          <w:p>
+            <w:r>
+              <w:t>channel (R/G/B)</w:t>
+            </w:r>
+          </w:p>
+        </w:tc>
+      </w:tr>
+      <w:tr>
+        <w:tc>
+          <w:tcPr>
+            <w:tcW w:type="dxa" w:w="2929"/>
+            <w:shd w:val="clear" w:color="auto" w:fill="DEEAF1"/>
+          </w:tcPr>
+          <w:p>
+            <w:r>
+              <w:t>RemoveChannel</w:t>
+            </w:r>
+          </w:p>
+        </w:tc>
+        <w:tc>
+          <w:tcPr>
+            <w:tcW w:type="dxa" w:w="2929"/>
+            <w:shd w:val="clear" w:color="auto" w:fill="DEEAF1"/>
+          </w:tcPr>
+          <w:p>
+            <w:r>
+              <w:t>Eliminar canal de color</w:t>
+            </w:r>
+          </w:p>
+        </w:tc>
+        <w:tc>
+          <w:tcPr>
+            <w:tcW w:type="dxa" w:w="2929"/>
+            <w:shd w:val="clear" w:color="auto" w:fill="DEEAF1"/>
+          </w:tcPr>
+          <w:p>
+            <w:r>
+              <w:t>channel (R/G/B)</w:t>
+            </w:r>
+          </w:p>
+        </w:tc>
+      </w:tr>
+    </w:tbl>
+    <w:p>
+      <w:pPr>
+        <w:pStyle w:val="Caption"/>
+      </w:pPr>
+      <w:r>
+        <w:t>Tabla 6. Operaciones de imagen disponibles (23 operaciones).</w:t>
+      </w:r>
+    </w:p>
+    <w:p>
+      <w:pPr>
+        <w:pStyle w:val="Heading3"/>
+      </w:pPr>
+      <w:r>
+        <w:t>4.4.2 Diálogo de paso Barcode</w:t>
+      </w:r>
+    </w:p>
+    <w:p>
+      <w:r>
+        <w:t>El diálogo de configuración de barcode permite seleccionar el motor de detección, las simbologías a buscar, filtros regex, orientaciones y una ventana de búsqueda opcional.</w:t>
       </w:r>
     </w:p>
     <w:p>
@@ -2155,7 +3377,7 @@
         <w:drawing>
           <wp:inline xmlns:a="http://schemas.openxmlformats.org/drawingml/2006/main" xmlns:pic="http://schemas.openxmlformats.org/drawingml/2006/picture">
             <wp:extent cx="5040000" cy="2205000"/>
-            <wp:docPr id="12" name="Picture 12"/>
+            <wp:docPr id="14" name="Picture 14"/>
             <wp:cNvGraphicFramePr>
               <a:graphicFrameLocks noChangeAspect="1"/>
             </wp:cNvGraphicFramePr>
@@ -2191,237 +3413,15 @@
         <w:pStyle w:val="Caption"/>
       </w:pPr>
       <w:r>
-        <w:t>Figura 11. Pestaña Campos de lote con campos de ejemplo.</w:t>
+        <w:t>Figura 13. Configuración de paso Barcode.</w:t>
       </w:r>
     </w:p>
     <w:p>
       <w:pPr>
-        <w:pStyle w:val="Heading2"/>
+        <w:pStyle w:val="Heading3"/>
       </w:pPr>
       <w:r>
-        <w:t>4.4 Pestaña Pipeline</w:t>
-      </w:r>
-    </w:p>
-    <w:p>
-      <w:r>
-        <w:t>El pipeline es el corazón de DocScan Studio. Cada página pasa por una secuencia configurable de pasos que se ejecutan en orden. Se pueden añadir, eliminar, reordenar y activar/desactivar pasos individualmente.</w:t>
-      </w:r>
-    </w:p>
-    <w:tbl>
-      <w:tblPr>
-        <w:tblStyle w:val="TableGrid"/>
-        <w:tblW w:type="auto" w:w="0"/>
-        <w:jc w:val="center"/>
-        <w:tblLook w:firstColumn="1" w:firstRow="1" w:lastColumn="0" w:lastRow="0" w:noHBand="0" w:noVBand="1" w:val="04A0"/>
-      </w:tblPr>
-      <w:tblGrid>
-        <w:gridCol w:w="2929"/>
-        <w:gridCol w:w="2929"/>
-        <w:gridCol w:w="2929"/>
-      </w:tblGrid>
-      <w:tr>
-        <w:tc>
-          <w:tcPr>
-            <w:tcW w:type="dxa" w:w="2929"/>
-            <w:shd w:val="clear" w:color="auto" w:fill="1F397D"/>
-          </w:tcPr>
-          <w:p>
-            <w:pPr>
-              <w:jc w:val="center"/>
-            </w:pPr>
-            <w:r>
-              <w:rPr>
-                <w:b/>
-                <w:color w:val="FFFFFF"/>
-              </w:rPr>
-              <w:t>Tipo de paso</w:t>
-            </w:r>
-          </w:p>
-        </w:tc>
-        <w:tc>
-          <w:tcPr>
-            <w:tcW w:type="dxa" w:w="2929"/>
-            <w:shd w:val="clear" w:color="auto" w:fill="1F397D"/>
-          </w:tcPr>
-          <w:p>
-            <w:pPr>
-              <w:jc w:val="center"/>
-            </w:pPr>
-            <w:r>
-              <w:rPr>
-                <w:b/>
-                <w:color w:val="FFFFFF"/>
-              </w:rPr>
-              <w:t>Descripción</w:t>
-            </w:r>
-          </w:p>
-        </w:tc>
-        <w:tc>
-          <w:tcPr>
-            <w:tcW w:type="dxa" w:w="2929"/>
-            <w:shd w:val="clear" w:color="auto" w:fill="1F397D"/>
-          </w:tcPr>
-          <w:p>
-            <w:pPr>
-              <w:jc w:val="center"/>
-            </w:pPr>
-            <w:r>
-              <w:rPr>
-                <w:b/>
-                <w:color w:val="FFFFFF"/>
-              </w:rPr>
-              <w:t>Ejemplo de uso</w:t>
-            </w:r>
-          </w:p>
-        </w:tc>
-      </w:tr>
-      <w:tr>
-        <w:tc>
-          <w:tcPr>
-            <w:tcW w:type="dxa" w:w="2929"/>
-            <w:shd w:val="clear" w:color="auto" w:fill="DEEAF1"/>
-          </w:tcPr>
-          <w:p>
-            <w:r>
-              <w:t>Imagen (image_op)</w:t>
-            </w:r>
-          </w:p>
-        </w:tc>
-        <w:tc>
-          <w:tcPr>
-            <w:tcW w:type="dxa" w:w="2929"/>
-            <w:shd w:val="clear" w:color="auto" w:fill="DEEAF1"/>
-          </w:tcPr>
-          <w:p>
-            <w:r>
-              <w:t>Operación de procesamiento de imagen</w:t>
-            </w:r>
-          </w:p>
-        </w:tc>
-        <w:tc>
-          <w:tcPr>
-            <w:tcW w:type="dxa" w:w="2929"/>
-            <w:shd w:val="clear" w:color="auto" w:fill="DEEAF1"/>
-          </w:tcPr>
-          <w:p>
-            <w:r>
-              <w:t>AutoDeskew, Crop, FxGrayscale</w:t>
-            </w:r>
-          </w:p>
-        </w:tc>
-      </w:tr>
-      <w:tr>
-        <w:tc>
-          <w:tcPr>
-            <w:tcW w:type="dxa" w:w="2929"/>
-            <w:shd w:val="clear" w:color="auto" w:fill="FFFFFF"/>
-          </w:tcPr>
-          <w:p>
-            <w:r>
-              <w:t>Barcode</w:t>
-            </w:r>
-          </w:p>
-        </w:tc>
-        <w:tc>
-          <w:tcPr>
-            <w:tcW w:type="dxa" w:w="2929"/>
-            <w:shd w:val="clear" w:color="auto" w:fill="FFFFFF"/>
-          </w:tcPr>
-          <w:p>
-            <w:r>
-              <w:t>Lectura de códigos de barras</w:t>
-            </w:r>
-          </w:p>
-        </w:tc>
-        <w:tc>
-          <w:tcPr>
-            <w:tcW w:type="dxa" w:w="2929"/>
-            <w:shd w:val="clear" w:color="auto" w:fill="FFFFFF"/>
-          </w:tcPr>
-          <w:p>
-            <w:r>
-              <w:t>Detectar Code128 en zona superior</w:t>
-            </w:r>
-          </w:p>
-        </w:tc>
-      </w:tr>
-      <w:tr>
-        <w:tc>
-          <w:tcPr>
-            <w:tcW w:type="dxa" w:w="2929"/>
-            <w:shd w:val="clear" w:color="auto" w:fill="DEEAF1"/>
-          </w:tcPr>
-          <w:p>
-            <w:r>
-              <w:t>OCR</w:t>
-            </w:r>
-          </w:p>
-        </w:tc>
-        <w:tc>
-          <w:tcPr>
-            <w:tcW w:type="dxa" w:w="2929"/>
-            <w:shd w:val="clear" w:color="auto" w:fill="DEEAF1"/>
-          </w:tcPr>
-          <w:p>
-            <w:r>
-              <w:t>Reconocimiento óptico de caracteres</w:t>
-            </w:r>
-          </w:p>
-        </w:tc>
-        <w:tc>
-          <w:tcPr>
-            <w:tcW w:type="dxa" w:w="2929"/>
-            <w:shd w:val="clear" w:color="auto" w:fill="DEEAF1"/>
-          </w:tcPr>
-          <w:p>
-            <w:r>
-              <w:t>Extraer texto con RapidOCR</w:t>
-            </w:r>
-          </w:p>
-        </w:tc>
-      </w:tr>
-      <w:tr>
-        <w:tc>
-          <w:tcPr>
-            <w:tcW w:type="dxa" w:w="2929"/>
-            <w:shd w:val="clear" w:color="auto" w:fill="FFFFFF"/>
-          </w:tcPr>
-          <w:p>
-            <w:r>
-              <w:t>Script</w:t>
-            </w:r>
-          </w:p>
-        </w:tc>
-        <w:tc>
-          <w:tcPr>
-            <w:tcW w:type="dxa" w:w="2929"/>
-            <w:shd w:val="clear" w:color="auto" w:fill="FFFFFF"/>
-          </w:tcPr>
-          <w:p>
-            <w:r>
-              <w:t>Lógica Python personalizada</w:t>
-            </w:r>
-          </w:p>
-        </w:tc>
-        <w:tc>
-          <w:tcPr>
-            <w:tcW w:type="dxa" w:w="2929"/>
-            <w:shd w:val="clear" w:color="auto" w:fill="FFFFFF"/>
-          </w:tcPr>
-          <w:p>
-            <w:r>
-              <w:t>Separar documentos por barcode</w:t>
-            </w:r>
-          </w:p>
-        </w:tc>
-      </w:tr>
-    </w:tbl>
-    <w:p>
-      <w:pPr>
-        <w:pStyle w:val="Caption"/>
-      </w:pPr>
-      <w:r>
-        <w:t>Tabla 5. Tipos de paso del pipeline.</w:t>
+        <w:t>4.4.3 Diálogo de paso OCR</w:t>
       </w:r>
     </w:p>
     <w:p>
@@ -2432,7 +3432,7 @@
         <w:drawing>
           <wp:inline xmlns:a="http://schemas.openxmlformats.org/drawingml/2006/main" xmlns:pic="http://schemas.openxmlformats.org/drawingml/2006/picture">
             <wp:extent cx="5040000" cy="2205000"/>
-            <wp:docPr id="13" name="Picture 13"/>
+            <wp:docPr id="15" name="Picture 15"/>
             <wp:cNvGraphicFramePr>
               <a:graphicFrameLocks noChangeAspect="1"/>
             </wp:cNvGraphicFramePr>
@@ -2468,7 +3468,7 @@
         <w:pStyle w:val="Caption"/>
       </w:pPr>
       <w:r>
-        <w:t>Figura 12. Editor de pipeline con pasos de ejemplo.</w:t>
+        <w:t>Figura 14. Configuración de paso OCR.</w:t>
       </w:r>
     </w:p>
     <w:p>
@@ -2476,902 +3476,12 @@
         <w:pStyle w:val="Heading3"/>
       </w:pPr>
       <w:r>
-        <w:t>4.4.1 Operaciones de imagen disponibles</w:t>
-      </w:r>
-    </w:p>
-    <w:tbl>
-      <w:tblPr>
-        <w:tblStyle w:val="TableGrid"/>
-        <w:tblW w:type="auto" w:w="0"/>
-        <w:jc w:val="center"/>
-        <w:tblLook w:firstColumn="1" w:firstRow="1" w:lastColumn="0" w:lastRow="0" w:noHBand="0" w:noVBand="1" w:val="04A0"/>
-      </w:tblPr>
-      <w:tblGrid>
-        <w:gridCol w:w="2929"/>
-        <w:gridCol w:w="2929"/>
-        <w:gridCol w:w="2929"/>
-      </w:tblGrid>
-      <w:tr>
-        <w:tc>
-          <w:tcPr>
-            <w:tcW w:type="dxa" w:w="2929"/>
-            <w:shd w:val="clear" w:color="auto" w:fill="1F397D"/>
-          </w:tcPr>
-          <w:p>
-            <w:pPr>
-              <w:jc w:val="center"/>
-            </w:pPr>
-            <w:r>
-              <w:rPr>
-                <w:b/>
-                <w:color w:val="FFFFFF"/>
-              </w:rPr>
-              <w:t>Operación</w:t>
-            </w:r>
-          </w:p>
-        </w:tc>
-        <w:tc>
-          <w:tcPr>
-            <w:tcW w:type="dxa" w:w="2929"/>
-            <w:shd w:val="clear" w:color="auto" w:fill="1F397D"/>
-          </w:tcPr>
-          <w:p>
-            <w:pPr>
-              <w:jc w:val="center"/>
-            </w:pPr>
-            <w:r>
-              <w:rPr>
-                <w:b/>
-                <w:color w:val="FFFFFF"/>
-              </w:rPr>
-              <w:t>Descripción</w:t>
-            </w:r>
-          </w:p>
-        </w:tc>
-        <w:tc>
-          <w:tcPr>
-            <w:tcW w:type="dxa" w:w="2929"/>
-            <w:shd w:val="clear" w:color="auto" w:fill="1F397D"/>
-          </w:tcPr>
-          <w:p>
-            <w:pPr>
-              <w:jc w:val="center"/>
-            </w:pPr>
-            <w:r>
-              <w:rPr>
-                <w:b/>
-                <w:color w:val="FFFFFF"/>
-              </w:rPr>
-              <w:t>Parámetros principales</w:t>
-            </w:r>
-          </w:p>
-        </w:tc>
-      </w:tr>
-      <w:tr>
-        <w:tc>
-          <w:tcPr>
-            <w:tcW w:type="dxa" w:w="2929"/>
-            <w:shd w:val="clear" w:color="auto" w:fill="DEEAF1"/>
-          </w:tcPr>
-          <w:p>
-            <w:r>
-              <w:t>AutoDeskew</w:t>
-            </w:r>
-          </w:p>
-        </w:tc>
-        <w:tc>
-          <w:tcPr>
-            <w:tcW w:type="dxa" w:w="2929"/>
-            <w:shd w:val="clear" w:color="auto" w:fill="DEEAF1"/>
-          </w:tcPr>
-          <w:p>
-            <w:r>
-              <w:t>Corrección automática de inclinación</w:t>
-            </w:r>
-          </w:p>
-        </w:tc>
-        <w:tc>
-          <w:tcPr>
-            <w:tcW w:type="dxa" w:w="2929"/>
-            <w:shd w:val="clear" w:color="auto" w:fill="DEEAF1"/>
-          </w:tcPr>
-          <w:p>
-            <w:r>
-              <w:t>—</w:t>
-            </w:r>
-          </w:p>
-        </w:tc>
-      </w:tr>
-      <w:tr>
-        <w:tc>
-          <w:tcPr>
-            <w:tcW w:type="dxa" w:w="2929"/>
-            <w:shd w:val="clear" w:color="auto" w:fill="FFFFFF"/>
-          </w:tcPr>
-          <w:p>
-            <w:r>
-              <w:t>ConvertTo1Bpp</w:t>
-            </w:r>
-          </w:p>
-        </w:tc>
-        <w:tc>
-          <w:tcPr>
-            <w:tcW w:type="dxa" w:w="2929"/>
-            <w:shd w:val="clear" w:color="auto" w:fill="FFFFFF"/>
-          </w:tcPr>
-          <w:p>
-            <w:r>
-              <w:t>Conversión a blanco y negro (1 bit)</w:t>
-            </w:r>
-          </w:p>
-        </w:tc>
-        <w:tc>
-          <w:tcPr>
-            <w:tcW w:type="dxa" w:w="2929"/>
-            <w:shd w:val="clear" w:color="auto" w:fill="FFFFFF"/>
-          </w:tcPr>
-          <w:p>
-            <w:r>
-              <w:t>threshold</w:t>
-            </w:r>
-          </w:p>
-        </w:tc>
-      </w:tr>
-      <w:tr>
-        <w:tc>
-          <w:tcPr>
-            <w:tcW w:type="dxa" w:w="2929"/>
-            <w:shd w:val="clear" w:color="auto" w:fill="DEEAF1"/>
-          </w:tcPr>
-          <w:p>
-            <w:r>
-              <w:t>Crop</w:t>
-            </w:r>
-          </w:p>
-        </w:tc>
-        <w:tc>
-          <w:tcPr>
-            <w:tcW w:type="dxa" w:w="2929"/>
-            <w:shd w:val="clear" w:color="auto" w:fill="DEEAF1"/>
-          </w:tcPr>
-          <w:p>
-            <w:r>
-              <w:t>Recorte rectangular</w:t>
-            </w:r>
-          </w:p>
-        </w:tc>
-        <w:tc>
-          <w:tcPr>
-            <w:tcW w:type="dxa" w:w="2929"/>
-            <w:shd w:val="clear" w:color="auto" w:fill="DEEAF1"/>
-          </w:tcPr>
-          <w:p>
-            <w:r>
-              <w:t>x, y, w, h</w:t>
-            </w:r>
-          </w:p>
-        </w:tc>
-      </w:tr>
-      <w:tr>
-        <w:tc>
-          <w:tcPr>
-            <w:tcW w:type="dxa" w:w="2929"/>
-            <w:shd w:val="clear" w:color="auto" w:fill="FFFFFF"/>
-          </w:tcPr>
-          <w:p>
-            <w:r>
-              <w:t>CropWhiteBorders</w:t>
-            </w:r>
-          </w:p>
-        </w:tc>
-        <w:tc>
-          <w:tcPr>
-            <w:tcW w:type="dxa" w:w="2929"/>
-            <w:shd w:val="clear" w:color="auto" w:fill="FFFFFF"/>
-          </w:tcPr>
-          <w:p>
-            <w:r>
-              <w:t>Recorte automático de márgenes blancos</w:t>
-            </w:r>
-          </w:p>
-        </w:tc>
-        <w:tc>
-          <w:tcPr>
-            <w:tcW w:type="dxa" w:w="2929"/>
-            <w:shd w:val="clear" w:color="auto" w:fill="FFFFFF"/>
-          </w:tcPr>
-          <w:p>
-            <w:r>
-              <w:t>tolerance</w:t>
-            </w:r>
-          </w:p>
-        </w:tc>
-      </w:tr>
-      <w:tr>
-        <w:tc>
-          <w:tcPr>
-            <w:tcW w:type="dxa" w:w="2929"/>
-            <w:shd w:val="clear" w:color="auto" w:fill="DEEAF1"/>
-          </w:tcPr>
-          <w:p>
-            <w:r>
-              <w:t>CropBlackBorders</w:t>
-            </w:r>
-          </w:p>
-        </w:tc>
-        <w:tc>
-          <w:tcPr>
-            <w:tcW w:type="dxa" w:w="2929"/>
-            <w:shd w:val="clear" w:color="auto" w:fill="DEEAF1"/>
-          </w:tcPr>
-          <w:p>
-            <w:r>
-              <w:t>Recorte automático de márgenes negros</w:t>
-            </w:r>
-          </w:p>
-        </w:tc>
-        <w:tc>
-          <w:tcPr>
-            <w:tcW w:type="dxa" w:w="2929"/>
-            <w:shd w:val="clear" w:color="auto" w:fill="DEEAF1"/>
-          </w:tcPr>
-          <w:p>
-            <w:r>
-              <w:t>tolerance</w:t>
-            </w:r>
-          </w:p>
-        </w:tc>
-      </w:tr>
-      <w:tr>
-        <w:tc>
-          <w:tcPr>
-            <w:tcW w:type="dxa" w:w="2929"/>
-            <w:shd w:val="clear" w:color="auto" w:fill="FFFFFF"/>
-          </w:tcPr>
-          <w:p>
-            <w:r>
-              <w:t>Resize</w:t>
-            </w:r>
-          </w:p>
-        </w:tc>
-        <w:tc>
-          <w:tcPr>
-            <w:tcW w:type="dxa" w:w="2929"/>
-            <w:shd w:val="clear" w:color="auto" w:fill="FFFFFF"/>
-          </w:tcPr>
-          <w:p>
-            <w:r>
-              <w:t>Redimensionar</w:t>
-            </w:r>
-          </w:p>
-        </w:tc>
-        <w:tc>
-          <w:tcPr>
-            <w:tcW w:type="dxa" w:w="2929"/>
-            <w:shd w:val="clear" w:color="auto" w:fill="FFFFFF"/>
-          </w:tcPr>
-          <w:p>
-            <w:r>
-              <w:t>width, height</w:t>
-            </w:r>
-          </w:p>
-        </w:tc>
-      </w:tr>
-      <w:tr>
-        <w:tc>
-          <w:tcPr>
-            <w:tcW w:type="dxa" w:w="2929"/>
-            <w:shd w:val="clear" w:color="auto" w:fill="DEEAF1"/>
-          </w:tcPr>
-          <w:p>
-            <w:r>
-              <w:t>Rotate</w:t>
-            </w:r>
-          </w:p>
-        </w:tc>
-        <w:tc>
-          <w:tcPr>
-            <w:tcW w:type="dxa" w:w="2929"/>
-            <w:shd w:val="clear" w:color="auto" w:fill="DEEAF1"/>
-          </w:tcPr>
-          <w:p>
-            <w:r>
-              <w:t>Rotar 90°, 180°, 270°</w:t>
-            </w:r>
-          </w:p>
-        </w:tc>
-        <w:tc>
-          <w:tcPr>
-            <w:tcW w:type="dxa" w:w="2929"/>
-            <w:shd w:val="clear" w:color="auto" w:fill="DEEAF1"/>
-          </w:tcPr>
-          <w:p>
-            <w:r>
-              <w:t>angle</w:t>
-            </w:r>
-          </w:p>
-        </w:tc>
-      </w:tr>
-      <w:tr>
-        <w:tc>
-          <w:tcPr>
-            <w:tcW w:type="dxa" w:w="2929"/>
-            <w:shd w:val="clear" w:color="auto" w:fill="FFFFFF"/>
-          </w:tcPr>
-          <w:p>
-            <w:r>
-              <w:t>RotateAngle</w:t>
-            </w:r>
-          </w:p>
-        </w:tc>
-        <w:tc>
-          <w:tcPr>
-            <w:tcW w:type="dxa" w:w="2929"/>
-            <w:shd w:val="clear" w:color="auto" w:fill="FFFFFF"/>
-          </w:tcPr>
-          <w:p>
-            <w:r>
-              <w:t>Rotación libre por ángulo</w:t>
-            </w:r>
-          </w:p>
-        </w:tc>
-        <w:tc>
-          <w:tcPr>
-            <w:tcW w:type="dxa" w:w="2929"/>
-            <w:shd w:val="clear" w:color="auto" w:fill="FFFFFF"/>
-          </w:tcPr>
-          <w:p>
-            <w:r>
-              <w:t>angle</w:t>
-            </w:r>
-          </w:p>
-        </w:tc>
-      </w:tr>
-      <w:tr>
-        <w:tc>
-          <w:tcPr>
-            <w:tcW w:type="dxa" w:w="2929"/>
-            <w:shd w:val="clear" w:color="auto" w:fill="DEEAF1"/>
-          </w:tcPr>
-          <w:p>
-            <w:r>
-              <w:t>SetBrightness</w:t>
-            </w:r>
-          </w:p>
-        </w:tc>
-        <w:tc>
-          <w:tcPr>
-            <w:tcW w:type="dxa" w:w="2929"/>
-            <w:shd w:val="clear" w:color="auto" w:fill="DEEAF1"/>
-          </w:tcPr>
-          <w:p>
-            <w:r>
-              <w:t>Ajustar brillo</w:t>
-            </w:r>
-          </w:p>
-        </w:tc>
-        <w:tc>
-          <w:tcPr>
-            <w:tcW w:type="dxa" w:w="2929"/>
-            <w:shd w:val="clear" w:color="auto" w:fill="DEEAF1"/>
-          </w:tcPr>
-          <w:p>
-            <w:r>
-              <w:t>value (-100 a +100)</w:t>
-            </w:r>
-          </w:p>
-        </w:tc>
-      </w:tr>
-      <w:tr>
-        <w:tc>
-          <w:tcPr>
-            <w:tcW w:type="dxa" w:w="2929"/>
-            <w:shd w:val="clear" w:color="auto" w:fill="FFFFFF"/>
-          </w:tcPr>
-          <w:p>
-            <w:r>
-              <w:t>SetContrast</w:t>
-            </w:r>
-          </w:p>
-        </w:tc>
-        <w:tc>
-          <w:tcPr>
-            <w:tcW w:type="dxa" w:w="2929"/>
-            <w:shd w:val="clear" w:color="auto" w:fill="FFFFFF"/>
-          </w:tcPr>
-          <w:p>
-            <w:r>
-              <w:t>Ajustar contraste</w:t>
-            </w:r>
-          </w:p>
-        </w:tc>
-        <w:tc>
-          <w:tcPr>
-            <w:tcW w:type="dxa" w:w="2929"/>
-            <w:shd w:val="clear" w:color="auto" w:fill="FFFFFF"/>
-          </w:tcPr>
-          <w:p>
-            <w:r>
-              <w:t>value (-100 a +100)</w:t>
-            </w:r>
-          </w:p>
-        </w:tc>
-      </w:tr>
-      <w:tr>
-        <w:tc>
-          <w:tcPr>
-            <w:tcW w:type="dxa" w:w="2929"/>
-            <w:shd w:val="clear" w:color="auto" w:fill="DEEAF1"/>
-          </w:tcPr>
-          <w:p>
-            <w:r>
-              <w:t>RemoveLines</w:t>
-            </w:r>
-          </w:p>
-        </w:tc>
-        <w:tc>
-          <w:tcPr>
-            <w:tcW w:type="dxa" w:w="2929"/>
-            <w:shd w:val="clear" w:color="auto" w:fill="DEEAF1"/>
-          </w:tcPr>
-          <w:p>
-            <w:r>
-              <w:t>Eliminar líneas horizontales/verticales</w:t>
-            </w:r>
-          </w:p>
-        </w:tc>
-        <w:tc>
-          <w:tcPr>
-            <w:tcW w:type="dxa" w:w="2929"/>
-            <w:shd w:val="clear" w:color="auto" w:fill="DEEAF1"/>
-          </w:tcPr>
-          <w:p>
-            <w:r>
-              <w:t>direction</w:t>
-            </w:r>
-          </w:p>
-        </w:tc>
-      </w:tr>
-      <w:tr>
-        <w:tc>
-          <w:tcPr>
-            <w:tcW w:type="dxa" w:w="2929"/>
-            <w:shd w:val="clear" w:color="auto" w:fill="FFFFFF"/>
-          </w:tcPr>
-          <w:p>
-            <w:r>
-              <w:t>FxDespeckle</w:t>
-            </w:r>
-          </w:p>
-        </w:tc>
-        <w:tc>
-          <w:tcPr>
-            <w:tcW w:type="dxa" w:w="2929"/>
-            <w:shd w:val="clear" w:color="auto" w:fill="FFFFFF"/>
-          </w:tcPr>
-          <w:p>
-            <w:r>
-              <w:t>Eliminar ruido (speckle)</w:t>
-            </w:r>
-          </w:p>
-        </w:tc>
-        <w:tc>
-          <w:tcPr>
-            <w:tcW w:type="dxa" w:w="2929"/>
-            <w:shd w:val="clear" w:color="auto" w:fill="FFFFFF"/>
-          </w:tcPr>
-          <w:p>
-            <w:r>
-              <w:t>—</w:t>
-            </w:r>
-          </w:p>
-        </w:tc>
-      </w:tr>
-      <w:tr>
-        <w:tc>
-          <w:tcPr>
-            <w:tcW w:type="dxa" w:w="2929"/>
-            <w:shd w:val="clear" w:color="auto" w:fill="DEEAF1"/>
-          </w:tcPr>
-          <w:p>
-            <w:r>
-              <w:t>FxGrayscale</w:t>
-            </w:r>
-          </w:p>
-        </w:tc>
-        <w:tc>
-          <w:tcPr>
-            <w:tcW w:type="dxa" w:w="2929"/>
-            <w:shd w:val="clear" w:color="auto" w:fill="DEEAF1"/>
-          </w:tcPr>
-          <w:p>
-            <w:r>
-              <w:t>Convertir a escala de grises</w:t>
-            </w:r>
-          </w:p>
-        </w:tc>
-        <w:tc>
-          <w:tcPr>
-            <w:tcW w:type="dxa" w:w="2929"/>
-            <w:shd w:val="clear" w:color="auto" w:fill="DEEAF1"/>
-          </w:tcPr>
-          <w:p>
-            <w:r>
-              <w:t>—</w:t>
-            </w:r>
-          </w:p>
-        </w:tc>
-      </w:tr>
-      <w:tr>
-        <w:tc>
-          <w:tcPr>
-            <w:tcW w:type="dxa" w:w="2929"/>
-            <w:shd w:val="clear" w:color="auto" w:fill="FFFFFF"/>
-          </w:tcPr>
-          <w:p>
-            <w:r>
-              <w:t>FxNegative</w:t>
-            </w:r>
-          </w:p>
-        </w:tc>
-        <w:tc>
-          <w:tcPr>
-            <w:tcW w:type="dxa" w:w="2929"/>
-            <w:shd w:val="clear" w:color="auto" w:fill="FFFFFF"/>
-          </w:tcPr>
-          <w:p>
-            <w:r>
-              <w:t>Invertir colores</w:t>
-            </w:r>
-          </w:p>
-        </w:tc>
-        <w:tc>
-          <w:tcPr>
-            <w:tcW w:type="dxa" w:w="2929"/>
-            <w:shd w:val="clear" w:color="auto" w:fill="FFFFFF"/>
-          </w:tcPr>
-          <w:p>
-            <w:r>
-              <w:t>—</w:t>
-            </w:r>
-          </w:p>
-        </w:tc>
-      </w:tr>
-      <w:tr>
-        <w:tc>
-          <w:tcPr>
-            <w:tcW w:type="dxa" w:w="2929"/>
-            <w:shd w:val="clear" w:color="auto" w:fill="DEEAF1"/>
-          </w:tcPr>
-          <w:p>
-            <w:r>
-              <w:t>FxDilate</w:t>
-            </w:r>
-          </w:p>
-        </w:tc>
-        <w:tc>
-          <w:tcPr>
-            <w:tcW w:type="dxa" w:w="2929"/>
-            <w:shd w:val="clear" w:color="auto" w:fill="DEEAF1"/>
-          </w:tcPr>
-          <w:p>
-            <w:r>
-              <w:t>Dilatación morfológica</w:t>
-            </w:r>
-          </w:p>
-        </w:tc>
-        <w:tc>
-          <w:tcPr>
-            <w:tcW w:type="dxa" w:w="2929"/>
-            <w:shd w:val="clear" w:color="auto" w:fill="DEEAF1"/>
-          </w:tcPr>
-          <w:p>
-            <w:r>
-              <w:t>kernel_size</w:t>
-            </w:r>
-          </w:p>
-        </w:tc>
-      </w:tr>
-      <w:tr>
-        <w:tc>
-          <w:tcPr>
-            <w:tcW w:type="dxa" w:w="2929"/>
-            <w:shd w:val="clear" w:color="auto" w:fill="FFFFFF"/>
-          </w:tcPr>
-          <w:p>
-            <w:r>
-              <w:t>FxErode</w:t>
-            </w:r>
-          </w:p>
-        </w:tc>
-        <w:tc>
-          <w:tcPr>
-            <w:tcW w:type="dxa" w:w="2929"/>
-            <w:shd w:val="clear" w:color="auto" w:fill="FFFFFF"/>
-          </w:tcPr>
-          <w:p>
-            <w:r>
-              <w:t>Erosión morfológica</w:t>
-            </w:r>
-          </w:p>
-        </w:tc>
-        <w:tc>
-          <w:tcPr>
-            <w:tcW w:type="dxa" w:w="2929"/>
-            <w:shd w:val="clear" w:color="auto" w:fill="FFFFFF"/>
-          </w:tcPr>
-          <w:p>
-            <w:r>
-              <w:t>kernel_size</w:t>
-            </w:r>
-          </w:p>
-        </w:tc>
-      </w:tr>
-      <w:tr>
-        <w:tc>
-          <w:tcPr>
-            <w:tcW w:type="dxa" w:w="2929"/>
-            <w:shd w:val="clear" w:color="auto" w:fill="DEEAF1"/>
-          </w:tcPr>
-          <w:p>
-            <w:r>
-              <w:t>FxEqualizeIntensity</w:t>
-            </w:r>
-          </w:p>
-        </w:tc>
-        <w:tc>
-          <w:tcPr>
-            <w:tcW w:type="dxa" w:w="2929"/>
-            <w:shd w:val="clear" w:color="auto" w:fill="DEEAF1"/>
-          </w:tcPr>
-          <w:p>
-            <w:r>
-              <w:t>Ecualización de histograma</w:t>
-            </w:r>
-          </w:p>
-        </w:tc>
-        <w:tc>
-          <w:tcPr>
-            <w:tcW w:type="dxa" w:w="2929"/>
-            <w:shd w:val="clear" w:color="auto" w:fill="DEEAF1"/>
-          </w:tcPr>
-          <w:p>
-            <w:r>
-              <w:t>—</w:t>
-            </w:r>
-          </w:p>
-        </w:tc>
-      </w:tr>
-      <w:tr>
-        <w:tc>
-          <w:tcPr>
-            <w:tcW w:type="dxa" w:w="2929"/>
-            <w:shd w:val="clear" w:color="auto" w:fill="FFFFFF"/>
-          </w:tcPr>
-          <w:p>
-            <w:r>
-              <w:t>FloodFill</w:t>
-            </w:r>
-          </w:p>
-        </w:tc>
-        <w:tc>
-          <w:tcPr>
-            <w:tcW w:type="dxa" w:w="2929"/>
-            <w:shd w:val="clear" w:color="auto" w:fill="FFFFFF"/>
-          </w:tcPr>
-          <w:p>
-            <w:r>
-              <w:t>Relleno por inundación</w:t>
-            </w:r>
-          </w:p>
-        </w:tc>
-        <w:tc>
-          <w:tcPr>
-            <w:tcW w:type="dxa" w:w="2929"/>
-            <w:shd w:val="clear" w:color="auto" w:fill="FFFFFF"/>
-          </w:tcPr>
-          <w:p>
-            <w:r>
-              <w:t>x, y, color</w:t>
-            </w:r>
-          </w:p>
-        </w:tc>
-      </w:tr>
-      <w:tr>
-        <w:tc>
-          <w:tcPr>
-            <w:tcW w:type="dxa" w:w="2929"/>
-            <w:shd w:val="clear" w:color="auto" w:fill="DEEAF1"/>
-          </w:tcPr>
-          <w:p>
-            <w:r>
-              <w:t>RemoveHolePunch</w:t>
-            </w:r>
-          </w:p>
-        </w:tc>
-        <w:tc>
-          <w:tcPr>
-            <w:tcW w:type="dxa" w:w="2929"/>
-            <w:shd w:val="clear" w:color="auto" w:fill="DEEAF1"/>
-          </w:tcPr>
-          <w:p>
-            <w:r>
-              <w:t>Eliminar agujeros de perforadora</w:t>
-            </w:r>
-          </w:p>
-        </w:tc>
-        <w:tc>
-          <w:tcPr>
-            <w:tcW w:type="dxa" w:w="2929"/>
-            <w:shd w:val="clear" w:color="auto" w:fill="DEEAF1"/>
-          </w:tcPr>
-          <w:p>
-            <w:r>
-              <w:t>—</w:t>
-            </w:r>
-          </w:p>
-        </w:tc>
-      </w:tr>
-      <w:tr>
-        <w:tc>
-          <w:tcPr>
-            <w:tcW w:type="dxa" w:w="2929"/>
-            <w:shd w:val="clear" w:color="auto" w:fill="FFFFFF"/>
-          </w:tcPr>
-          <w:p>
-            <w:r>
-              <w:t>SetResolution</w:t>
-            </w:r>
-          </w:p>
-        </w:tc>
-        <w:tc>
-          <w:tcPr>
-            <w:tcW w:type="dxa" w:w="2929"/>
-            <w:shd w:val="clear" w:color="auto" w:fill="FFFFFF"/>
-          </w:tcPr>
-          <w:p>
-            <w:r>
-              <w:t>Ajustar DPI</w:t>
-            </w:r>
-          </w:p>
-        </w:tc>
-        <w:tc>
-          <w:tcPr>
-            <w:tcW w:type="dxa" w:w="2929"/>
-            <w:shd w:val="clear" w:color="auto" w:fill="FFFFFF"/>
-          </w:tcPr>
-          <w:p>
-            <w:r>
-              <w:t>dpi</w:t>
-            </w:r>
-          </w:p>
-        </w:tc>
-      </w:tr>
-      <w:tr>
-        <w:tc>
-          <w:tcPr>
-            <w:tcW w:type="dxa" w:w="2929"/>
-            <w:shd w:val="clear" w:color="auto" w:fill="DEEAF1"/>
-          </w:tcPr>
-          <w:p>
-            <w:r>
-              <w:t>SwapColor</w:t>
-            </w:r>
-          </w:p>
-        </w:tc>
-        <w:tc>
-          <w:tcPr>
-            <w:tcW w:type="dxa" w:w="2929"/>
-            <w:shd w:val="clear" w:color="auto" w:fill="DEEAF1"/>
-          </w:tcPr>
-          <w:p>
-            <w:r>
-              <w:t>Intercambiar colores</w:t>
-            </w:r>
-          </w:p>
-        </w:tc>
-        <w:tc>
-          <w:tcPr>
-            <w:tcW w:type="dxa" w:w="2929"/>
-            <w:shd w:val="clear" w:color="auto" w:fill="DEEAF1"/>
-          </w:tcPr>
-          <w:p>
-            <w:r>
-              <w:t>from_color, to_color</w:t>
-            </w:r>
-          </w:p>
-        </w:tc>
-      </w:tr>
-      <w:tr>
-        <w:tc>
-          <w:tcPr>
-            <w:tcW w:type="dxa" w:w="2929"/>
-            <w:shd w:val="clear" w:color="auto" w:fill="FFFFFF"/>
-          </w:tcPr>
-          <w:p>
-            <w:r>
-              <w:t>KeepChannel</w:t>
-            </w:r>
-          </w:p>
-        </w:tc>
-        <w:tc>
-          <w:tcPr>
-            <w:tcW w:type="dxa" w:w="2929"/>
-            <w:shd w:val="clear" w:color="auto" w:fill="FFFFFF"/>
-          </w:tcPr>
-          <w:p>
-            <w:r>
-              <w:t>Extraer canal de color</w:t>
-            </w:r>
-          </w:p>
-        </w:tc>
-        <w:tc>
-          <w:tcPr>
-            <w:tcW w:type="dxa" w:w="2929"/>
-            <w:shd w:val="clear" w:color="auto" w:fill="FFFFFF"/>
-          </w:tcPr>
-          <w:p>
-            <w:r>
-              <w:t>channel (R/G/B)</w:t>
-            </w:r>
-          </w:p>
-        </w:tc>
-      </w:tr>
-      <w:tr>
-        <w:tc>
-          <w:tcPr>
-            <w:tcW w:type="dxa" w:w="2929"/>
-            <w:shd w:val="clear" w:color="auto" w:fill="DEEAF1"/>
-          </w:tcPr>
-          <w:p>
-            <w:r>
-              <w:t>RemoveChannel</w:t>
-            </w:r>
-          </w:p>
-        </w:tc>
-        <w:tc>
-          <w:tcPr>
-            <w:tcW w:type="dxa" w:w="2929"/>
-            <w:shd w:val="clear" w:color="auto" w:fill="DEEAF1"/>
-          </w:tcPr>
-          <w:p>
-            <w:r>
-              <w:t>Eliminar canal de color</w:t>
-            </w:r>
-          </w:p>
-        </w:tc>
-        <w:tc>
-          <w:tcPr>
-            <w:tcW w:type="dxa" w:w="2929"/>
-            <w:shd w:val="clear" w:color="auto" w:fill="DEEAF1"/>
-          </w:tcPr>
-          <w:p>
-            <w:r>
-              <w:t>channel (R/G/B)</w:t>
-            </w:r>
-          </w:p>
-        </w:tc>
-      </w:tr>
-    </w:tbl>
-    <w:p>
-      <w:pPr>
-        <w:pStyle w:val="Caption"/>
-      </w:pPr>
-      <w:r>
-        <w:t>Tabla 6. Operaciones de imagen disponibles (23 operaciones).</w:t>
-      </w:r>
-    </w:p>
-    <w:p>
-      <w:pPr>
-        <w:pStyle w:val="Heading3"/>
-      </w:pPr>
-      <w:r>
-        <w:t>4.4.2 Diálogo de paso Barcode</w:t>
+        <w:t>4.4.4 Diálogo de paso Script</w:t>
       </w:r>
     </w:p>
     <w:p>
       <w:r>
-        <w:t>El diálogo de configuración de barcode permite seleccionar el motor de detección, las simbologías a buscar, filtros regex, orientaciones y una ventana de búsqueda opcional.</w:t>
+        <w:t>El editor de scripts incluye plantilla por defecto, nombre de función configurable y posibilidad de editar en VS Code con autocompletado.</w:t>
       </w:r>
     </w:p>
     <w:p>
@@ -3382,7 +3492,7 @@
         <w:drawing>
           <wp:inline xmlns:a="http://schemas.openxmlformats.org/drawingml/2006/main" xmlns:pic="http://schemas.openxmlformats.org/drawingml/2006/picture">
             <wp:extent cx="5040000" cy="2205000"/>
-            <wp:docPr id="14" name="Picture 14"/>
+            <wp:docPr id="16" name="Picture 16"/>
             <wp:cNvGraphicFramePr>
               <a:graphicFrameLocks noChangeAspect="1"/>
             </wp:cNvGraphicFramePr>
@@ -3418,7 +3528,7 @@
         <w:pStyle w:val="Caption"/>
       </w:pPr>
       <w:r>
-        <w:t>Figura 13. Configuración de paso Barcode.</w:t>
+        <w:t>Figura 15. Editor de paso Script con plantilla.</w:t>
       </w:r>
     </w:p>
     <w:p>
@@ -3426,7 +3536,12 @@
         <w:pStyle w:val="Heading3"/>
       </w:pPr>
       <w:r>
-        <w:t>4.4.3 Diálogo de paso OCR</w:t>
+        <w:t>4.4.5 Probar pipeline</w:t>
+      </w:r>
+    </w:p>
+    <w:p>
+      <w:r>
+        <w:t>El botón «Probar pipeline» permite ejecutar el pipeline sobre una imagen de muestra y ver el resultado paso a paso, incluyendo la imagen resultante después de cada transformación.</w:t>
       </w:r>
     </w:p>
     <w:p>
@@ -3437,7 +3552,7 @@
         <w:drawing>
           <wp:inline xmlns:a="http://schemas.openxmlformats.org/drawingml/2006/main" xmlns:pic="http://schemas.openxmlformats.org/drawingml/2006/picture">
             <wp:extent cx="5040000" cy="2205000"/>
-            <wp:docPr id="15" name="Picture 15"/>
+            <wp:docPr id="17" name="Picture 17"/>
             <wp:cNvGraphicFramePr>
               <a:graphicFrameLocks noChangeAspect="1"/>
             </wp:cNvGraphicFramePr>
@@ -3473,20 +3588,342 @@
         <w:pStyle w:val="Caption"/>
       </w:pPr>
       <w:r>
-        <w:t>Figura 14. Configuración de paso OCR.</w:t>
+        <w:t>Figura 16. Resultados del test de pipeline paso a paso.</w:t>
       </w:r>
     </w:p>
     <w:p>
       <w:pPr>
-        <w:pStyle w:val="Heading3"/>
+        <w:pStyle w:val="Heading2"/>
       </w:pPr>
       <w:r>
-        <w:t>4.4.4 Diálogo de paso Script</w:t>
+        <w:t>4.5 Pestaña Eventos</w:t>
       </w:r>
     </w:p>
     <w:p>
       <w:r>
-        <w:t>El editor de scripts incluye plantilla por defecto, nombre de función configurable y posibilidad de editar en VS Code con autocompletado.</w:t>
+        <w:t>Los eventos son puntos de entrada del ciclo de vida donde se puede ejecutar código Python personalizado. Cada evento se dispara en un momento específico del flujo de trabajo.</w:t>
+      </w:r>
+    </w:p>
+    <w:tbl>
+      <w:tblPr>
+        <w:tblStyle w:val="TableGrid"/>
+        <w:tblW w:type="auto" w:w="0"/>
+        <w:jc w:val="center"/>
+        <w:tblLook w:firstColumn="1" w:firstRow="1" w:lastColumn="0" w:lastRow="0" w:noHBand="0" w:noVBand="1" w:val="04A0"/>
+      </w:tblPr>
+      <w:tblGrid>
+        <w:gridCol w:w="4394"/>
+        <w:gridCol w:w="4394"/>
+      </w:tblGrid>
+      <w:tr>
+        <w:tc>
+          <w:tcPr>
+            <w:tcW w:type="dxa" w:w="4394"/>
+            <w:shd w:val="clear" w:color="auto" w:fill="1F397D"/>
+          </w:tcPr>
+          <w:p>
+            <w:pPr>
+              <w:jc w:val="center"/>
+            </w:pPr>
+            <w:r>
+              <w:rPr>
+                <w:b/>
+                <w:color w:val="FFFFFF"/>
+              </w:rPr>
+              <w:t>Evento</w:t>
+            </w:r>
+          </w:p>
+        </w:tc>
+        <w:tc>
+          <w:tcPr>
+            <w:tcW w:type="dxa" w:w="4394"/>
+            <w:shd w:val="clear" w:color="auto" w:fill="1F397D"/>
+          </w:tcPr>
+          <w:p>
+            <w:pPr>
+              <w:jc w:val="center"/>
+            </w:pPr>
+            <w:r>
+              <w:rPr>
+                <w:b/>
+                <w:color w:val="FFFFFF"/>
+              </w:rPr>
+              <w:t>Cuándo se ejecuta</w:t>
+            </w:r>
+          </w:p>
+        </w:tc>
+      </w:tr>
+      <w:tr>
+        <w:tc>
+          <w:tcPr>
+            <w:tcW w:type="dxa" w:w="4394"/>
+            <w:shd w:val="clear" w:color="auto" w:fill="DEEAF1"/>
+          </w:tcPr>
+          <w:p>
+            <w:r>
+              <w:t>on_app_start</w:t>
+            </w:r>
+          </w:p>
+        </w:tc>
+        <w:tc>
+          <w:tcPr>
+            <w:tcW w:type="dxa" w:w="4394"/>
+            <w:shd w:val="clear" w:color="auto" w:fill="DEEAF1"/>
+          </w:tcPr>
+          <w:p>
+            <w:r>
+              <w:t>Al abrir la aplicación en el workbench</w:t>
+            </w:r>
+          </w:p>
+        </w:tc>
+      </w:tr>
+      <w:tr>
+        <w:tc>
+          <w:tcPr>
+            <w:tcW w:type="dxa" w:w="4394"/>
+            <w:shd w:val="clear" w:color="auto" w:fill="FFFFFF"/>
+          </w:tcPr>
+          <w:p>
+            <w:r>
+              <w:t>on_app_end</w:t>
+            </w:r>
+          </w:p>
+        </w:tc>
+        <w:tc>
+          <w:tcPr>
+            <w:tcW w:type="dxa" w:w="4394"/>
+            <w:shd w:val="clear" w:color="auto" w:fill="FFFFFF"/>
+          </w:tcPr>
+          <w:p>
+            <w:r>
+              <w:t>Al cerrar la aplicación</w:t>
+            </w:r>
+          </w:p>
+        </w:tc>
+      </w:tr>
+      <w:tr>
+        <w:tc>
+          <w:tcPr>
+            <w:tcW w:type="dxa" w:w="4394"/>
+            <w:shd w:val="clear" w:color="auto" w:fill="DEEAF1"/>
+          </w:tcPr>
+          <w:p>
+            <w:r>
+              <w:t>on_import</w:t>
+            </w:r>
+          </w:p>
+        </w:tc>
+        <w:tc>
+          <w:tcPr>
+            <w:tcW w:type="dxa" w:w="4394"/>
+            <w:shd w:val="clear" w:color="auto" w:fill="DEEAF1"/>
+          </w:tcPr>
+          <w:p>
+            <w:r>
+              <w:t>Al pulsar Procesar (puede reemplazar la carga estándar)</w:t>
+            </w:r>
+          </w:p>
+        </w:tc>
+      </w:tr>
+      <w:tr>
+        <w:tc>
+          <w:tcPr>
+            <w:tcW w:type="dxa" w:w="4394"/>
+            <w:shd w:val="clear" w:color="auto" w:fill="FFFFFF"/>
+          </w:tcPr>
+          <w:p>
+            <w:r>
+              <w:t>on_scan_complete</w:t>
+            </w:r>
+          </w:p>
+        </w:tc>
+        <w:tc>
+          <w:tcPr>
+            <w:tcW w:type="dxa" w:w="4394"/>
+            <w:shd w:val="clear" w:color="auto" w:fill="FFFFFF"/>
+          </w:tcPr>
+          <w:p>
+            <w:r>
+              <w:t>Después de que el pipeline procese todas las páginas</w:t>
+            </w:r>
+          </w:p>
+        </w:tc>
+      </w:tr>
+      <w:tr>
+        <w:tc>
+          <w:tcPr>
+            <w:tcW w:type="dxa" w:w="4394"/>
+            <w:shd w:val="clear" w:color="auto" w:fill="DEEAF1"/>
+          </w:tcPr>
+          <w:p>
+            <w:r>
+              <w:t>on_transfer_validate</w:t>
+            </w:r>
+          </w:p>
+        </w:tc>
+        <w:tc>
+          <w:tcPr>
+            <w:tcW w:type="dxa" w:w="4394"/>
+            <w:shd w:val="clear" w:color="auto" w:fill="DEEAF1"/>
+          </w:tcPr>
+          <w:p>
+            <w:r>
+              <w:t>Antes de transferir; retornar False cancela</w:t>
+            </w:r>
+          </w:p>
+        </w:tc>
+      </w:tr>
+      <w:tr>
+        <w:tc>
+          <w:tcPr>
+            <w:tcW w:type="dxa" w:w="4394"/>
+            <w:shd w:val="clear" w:color="auto" w:fill="FFFFFF"/>
+          </w:tcPr>
+          <w:p>
+            <w:r>
+              <w:t>on_transfer_advanced</w:t>
+            </w:r>
+          </w:p>
+        </w:tc>
+        <w:tc>
+          <w:tcPr>
+            <w:tcW w:type="dxa" w:w="4394"/>
+            <w:shd w:val="clear" w:color="auto" w:fill="FFFFFF"/>
+          </w:tcPr>
+          <w:p>
+            <w:r>
+              <w:t>Transferencia avanzada completamente scripteada</w:t>
+            </w:r>
+          </w:p>
+        </w:tc>
+      </w:tr>
+      <w:tr>
+        <w:tc>
+          <w:tcPr>
+            <w:tcW w:type="dxa" w:w="4394"/>
+            <w:shd w:val="clear" w:color="auto" w:fill="DEEAF1"/>
+          </w:tcPr>
+          <w:p>
+            <w:r>
+              <w:t>on_transfer_page</w:t>
+            </w:r>
+          </w:p>
+        </w:tc>
+        <w:tc>
+          <w:tcPr>
+            <w:tcW w:type="dxa" w:w="4394"/>
+            <w:shd w:val="clear" w:color="auto" w:fill="DEEAF1"/>
+          </w:tcPr>
+          <w:p>
+            <w:r>
+              <w:t>Después de copiar cada página individual</w:t>
+            </w:r>
+          </w:p>
+        </w:tc>
+      </w:tr>
+      <w:tr>
+        <w:tc>
+          <w:tcPr>
+            <w:tcW w:type="dxa" w:w="4394"/>
+            <w:shd w:val="clear" w:color="auto" w:fill="FFFFFF"/>
+          </w:tcPr>
+          <w:p>
+            <w:r>
+              <w:t>on_navigate_prev/next</w:t>
+            </w:r>
+          </w:p>
+        </w:tc>
+        <w:tc>
+          <w:tcPr>
+            <w:tcW w:type="dxa" w:w="4394"/>
+            <w:shd w:val="clear" w:color="auto" w:fill="FFFFFF"/>
+          </w:tcPr>
+          <w:p>
+            <w:r>
+              <w:t>Al navegar entre páginas (personalizable)</w:t>
+            </w:r>
+          </w:p>
+        </w:tc>
+      </w:tr>
+      <w:tr>
+        <w:tc>
+          <w:tcPr>
+            <w:tcW w:type="dxa" w:w="4394"/>
+            <w:shd w:val="clear" w:color="auto" w:fill="DEEAF1"/>
+          </w:tcPr>
+          <w:p>
+            <w:r>
+              <w:t>on_key_event</w:t>
+            </w:r>
+          </w:p>
+        </w:tc>
+        <w:tc>
+          <w:tcPr>
+            <w:tcW w:type="dxa" w:w="4394"/>
+            <w:shd w:val="clear" w:color="auto" w:fill="DEEAF1"/>
+          </w:tcPr>
+          <w:p>
+            <w:r>
+              <w:t>Al pulsar una tecla personalizada</w:t>
+            </w:r>
+          </w:p>
+        </w:tc>
+      </w:tr>
+      <w:tr>
+        <w:tc>
+          <w:tcPr>
+            <w:tcW w:type="dxa" w:w="4394"/>
+            <w:shd w:val="clear" w:color="auto" w:fill="FFFFFF"/>
+          </w:tcPr>
+          <w:p>
+            <w:r>
+              <w:t>init_global</w:t>
+            </w:r>
+          </w:p>
+        </w:tc>
+        <w:tc>
+          <w:tcPr>
+            <w:tcW w:type="dxa" w:w="4394"/>
+            <w:shd w:val="clear" w:color="auto" w:fill="FFFFFF"/>
+          </w:tcPr>
+          <w:p>
+            <w:r>
+              <w:t>Al iniciar el programa (script global)</w:t>
+            </w:r>
+          </w:p>
+        </w:tc>
+      </w:tr>
+      <w:tr>
+        <w:tc>
+          <w:tcPr>
+            <w:tcW w:type="dxa" w:w="4394"/>
+            <w:shd w:val="clear" w:color="auto" w:fill="DEEAF1"/>
+          </w:tcPr>
+          <w:p>
+            <w:r>
+              <w:t>verification_panel</w:t>
+            </w:r>
+          </w:p>
+        </w:tc>
+        <w:tc>
+          <w:tcPr>
+            <w:tcW w:type="dxa" w:w="4394"/>
+            <w:shd w:val="clear" w:color="auto" w:fill="DEEAF1"/>
+          </w:tcPr>
+          <w:p>
+            <w:r>
+              <w:t>Define el panel de verificación personalizado</w:t>
+            </w:r>
+          </w:p>
+        </w:tc>
+      </w:tr>
+    </w:tbl>
+    <w:p>
+      <w:pPr>
+        <w:pStyle w:val="Caption"/>
+      </w:pPr>
+      <w:r>
+        <w:t>Tabla 7. Eventos del ciclo de vida.</w:t>
       </w:r>
     </w:p>
     <w:p>
@@ -3497,7 +3934,7 @@
         <w:drawing>
           <wp:inline xmlns:a="http://schemas.openxmlformats.org/drawingml/2006/main" xmlns:pic="http://schemas.openxmlformats.org/drawingml/2006/picture">
             <wp:extent cx="5040000" cy="2205000"/>
-            <wp:docPr id="16" name="Picture 16"/>
+            <wp:docPr id="18" name="Picture 18"/>
             <wp:cNvGraphicFramePr>
               <a:graphicFrameLocks noChangeAspect="1"/>
             </wp:cNvGraphicFramePr>
@@ -3533,20 +3970,222 @@
         <w:pStyle w:val="Caption"/>
       </w:pPr>
       <w:r>
-        <w:t>Figura 15. Editor de paso Script con plantilla.</w:t>
+        <w:t>Figura 17. Editor de eventos con código de ejemplo.</w:t>
       </w:r>
     </w:p>
     <w:p>
       <w:pPr>
-        <w:pStyle w:val="Heading3"/>
+        <w:pStyle w:val="Heading2"/>
       </w:pPr>
       <w:r>
-        <w:t>4.4.5 Probar pipeline</w:t>
+        <w:t>4.6 Pestaña Transferencia</w:t>
       </w:r>
     </w:p>
     <w:p>
       <w:r>
-        <w:t>El botón «Probar pipeline» permite ejecutar el pipeline sobre una imagen de muestra y ver el resultado paso a paso, incluyendo la imagen resultante después de cada transformación.</w:t>
+        <w:t>Configura cómo y dónde se exportan los documentos procesados. Soporta transferencia simple (a carpeta) y avanzada (mediante script).</w:t>
+      </w:r>
+    </w:p>
+    <w:tbl>
+      <w:tblPr>
+        <w:tblStyle w:val="TableGrid"/>
+        <w:tblW w:type="auto" w:w="0"/>
+        <w:jc w:val="center"/>
+        <w:tblLook w:firstColumn="1" w:firstRow="1" w:lastColumn="0" w:lastRow="0" w:noHBand="0" w:noVBand="1" w:val="04A0"/>
+      </w:tblPr>
+      <w:tblGrid>
+        <w:gridCol w:w="4394"/>
+        <w:gridCol w:w="4394"/>
+      </w:tblGrid>
+      <w:tr>
+        <w:tc>
+          <w:tcPr>
+            <w:tcW w:type="dxa" w:w="4394"/>
+            <w:shd w:val="clear" w:color="auto" w:fill="1F397D"/>
+          </w:tcPr>
+          <w:p>
+            <w:pPr>
+              <w:jc w:val="center"/>
+            </w:pPr>
+            <w:r>
+              <w:rPr>
+                <w:b/>
+                <w:color w:val="FFFFFF"/>
+              </w:rPr>
+              <w:t>Opción</w:t>
+            </w:r>
+          </w:p>
+        </w:tc>
+        <w:tc>
+          <w:tcPr>
+            <w:tcW w:type="dxa" w:w="4394"/>
+            <w:shd w:val="clear" w:color="auto" w:fill="1F397D"/>
+          </w:tcPr>
+          <w:p>
+            <w:pPr>
+              <w:jc w:val="center"/>
+            </w:pPr>
+            <w:r>
+              <w:rPr>
+                <w:b/>
+                <w:color w:val="FFFFFF"/>
+              </w:rPr>
+              <w:t>Descripción</w:t>
+            </w:r>
+          </w:p>
+        </w:tc>
+      </w:tr>
+      <w:tr>
+        <w:tc>
+          <w:tcPr>
+            <w:tcW w:type="dxa" w:w="4394"/>
+            <w:shd w:val="clear" w:color="auto" w:fill="DEEAF1"/>
+          </w:tcPr>
+          <w:p>
+            <w:r>
+              <w:t>Carpeta destino</w:t>
+            </w:r>
+          </w:p>
+        </w:tc>
+        <w:tc>
+          <w:tcPr>
+            <w:tcW w:type="dxa" w:w="4394"/>
+            <w:shd w:val="clear" w:color="auto" w:fill="DEEAF1"/>
+          </w:tcPr>
+          <w:p>
+            <w:r>
+              <w:t>Ruta donde se copiarán los ficheros</w:t>
+            </w:r>
+          </w:p>
+        </w:tc>
+      </w:tr>
+      <w:tr>
+        <w:tc>
+          <w:tcPr>
+            <w:tcW w:type="dxa" w:w="4394"/>
+            <w:shd w:val="clear" w:color="auto" w:fill="FFFFFF"/>
+          </w:tcPr>
+          <w:p>
+            <w:r>
+              <w:t>Patrón de nombres</w:t>
+            </w:r>
+          </w:p>
+        </w:tc>
+        <w:tc>
+          <w:tcPr>
+            <w:tcW w:type="dxa" w:w="4394"/>
+            <w:shd w:val="clear" w:color="auto" w:fill="FFFFFF"/>
+          </w:tcPr>
+          <w:p>
+            <w:r>
+              <w:t>Variables como {batch_id}, {page_index}, {fecha}, campos de lote</w:t>
+            </w:r>
+          </w:p>
+        </w:tc>
+      </w:tr>
+      <w:tr>
+        <w:tc>
+          <w:tcPr>
+            <w:tcW w:type="dxa" w:w="4394"/>
+            <w:shd w:val="clear" w:color="auto" w:fill="DEEAF1"/>
+          </w:tcPr>
+          <w:p>
+            <w:r>
+              <w:t>Formato de salida</w:t>
+            </w:r>
+          </w:p>
+        </w:tc>
+        <w:tc>
+          <w:tcPr>
+            <w:tcW w:type="dxa" w:w="4394"/>
+            <w:shd w:val="clear" w:color="auto" w:fill="DEEAF1"/>
+          </w:tcPr>
+          <w:p>
+            <w:r>
+              <w:t>TIFF, JPEG, PNG, BMP, PDF, PDF/A</w:t>
+            </w:r>
+          </w:p>
+        </w:tc>
+      </w:tr>
+      <w:tr>
+        <w:tc>
+          <w:tcPr>
+            <w:tcW w:type="dxa" w:w="4394"/>
+            <w:shd w:val="clear" w:color="auto" w:fill="FFFFFF"/>
+          </w:tcPr>
+          <w:p>
+            <w:r>
+              <w:t>DPI de salida</w:t>
+            </w:r>
+          </w:p>
+        </w:tc>
+        <w:tc>
+          <w:tcPr>
+            <w:tcW w:type="dxa" w:w="4394"/>
+            <w:shd w:val="clear" w:color="auto" w:fill="FFFFFF"/>
+          </w:tcPr>
+          <w:p>
+            <w:r>
+              <w:t>Resolución del fichero exportado</w:t>
+            </w:r>
+          </w:p>
+        </w:tc>
+      </w:tr>
+      <w:tr>
+        <w:tc>
+          <w:tcPr>
+            <w:tcW w:type="dxa" w:w="4394"/>
+            <w:shd w:val="clear" w:color="auto" w:fill="DEEAF1"/>
+          </w:tcPr>
+          <w:p>
+            <w:r>
+              <w:t>Modo de color</w:t>
+            </w:r>
+          </w:p>
+        </w:tc>
+        <w:tc>
+          <w:tcPr>
+            <w:tcW w:type="dxa" w:w="4394"/>
+            <w:shd w:val="clear" w:color="auto" w:fill="DEEAF1"/>
+          </w:tcPr>
+          <w:p>
+            <w:r>
+              <w:t>Color, escala de grises, blanco y negro</w:t>
+            </w:r>
+          </w:p>
+        </w:tc>
+      </w:tr>
+      <w:tr>
+        <w:tc>
+          <w:tcPr>
+            <w:tcW w:type="dxa" w:w="4394"/>
+            <w:shd w:val="clear" w:color="auto" w:fill="FFFFFF"/>
+          </w:tcPr>
+          <w:p>
+            <w:r>
+              <w:t>Política de colisión</w:t>
+            </w:r>
+          </w:p>
+        </w:tc>
+        <w:tc>
+          <w:tcPr>
+            <w:tcW w:type="dxa" w:w="4394"/>
+            <w:shd w:val="clear" w:color="auto" w:fill="FFFFFF"/>
+          </w:tcPr>
+          <w:p>
+            <w:r>
+              <w:t>Sufijo numérico, sobreescribir o fusionar (PDF/TIFF multi-página)</w:t>
+            </w:r>
+          </w:p>
+        </w:tc>
+      </w:tr>
+    </w:tbl>
+    <w:p>
+      <w:pPr>
+        <w:pStyle w:val="Caption"/>
+      </w:pPr>
+      <w:r>
+        <w:t>Tabla 8. Opciones de transferencia.</w:t>
       </w:r>
     </w:p>
     <w:p>
@@ -3557,7 +4196,7 @@
         <w:drawing>
           <wp:inline xmlns:a="http://schemas.openxmlformats.org/drawingml/2006/main" xmlns:pic="http://schemas.openxmlformats.org/drawingml/2006/picture">
             <wp:extent cx="5040000" cy="2205000"/>
-            <wp:docPr id="17" name="Picture 17"/>
+            <wp:docPr id="19" name="Picture 19"/>
             <wp:cNvGraphicFramePr>
               <a:graphicFrameLocks noChangeAspect="1"/>
             </wp:cNvGraphicFramePr>
@@ -3593,20 +4232,258 @@
         <w:pStyle w:val="Caption"/>
       </w:pPr>
       <w:r>
-        <w:t>Figura 16. Resultados del test de pipeline paso a paso.</w:t>
+        <w:t>Figura 18. Pestaña Transferencia del configurador.</w:t>
       </w:r>
     </w:p>
     <w:p>
       <w:pPr>
-        <w:pStyle w:val="Heading2"/>
+        <w:pStyle w:val="Heading1"/>
       </w:pPr>
       <w:r>
-        <w:t>4.5 Pestaña Eventos</w:t>
+        <w:t>5. Pipeline en detalle</w:t>
       </w:r>
     </w:p>
     <w:p>
       <w:r>
-        <w:t>Los eventos son puntos de entrada del ciclo de vida donde se puede ejecutar código Python personalizado. Cada evento se dispara en un momento específico del flujo de trabajo.</w:t>
+        <w:t>Este capítulo profundiza en el funcionamiento interno del pipeline, el contexto disponible para scripts y las técnicas avanzadas de control de flujo.</w:t>
+      </w:r>
+    </w:p>
+    <w:p>
+      <w:pPr>
+        <w:pStyle w:val="Heading2"/>
+      </w:pPr>
+      <w:r>
+        <w:t>5.1 Contexto del pipeline</w:t>
+      </w:r>
+    </w:p>
+    <w:p>
+      <w:r>
+        <w:t>Cada script del pipeline recibe cuatro objetos de contexto que permiten acceder y modificar toda la información del procesamiento.</w:t>
+      </w:r>
+    </w:p>
+    <w:tbl>
+      <w:tblPr>
+        <w:tblStyle w:val="TableGrid"/>
+        <w:tblW w:type="auto" w:w="0"/>
+        <w:jc w:val="center"/>
+        <w:tblLook w:firstColumn="1" w:firstRow="1" w:lastColumn="0" w:lastRow="0" w:noHBand="0" w:noVBand="1" w:val="04A0"/>
+      </w:tblPr>
+      <w:tblGrid>
+        <w:gridCol w:w="2929"/>
+        <w:gridCol w:w="2929"/>
+        <w:gridCol w:w="2929"/>
+      </w:tblGrid>
+      <w:tr>
+        <w:tc>
+          <w:tcPr>
+            <w:tcW w:type="dxa" w:w="2929"/>
+            <w:shd w:val="clear" w:color="auto" w:fill="1F397D"/>
+          </w:tcPr>
+          <w:p>
+            <w:pPr>
+              <w:jc w:val="center"/>
+            </w:pPr>
+            <w:r>
+              <w:rPr>
+                <w:b/>
+                <w:color w:val="FFFFFF"/>
+              </w:rPr>
+              <w:t>Objeto</w:t>
+            </w:r>
+          </w:p>
+        </w:tc>
+        <w:tc>
+          <w:tcPr>
+            <w:tcW w:type="dxa" w:w="2929"/>
+            <w:shd w:val="clear" w:color="auto" w:fill="1F397D"/>
+          </w:tcPr>
+          <w:p>
+            <w:pPr>
+              <w:jc w:val="center"/>
+            </w:pPr>
+            <w:r>
+              <w:rPr>
+                <w:b/>
+                <w:color w:val="FFFFFF"/>
+              </w:rPr>
+              <w:t>Tipo</w:t>
+            </w:r>
+          </w:p>
+        </w:tc>
+        <w:tc>
+          <w:tcPr>
+            <w:tcW w:type="dxa" w:w="2929"/>
+            <w:shd w:val="clear" w:color="auto" w:fill="1F397D"/>
+          </w:tcPr>
+          <w:p>
+            <w:pPr>
+              <w:jc w:val="center"/>
+            </w:pPr>
+            <w:r>
+              <w:rPr>
+                <w:b/>
+                <w:color w:val="FFFFFF"/>
+              </w:rPr>
+              <w:t>Descripción</w:t>
+            </w:r>
+          </w:p>
+        </w:tc>
+      </w:tr>
+      <w:tr>
+        <w:tc>
+          <w:tcPr>
+            <w:tcW w:type="dxa" w:w="2929"/>
+            <w:shd w:val="clear" w:color="auto" w:fill="DEEAF1"/>
+          </w:tcPr>
+          <w:p>
+            <w:r>
+              <w:t>app</w:t>
+            </w:r>
+          </w:p>
+        </w:tc>
+        <w:tc>
+          <w:tcPr>
+            <w:tcW w:type="dxa" w:w="2929"/>
+            <w:shd w:val="clear" w:color="auto" w:fill="DEEAF1"/>
+          </w:tcPr>
+          <w:p>
+            <w:r>
+              <w:t>AppContext</w:t>
+            </w:r>
+          </w:p>
+        </w:tc>
+        <w:tc>
+          <w:tcPr>
+            <w:tcW w:type="dxa" w:w="2929"/>
+            <w:shd w:val="clear" w:color="auto" w:fill="DEEAF1"/>
+          </w:tcPr>
+          <w:p>
+            <w:r>
+              <w:t>Nombre, descripción y configuración de la aplicación</w:t>
+            </w:r>
+          </w:p>
+        </w:tc>
+      </w:tr>
+      <w:tr>
+        <w:tc>
+          <w:tcPr>
+            <w:tcW w:type="dxa" w:w="2929"/>
+            <w:shd w:val="clear" w:color="auto" w:fill="FFFFFF"/>
+          </w:tcPr>
+          <w:p>
+            <w:r>
+              <w:t>batch</w:t>
+            </w:r>
+          </w:p>
+        </w:tc>
+        <w:tc>
+          <w:tcPr>
+            <w:tcW w:type="dxa" w:w="2929"/>
+            <w:shd w:val="clear" w:color="auto" w:fill="FFFFFF"/>
+          </w:tcPr>
+          <w:p>
+            <w:r>
+              <w:t>BatchContext</w:t>
+            </w:r>
+          </w:p>
+        </w:tc>
+        <w:tc>
+          <w:tcPr>
+            <w:tcW w:type="dxa" w:w="2929"/>
+            <w:shd w:val="clear" w:color="auto" w:fill="FFFFFF"/>
+          </w:tcPr>
+          <w:p>
+            <w:r>
+              <w:t>ID, estado, campos y contadores del lote actual</w:t>
+            </w:r>
+          </w:p>
+        </w:tc>
+      </w:tr>
+      <w:tr>
+        <w:tc>
+          <w:tcPr>
+            <w:tcW w:type="dxa" w:w="2929"/>
+            <w:shd w:val="clear" w:color="auto" w:fill="DEEAF1"/>
+          </w:tcPr>
+          <w:p>
+            <w:r>
+              <w:t>page</w:t>
+            </w:r>
+          </w:p>
+        </w:tc>
+        <w:tc>
+          <w:tcPr>
+            <w:tcW w:type="dxa" w:w="2929"/>
+            <w:shd w:val="clear" w:color="auto" w:fill="DEEAF1"/>
+          </w:tcPr>
+          <w:p>
+            <w:r>
+              <w:t>PageContext</w:t>
+            </w:r>
+          </w:p>
+        </w:tc>
+        <w:tc>
+          <w:tcPr>
+            <w:tcW w:type="dxa" w:w="2929"/>
+            <w:shd w:val="clear" w:color="auto" w:fill="DEEAF1"/>
+          </w:tcPr>
+          <w:p>
+            <w:r>
+              <w:t>Imagen, barcodes, OCR, campos, flags de la página</w:t>
+            </w:r>
+          </w:p>
+        </w:tc>
+      </w:tr>
+      <w:tr>
+        <w:tc>
+          <w:tcPr>
+            <w:tcW w:type="dxa" w:w="2929"/>
+            <w:shd w:val="clear" w:color="auto" w:fill="FFFFFF"/>
+          </w:tcPr>
+          <w:p>
+            <w:r>
+              <w:t>pipeline</w:t>
+            </w:r>
+          </w:p>
+        </w:tc>
+        <w:tc>
+          <w:tcPr>
+            <w:tcW w:type="dxa" w:w="2929"/>
+            <w:shd w:val="clear" w:color="auto" w:fill="FFFFFF"/>
+          </w:tcPr>
+          <w:p>
+            <w:r>
+              <w:t>PipelineContext</w:t>
+            </w:r>
+          </w:p>
+        </w:tc>
+        <w:tc>
+          <w:tcPr>
+            <w:tcW w:type="dxa" w:w="2929"/>
+            <w:shd w:val="clear" w:color="auto" w:fill="FFFFFF"/>
+          </w:tcPr>
+          <w:p>
+            <w:r>
+              <w:t>Control de flujo: skip, abort, repeat, metadata</w:t>
+            </w:r>
+          </w:p>
+        </w:tc>
+      </w:tr>
+    </w:tbl>
+    <w:p>
+      <w:pPr>
+        <w:pStyle w:val="Caption"/>
+      </w:pPr>
+      <w:r>
+        <w:t>Tabla 9. Objetos de contexto disponibles en scripts.</w:t>
+      </w:r>
+    </w:p>
+    <w:p>
+      <w:pPr>
+        <w:pStyle w:val="Heading2"/>
+      </w:pPr>
+      <w:r>
+        <w:t>5.2 Control de flujo</w:t>
       </w:r>
     </w:p>
     <w:tbl>
@@ -3635,7 +4512,7 @@
                 <w:b/>
                 <w:color w:val="FFFFFF"/>
               </w:rPr>
-              <w:t>Evento</w:t>
+              <w:t>Método</w:t>
             </w:r>
           </w:p>
         </w:tc>
@@ -3653,7 +4530,7 @@
                 <w:b/>
                 <w:color w:val="FFFFFF"/>
               </w:rPr>
-              <w:t>Cuándo se ejecuta</w:t>
+              <w:t>Efecto</w:t>
             </w:r>
           </w:p>
         </w:tc>
@@ -3666,7 +4543,7 @@
           </w:tcPr>
           <w:p>
             <w:r>
-              <w:t>on_app_start</w:t>
+              <w:t>pipeline.skip_step(id)</w:t>
             </w:r>
           </w:p>
         </w:tc>
@@ -3677,7 +4554,7 @@
           </w:tcPr>
           <w:p>
             <w:r>
-              <w:t>Al abrir la aplicación en el workbench</w:t>
+              <w:t>Salta el paso indicado sin ejecutarlo</w:t>
             </w:r>
           </w:p>
         </w:tc>
@@ -3690,7 +4567,7 @@
           </w:tcPr>
           <w:p>
             <w:r>
-              <w:t>on_app_end</w:t>
+              <w:t>pipeline.skip_to(id)</w:t>
             </w:r>
           </w:p>
         </w:tc>
@@ -3701,7 +4578,7 @@
           </w:tcPr>
           <w:p>
             <w:r>
-              <w:t>Al cerrar la aplicación</w:t>
+              <w:t>Salta todos los pasos hasta llegar al indicado</w:t>
             </w:r>
           </w:p>
         </w:tc>
@@ -3714,7 +4591,7 @@
           </w:tcPr>
           <w:p>
             <w:r>
-              <w:t>on_import</w:t>
+              <w:t>pipeline.abort(razón)</w:t>
             </w:r>
           </w:p>
         </w:tc>
@@ -3725,7 +4602,7 @@
           </w:tcPr>
           <w:p>
             <w:r>
-              <w:t>Al pulsar Procesar (puede reemplazar la carga estándar)</w:t>
+              <w:t>Detiene el pipeline y marca la página para revisión</w:t>
             </w:r>
           </w:p>
         </w:tc>
@@ -3738,7 +4615,7 @@
           </w:tcPr>
           <w:p>
             <w:r>
-              <w:t>on_scan_complete</w:t>
+              <w:t>pipeline.repeat_step(id)</w:t>
             </w:r>
           </w:p>
         </w:tc>
@@ -3749,7 +4626,7 @@
           </w:tcPr>
           <w:p>
             <w:r>
-              <w:t>Después de que el pipeline procese todas las páginas</w:t>
+              <w:t>Vuelve a ejecutar un paso (máximo 3 veces por defecto)</w:t>
             </w:r>
           </w:p>
         </w:tc>
@@ -3762,7 +4639,7 @@
           </w:tcPr>
           <w:p>
             <w:r>
-              <w:t>on_transfer_validate</w:t>
+              <w:t>pipeline.replace_image(img)</w:t>
             </w:r>
           </w:p>
         </w:tc>
@@ -3773,7 +4650,7 @@
           </w:tcPr>
           <w:p>
             <w:r>
-              <w:t>Antes de transferir; retornar False cancela</w:t>
+              <w:t>Reemplaza la imagen actual del pipeline</w:t>
             </w:r>
           </w:p>
         </w:tc>
@@ -3786,7 +4663,7 @@
           </w:tcPr>
           <w:p>
             <w:r>
-              <w:t>on_transfer_advanced</w:t>
+              <w:t>pipeline.set_metadata(k, v)</w:t>
             </w:r>
           </w:p>
         </w:tc>
@@ -3797,7 +4674,7 @@
           </w:tcPr>
           <w:p>
             <w:r>
-              <w:t>Transferencia avanzada completamente scripteada</w:t>
+              <w:t>Almacena datos entre pasos</w:t>
             </w:r>
           </w:p>
         </w:tc>
@@ -3810,7 +4687,7 @@
           </w:tcPr>
           <w:p>
             <w:r>
-              <w:t>on_transfer_page</w:t>
+              <w:t>pipeline.get_metadata(k)</w:t>
             </w:r>
           </w:p>
         </w:tc>
@@ -3821,103 +4698,7 @@
           </w:tcPr>
           <w:p>
             <w:r>
-              <w:t>Después de copiar cada página individual</w:t>
-            </w:r>
-          </w:p>
-        </w:tc>
-      </w:tr>
-      <w:tr>
-        <w:tc>
-          <w:tcPr>
-            <w:tcW w:type="dxa" w:w="4394"/>
-            <w:shd w:val="clear" w:color="auto" w:fill="FFFFFF"/>
-          </w:tcPr>
-          <w:p>
-            <w:r>
-              <w:t>on_navigate_prev/next</w:t>
-            </w:r>
-          </w:p>
-        </w:tc>
-        <w:tc>
-          <w:tcPr>
-            <w:tcW w:type="dxa" w:w="4394"/>
-            <w:shd w:val="clear" w:color="auto" w:fill="FFFFFF"/>
-          </w:tcPr>
-          <w:p>
-            <w:r>
-              <w:t>Al navegar entre páginas (personalizable)</w:t>
-            </w:r>
-          </w:p>
-        </w:tc>
-      </w:tr>
-      <w:tr>
-        <w:tc>
-          <w:tcPr>
-            <w:tcW w:type="dxa" w:w="4394"/>
-            <w:shd w:val="clear" w:color="auto" w:fill="DEEAF1"/>
-          </w:tcPr>
-          <w:p>
-            <w:r>
-              <w:t>on_key_event</w:t>
-            </w:r>
-          </w:p>
-        </w:tc>
-        <w:tc>
-          <w:tcPr>
-            <w:tcW w:type="dxa" w:w="4394"/>
-            <w:shd w:val="clear" w:color="auto" w:fill="DEEAF1"/>
-          </w:tcPr>
-          <w:p>
-            <w:r>
-              <w:t>Al pulsar una tecla personalizada</w:t>
-            </w:r>
-          </w:p>
-        </w:tc>
-      </w:tr>
-      <w:tr>
-        <w:tc>
-          <w:tcPr>
-            <w:tcW w:type="dxa" w:w="4394"/>
-            <w:shd w:val="clear" w:color="auto" w:fill="FFFFFF"/>
-          </w:tcPr>
-          <w:p>
-            <w:r>
-              <w:t>init_global</w:t>
-            </w:r>
-          </w:p>
-        </w:tc>
-        <w:tc>
-          <w:tcPr>
-            <w:tcW w:type="dxa" w:w="4394"/>
-            <w:shd w:val="clear" w:color="auto" w:fill="FFFFFF"/>
-          </w:tcPr>
-          <w:p>
-            <w:r>
-              <w:t>Al iniciar el programa (script global)</w:t>
-            </w:r>
-          </w:p>
-        </w:tc>
-      </w:tr>
-      <w:tr>
-        <w:tc>
-          <w:tcPr>
-            <w:tcW w:type="dxa" w:w="4394"/>
-            <w:shd w:val="clear" w:color="auto" w:fill="DEEAF1"/>
-          </w:tcPr>
-          <w:p>
-            <w:r>
-              <w:t>verification_panel</w:t>
-            </w:r>
-          </w:p>
-        </w:tc>
-        <w:tc>
-          <w:tcPr>
-            <w:tcW w:type="dxa" w:w="4394"/>
-            <w:shd w:val="clear" w:color="auto" w:fill="DEEAF1"/>
-          </w:tcPr>
-          <w:p>
-            <w:r>
-              <w:t>Define el panel de verificación personalizado</w:t>
+              <w:t>Recupera datos almacenados entre pasos</w:t>
             </w:r>
           </w:p>
         </w:tc>
@@ -3928,7 +4709,680 @@
         <w:pStyle w:val="Caption"/>
       </w:pPr>
       <w:r>
-        <w:t>Tabla 7. Eventos del ciclo de vida.</w:t>
+        <w:t>Tabla 10. Métodos de control de flujo del PipelineContext.</w:t>
+      </w:r>
+    </w:p>
+    <w:p>
+      <w:pPr>
+        <w:pStyle w:val="Heading2"/>
+      </w:pPr>
+      <w:r>
+        <w:t>5.3 Ejemplo: separación por barcode</w:t>
+      </w:r>
+    </w:p>
+    <w:p>
+      <w:r>
+        <w:t>Un caso de uso muy habitual es separar documentos automáticamente cuando se detecta una hoja separadora con un código de barras. El siguiente script asigna un ID de documento basado en el valor del barcode:</w:t>
+      </w:r>
+    </w:p>
+    <w:p>
+      <w:pPr/>
+      <w:r>
+        <w:t>def separar(app, batch, page, pipeline):</w:t>
+        <w:br/>
+        <w:t xml:space="preserve">    seps = [b for b in page.barcodes if b.symbology == "CODE128"]</w:t>
+        <w:br/>
+        <w:t xml:space="preserve">    if seps:</w:t>
+        <w:br/>
+        <w:t xml:space="preserve">        page.fields["id_documento"] = seps[0].data</w:t>
+        <w:br/>
+        <w:t xml:space="preserve">        pipeline.set_metadata("ultimo_id", seps[0].data)</w:t>
+        <w:br/>
+        <w:t xml:space="preserve">    else:</w:t>
+        <w:br/>
+        <w:t xml:space="preserve">        page.fields["id_documento"] = pipeline.get_metadata("ultimo_id") or "SIN_ID"</w:t>
+      </w:r>
+    </w:p>
+    <w:p>
+      <w:pPr>
+        <w:pStyle w:val="Heading1"/>
+      </w:pPr>
+      <w:r>
+        <w:t>6. Scripting Python</w:t>
+      </w:r>
+    </w:p>
+    <w:p>
+      <w:r>
+        <w:t>DocScan Studio incluye un motor de scripting Python completo que permite personalizar cualquier aspecto del procesamiento. Los scripts se compilan una sola vez al cargar la aplicación y se ejecutan con timeout configurable.</w:t>
+      </w:r>
+    </w:p>
+    <w:p>
+      <w:pPr>
+        <w:pStyle w:val="Heading2"/>
+      </w:pPr>
+      <w:r>
+        <w:t>6.1 Variables disponibles</w:t>
+      </w:r>
+    </w:p>
+    <w:tbl>
+      <w:tblPr>
+        <w:tblStyle w:val="TableGrid"/>
+        <w:tblW w:type="auto" w:w="0"/>
+        <w:jc w:val="center"/>
+        <w:tblLook w:firstColumn="1" w:firstRow="1" w:lastColumn="0" w:lastRow="0" w:noHBand="0" w:noVBand="1" w:val="04A0"/>
+      </w:tblPr>
+      <w:tblGrid>
+        <w:gridCol w:w="2929"/>
+        <w:gridCol w:w="2929"/>
+        <w:gridCol w:w="2929"/>
+      </w:tblGrid>
+      <w:tr>
+        <w:tc>
+          <w:tcPr>
+            <w:tcW w:type="dxa" w:w="2929"/>
+            <w:shd w:val="clear" w:color="auto" w:fill="1F397D"/>
+          </w:tcPr>
+          <w:p>
+            <w:pPr>
+              <w:jc w:val="center"/>
+            </w:pPr>
+            <w:r>
+              <w:rPr>
+                <w:b/>
+                <w:color w:val="FFFFFF"/>
+              </w:rPr>
+              <w:t>Variable</w:t>
+            </w:r>
+          </w:p>
+        </w:tc>
+        <w:tc>
+          <w:tcPr>
+            <w:tcW w:type="dxa" w:w="2929"/>
+            <w:shd w:val="clear" w:color="auto" w:fill="1F397D"/>
+          </w:tcPr>
+          <w:p>
+            <w:pPr>
+              <w:jc w:val="center"/>
+            </w:pPr>
+            <w:r>
+              <w:rPr>
+                <w:b/>
+                <w:color w:val="FFFFFF"/>
+              </w:rPr>
+              <w:t>Tipo</w:t>
+            </w:r>
+          </w:p>
+        </w:tc>
+        <w:tc>
+          <w:tcPr>
+            <w:tcW w:type="dxa" w:w="2929"/>
+            <w:shd w:val="clear" w:color="auto" w:fill="1F397D"/>
+          </w:tcPr>
+          <w:p>
+            <w:pPr>
+              <w:jc w:val="center"/>
+            </w:pPr>
+            <w:r>
+              <w:rPr>
+                <w:b/>
+                <w:color w:val="FFFFFF"/>
+              </w:rPr>
+              <w:t>Descripción</w:t>
+            </w:r>
+          </w:p>
+        </w:tc>
+      </w:tr>
+      <w:tr>
+        <w:tc>
+          <w:tcPr>
+            <w:tcW w:type="dxa" w:w="2929"/>
+            <w:shd w:val="clear" w:color="auto" w:fill="DEEAF1"/>
+          </w:tcPr>
+          <w:p>
+            <w:r>
+              <w:t>app</w:t>
+            </w:r>
+          </w:p>
+        </w:tc>
+        <w:tc>
+          <w:tcPr>
+            <w:tcW w:type="dxa" w:w="2929"/>
+            <w:shd w:val="clear" w:color="auto" w:fill="DEEAF1"/>
+          </w:tcPr>
+          <w:p>
+            <w:r>
+              <w:t>AppContext</w:t>
+            </w:r>
+          </w:p>
+        </w:tc>
+        <w:tc>
+          <w:tcPr>
+            <w:tcW w:type="dxa" w:w="2929"/>
+            <w:shd w:val="clear" w:color="auto" w:fill="DEEAF1"/>
+          </w:tcPr>
+          <w:p>
+            <w:r>
+              <w:t>Contexto de la aplicación actual</w:t>
+            </w:r>
+          </w:p>
+        </w:tc>
+      </w:tr>
+      <w:tr>
+        <w:tc>
+          <w:tcPr>
+            <w:tcW w:type="dxa" w:w="2929"/>
+            <w:shd w:val="clear" w:color="auto" w:fill="FFFFFF"/>
+          </w:tcPr>
+          <w:p>
+            <w:r>
+              <w:t>batch</w:t>
+            </w:r>
+          </w:p>
+        </w:tc>
+        <w:tc>
+          <w:tcPr>
+            <w:tcW w:type="dxa" w:w="2929"/>
+            <w:shd w:val="clear" w:color="auto" w:fill="FFFFFF"/>
+          </w:tcPr>
+          <w:p>
+            <w:r>
+              <w:t>BatchContext</w:t>
+            </w:r>
+          </w:p>
+        </w:tc>
+        <w:tc>
+          <w:tcPr>
+            <w:tcW w:type="dxa" w:w="2929"/>
+            <w:shd w:val="clear" w:color="auto" w:fill="FFFFFF"/>
+          </w:tcPr>
+          <w:p>
+            <w:r>
+              <w:t>Contexto del lote actual</w:t>
+            </w:r>
+          </w:p>
+        </w:tc>
+      </w:tr>
+      <w:tr>
+        <w:tc>
+          <w:tcPr>
+            <w:tcW w:type="dxa" w:w="2929"/>
+            <w:shd w:val="clear" w:color="auto" w:fill="DEEAF1"/>
+          </w:tcPr>
+          <w:p>
+            <w:r>
+              <w:t>page</w:t>
+            </w:r>
+          </w:p>
+        </w:tc>
+        <w:tc>
+          <w:tcPr>
+            <w:tcW w:type="dxa" w:w="2929"/>
+            <w:shd w:val="clear" w:color="auto" w:fill="DEEAF1"/>
+          </w:tcPr>
+          <w:p>
+            <w:r>
+              <w:t>PageContext</w:t>
+            </w:r>
+          </w:p>
+        </w:tc>
+        <w:tc>
+          <w:tcPr>
+            <w:tcW w:type="dxa" w:w="2929"/>
+            <w:shd w:val="clear" w:color="auto" w:fill="DEEAF1"/>
+          </w:tcPr>
+          <w:p>
+            <w:r>
+              <w:t>Contexto de la página (imagen, barcodes, OCR, campos, flags)</w:t>
+            </w:r>
+          </w:p>
+        </w:tc>
+      </w:tr>
+      <w:tr>
+        <w:tc>
+          <w:tcPr>
+            <w:tcW w:type="dxa" w:w="2929"/>
+            <w:shd w:val="clear" w:color="auto" w:fill="FFFFFF"/>
+          </w:tcPr>
+          <w:p>
+            <w:r>
+              <w:t>pipeline</w:t>
+            </w:r>
+          </w:p>
+        </w:tc>
+        <w:tc>
+          <w:tcPr>
+            <w:tcW w:type="dxa" w:w="2929"/>
+            <w:shd w:val="clear" w:color="auto" w:fill="FFFFFF"/>
+          </w:tcPr>
+          <w:p>
+            <w:r>
+              <w:t>PipelineContext</w:t>
+            </w:r>
+          </w:p>
+        </w:tc>
+        <w:tc>
+          <w:tcPr>
+            <w:tcW w:type="dxa" w:w="2929"/>
+            <w:shd w:val="clear" w:color="auto" w:fill="FFFFFF"/>
+          </w:tcPr>
+          <w:p>
+            <w:r>
+              <w:t>Control de flujo (solo en ScriptStep, no en eventos)</w:t>
+            </w:r>
+          </w:p>
+        </w:tc>
+      </w:tr>
+      <w:tr>
+        <w:tc>
+          <w:tcPr>
+            <w:tcW w:type="dxa" w:w="2929"/>
+            <w:shd w:val="clear" w:color="auto" w:fill="DEEAF1"/>
+          </w:tcPr>
+          <w:p>
+            <w:r>
+              <w:t>log</w:t>
+            </w:r>
+          </w:p>
+        </w:tc>
+        <w:tc>
+          <w:tcPr>
+            <w:tcW w:type="dxa" w:w="2929"/>
+            <w:shd w:val="clear" w:color="auto" w:fill="DEEAF1"/>
+          </w:tcPr>
+          <w:p>
+            <w:r>
+              <w:t>Logger</w:t>
+            </w:r>
+          </w:p>
+        </w:tc>
+        <w:tc>
+          <w:tcPr>
+            <w:tcW w:type="dxa" w:w="2929"/>
+            <w:shd w:val="clear" w:color="auto" w:fill="DEEAF1"/>
+          </w:tcPr>
+          <w:p>
+            <w:r>
+              <w:t>Logger para escribir mensajes al panel de log</w:t>
+            </w:r>
+          </w:p>
+        </w:tc>
+      </w:tr>
+      <w:tr>
+        <w:tc>
+          <w:tcPr>
+            <w:tcW w:type="dxa" w:w="2929"/>
+            <w:shd w:val="clear" w:color="auto" w:fill="FFFFFF"/>
+          </w:tcPr>
+          <w:p>
+            <w:r>
+              <w:t>http</w:t>
+            </w:r>
+          </w:p>
+        </w:tc>
+        <w:tc>
+          <w:tcPr>
+            <w:tcW w:type="dxa" w:w="2929"/>
+            <w:shd w:val="clear" w:color="auto" w:fill="FFFFFF"/>
+          </w:tcPr>
+          <w:p>
+            <w:r>
+              <w:t>httpx.Client</w:t>
+            </w:r>
+          </w:p>
+        </w:tc>
+        <w:tc>
+          <w:tcPr>
+            <w:tcW w:type="dxa" w:w="2929"/>
+            <w:shd w:val="clear" w:color="auto" w:fill="FFFFFF"/>
+          </w:tcPr>
+          <w:p>
+            <w:r>
+              <w:t>Cliente HTTP para llamadas a APIs externas</w:t>
+            </w:r>
+          </w:p>
+        </w:tc>
+      </w:tr>
+      <w:tr>
+        <w:tc>
+          <w:tcPr>
+            <w:tcW w:type="dxa" w:w="2929"/>
+            <w:shd w:val="clear" w:color="auto" w:fill="DEEAF1"/>
+          </w:tcPr>
+          <w:p>
+            <w:r>
+              <w:t>re</w:t>
+            </w:r>
+          </w:p>
+        </w:tc>
+        <w:tc>
+          <w:tcPr>
+            <w:tcW w:type="dxa" w:w="2929"/>
+            <w:shd w:val="clear" w:color="auto" w:fill="DEEAF1"/>
+          </w:tcPr>
+          <w:p>
+            <w:r>
+              <w:t>módulo</w:t>
+            </w:r>
+          </w:p>
+        </w:tc>
+        <w:tc>
+          <w:tcPr>
+            <w:tcW w:type="dxa" w:w="2929"/>
+            <w:shd w:val="clear" w:color="auto" w:fill="DEEAF1"/>
+          </w:tcPr>
+          <w:p>
+            <w:r>
+              <w:t>Expresiones regulares</w:t>
+            </w:r>
+          </w:p>
+        </w:tc>
+      </w:tr>
+      <w:tr>
+        <w:tc>
+          <w:tcPr>
+            <w:tcW w:type="dxa" w:w="2929"/>
+            <w:shd w:val="clear" w:color="auto" w:fill="FFFFFF"/>
+          </w:tcPr>
+          <w:p>
+            <w:r>
+              <w:t>json</w:t>
+            </w:r>
+          </w:p>
+        </w:tc>
+        <w:tc>
+          <w:tcPr>
+            <w:tcW w:type="dxa" w:w="2929"/>
+            <w:shd w:val="clear" w:color="auto" w:fill="FFFFFF"/>
+          </w:tcPr>
+          <w:p>
+            <w:r>
+              <w:t>módulo</w:t>
+            </w:r>
+          </w:p>
+        </w:tc>
+        <w:tc>
+          <w:tcPr>
+            <w:tcW w:type="dxa" w:w="2929"/>
+            <w:shd w:val="clear" w:color="auto" w:fill="FFFFFF"/>
+          </w:tcPr>
+          <w:p>
+            <w:r>
+              <w:t>Serialización JSON</w:t>
+            </w:r>
+          </w:p>
+        </w:tc>
+      </w:tr>
+      <w:tr>
+        <w:tc>
+          <w:tcPr>
+            <w:tcW w:type="dxa" w:w="2929"/>
+            <w:shd w:val="clear" w:color="auto" w:fill="DEEAF1"/>
+          </w:tcPr>
+          <w:p>
+            <w:r>
+              <w:t>datetime</w:t>
+            </w:r>
+          </w:p>
+        </w:tc>
+        <w:tc>
+          <w:tcPr>
+            <w:tcW w:type="dxa" w:w="2929"/>
+            <w:shd w:val="clear" w:color="auto" w:fill="DEEAF1"/>
+          </w:tcPr>
+          <w:p>
+            <w:r>
+              <w:t>módulo</w:t>
+            </w:r>
+          </w:p>
+        </w:tc>
+        <w:tc>
+          <w:tcPr>
+            <w:tcW w:type="dxa" w:w="2929"/>
+            <w:shd w:val="clear" w:color="auto" w:fill="DEEAF1"/>
+          </w:tcPr>
+          <w:p>
+            <w:r>
+              <w:t>Fecha y hora</w:t>
+            </w:r>
+          </w:p>
+        </w:tc>
+      </w:tr>
+      <w:tr>
+        <w:tc>
+          <w:tcPr>
+            <w:tcW w:type="dxa" w:w="2929"/>
+            <w:shd w:val="clear" w:color="auto" w:fill="FFFFFF"/>
+          </w:tcPr>
+          <w:p>
+            <w:r>
+              <w:t>Path</w:t>
+            </w:r>
+          </w:p>
+        </w:tc>
+        <w:tc>
+          <w:tcPr>
+            <w:tcW w:type="dxa" w:w="2929"/>
+            <w:shd w:val="clear" w:color="auto" w:fill="FFFFFF"/>
+          </w:tcPr>
+          <w:p>
+            <w:r>
+              <w:t>clase</w:t>
+            </w:r>
+          </w:p>
+        </w:tc>
+        <w:tc>
+          <w:tcPr>
+            <w:tcW w:type="dxa" w:w="2929"/>
+            <w:shd w:val="clear" w:color="auto" w:fill="FFFFFF"/>
+          </w:tcPr>
+          <w:p>
+            <w:r>
+              <w:t>Manejo de rutas de fichero</w:t>
+            </w:r>
+          </w:p>
+        </w:tc>
+      </w:tr>
+    </w:tbl>
+    <w:p>
+      <w:pPr>
+        <w:pStyle w:val="Caption"/>
+      </w:pPr>
+      <w:r>
+        <w:t>Tabla 11. Variables disponibles en todos los scripts.</w:t>
+      </w:r>
+    </w:p>
+    <w:p>
+      <w:pPr>
+        <w:pStyle w:val="Heading2"/>
+      </w:pPr>
+      <w:r>
+        <w:t>6.2 Buenas prácticas</w:t>
+      </w:r>
+    </w:p>
+    <w:p>
+      <w:pPr>
+        <w:pStyle w:val="ListBullet"/>
+      </w:pPr>
+      <w:r>
+        <w:t>Usar log.info(), log.warning() y log.error() en vez de print()</w:t>
+      </w:r>
+    </w:p>
+    <w:p>
+      <w:pPr>
+        <w:pStyle w:val="ListBullet"/>
+      </w:pPr>
+      <w:r>
+        <w:t>Acceder a barcodes siempre via page.barcodes (nunca como objeto independiente)</w:t>
+      </w:r>
+    </w:p>
+    <w:p>
+      <w:pPr>
+        <w:pStyle w:val="ListBullet"/>
+      </w:pPr>
+      <w:r>
+        <w:t>Los errores en scripts no detienen el pipeline: se registran en page.flags</w:t>
+      </w:r>
+    </w:p>
+    <w:p>
+      <w:pPr>
+        <w:pStyle w:val="ListBullet"/>
+      </w:pPr>
+      <w:r>
+        <w:t>Usar pipeline.set_metadata() para compartir datos entre pasos</w:t>
+      </w:r>
+    </w:p>
+    <w:p>
+      <w:pPr>
+        <w:pStyle w:val="ListBullet"/>
+      </w:pPr>
+      <w:r>
+        <w:t>El timeout por defecto es 30 segundos (configurable en settings)</w:t>
+      </w:r>
+    </w:p>
+    <w:p>
+      <w:pPr>
+        <w:pStyle w:val="Heading2"/>
+      </w:pPr>
+      <w:r>
+        <w:t>6.3 Recetas comunes</w:t>
+      </w:r>
+    </w:p>
+    <w:p>
+      <w:pPr>
+        <w:pStyle w:val="Heading3"/>
+      </w:pPr>
+      <w:r>
+        <w:t>6.3.1 Validar campos antes de transferir</w:t>
+      </w:r>
+    </w:p>
+    <w:p>
+      <w:r>
+        <w:t># Evento: on_transfer_validate</w:t>
+        <w:br/>
+        <w:t>def on_transfer_validate(app, batch, page):</w:t>
+        <w:br/>
+        <w:t xml:space="preserve">    if not batch.fields.get("numero_factura"):</w:t>
+        <w:br/>
+        <w:t xml:space="preserve">        raise ValueError("El número de factura es obligatorio")</w:t>
+      </w:r>
+    </w:p>
+    <w:p>
+      <w:pPr>
+        <w:pStyle w:val="Heading3"/>
+      </w:pPr>
+      <w:r>
+        <w:t>6.3.2 Llamar a una API externa</w:t>
+      </w:r>
+    </w:p>
+    <w:p>
+      <w:r>
+        <w:t># Paso Script en el pipeline</w:t>
+        <w:br/>
+        <w:t>def clasificar(app, batch, page, pipeline):</w:t>
+        <w:br/>
+        <w:t xml:space="preserve">    resp = http.post("https://api.ejemplo.com/clasificar",</w:t>
+        <w:br/>
+        <w:t xml:space="preserve">                     json={"text": page.ocr_text})</w:t>
+        <w:br/>
+        <w:t xml:space="preserve">    if resp.status_code == 200:</w:t>
+        <w:br/>
+        <w:t xml:space="preserve">        page.fields["tipo_doc"] = resp.json()["tipo"]</w:t>
+      </w:r>
+    </w:p>
+    <w:p>
+      <w:pPr>
+        <w:pStyle w:val="Heading3"/>
+      </w:pPr>
+      <w:r>
+        <w:t>6.3.3 Renombrar fichero de salida con OCR</w:t>
+      </w:r>
+    </w:p>
+    <w:p>
+      <w:r>
+        <w:t># Evento: on_transfer_page</w:t>
+        <w:br/>
+        <w:t>def on_transfer_page(app, batch, page):</w:t>
+        <w:br/>
+        <w:t xml:space="preserve">    # Extraer número de factura del texto OCR</w:t>
+        <w:br/>
+        <w:t xml:space="preserve">    match = re.search(r"FACTURA[:\s]*(\w+)", page.ocr_text)</w:t>
+        <w:br/>
+        <w:t xml:space="preserve">    if match:</w:t>
+        <w:br/>
+        <w:t xml:space="preserve">        page.fields["subdirectory"] = f"facturas/{match.group(1)}"</w:t>
+      </w:r>
+    </w:p>
+    <w:p>
+      <w:pPr>
+        <w:pStyle w:val="Heading1"/>
+      </w:pPr>
+      <w:r>
+        <w:t>7. Workbench</w:t>
+      </w:r>
+    </w:p>
+    <w:p>
+      <w:r>
+        <w:t>El Workbench es la ventana de explotación donde se realiza el trabajo diario de captura y procesamiento. Se compone de cinco áreas principales.</w:t>
+      </w:r>
+    </w:p>
+    <w:p>
+      <w:pPr>
+        <w:jc w:val="center"/>
+      </w:pPr>
+      <w:r>
+        <w:drawing>
+          <wp:inline xmlns:a="http://schemas.openxmlformats.org/drawingml/2006/main" xmlns:pic="http://schemas.openxmlformats.org/drawingml/2006/picture">
+            <wp:extent cx="5040000" cy="3779253"/>
+            <wp:docPr id="20" name="Picture 20"/>
+            <wp:cNvGraphicFramePr>
+              <a:graphicFrameLocks noChangeAspect="1"/>
+            </wp:cNvGraphicFramePr>
+            <a:graphic>
+              <a:graphicData uri="http://schemas.openxmlformats.org/drawingml/2006/picture">
+                <pic:pic>
+                  <pic:nvPicPr>
+                    <pic:cNvPr id="0" name="workbench_full.png"/>
+                    <pic:cNvPicPr/>
+                  </pic:nvPicPr>
+                  <pic:blipFill>
+                    <a:blip r:embed="rId12"/>
+                    <a:stretch>
+                      <a:fillRect/>
+                    </a:stretch>
+                  </pic:blipFill>
+                  <pic:spPr>
+                    <a:xfrm>
+                      <a:off x="0" y="0"/>
+                      <a:ext cx="5040000" cy="3779253"/>
+                    </a:xfrm>
+                    <a:prstGeom prst="rect"/>
+                  </pic:spPr>
+                </pic:pic>
+              </a:graphicData>
+            </a:graphic>
+          </wp:inline>
+        </w:drawing>
+      </w:r>
+    </w:p>
+    <w:p>
+      <w:pPr>
+        <w:pStyle w:val="Caption"/>
+      </w:pPr>
+      <w:r>
+        <w:t>Figura 19. Workbench de DocScan Studio — vista completa.</w:t>
+      </w:r>
+    </w:p>
+    <w:p>
+      <w:pPr>
+        <w:pStyle w:val="Heading2"/>
+      </w:pPr>
+      <w:r>
+        <w:t>7.1 Barra de herramientas</w:t>
+      </w:r>
+    </w:p>
+    <w:p>
+      <w:r>
+        <w:t>La barra superior contiene los botones de escaneo, importación, transferencia, cierre de lote y opciones de tema. Incluye la casilla de configuración de escáner.</w:t>
       </w:r>
     </w:p>
     <w:p>
@@ -3939,7 +5393,7 @@
         <w:drawing>
           <wp:inline xmlns:a="http://schemas.openxmlformats.org/drawingml/2006/main" xmlns:pic="http://schemas.openxmlformats.org/drawingml/2006/picture">
             <wp:extent cx="5040000" cy="2205000"/>
-            <wp:docPr id="18" name="Picture 18"/>
+            <wp:docPr id="21" name="Picture 21"/>
             <wp:cNvGraphicFramePr>
               <a:graphicFrameLocks noChangeAspect="1"/>
             </wp:cNvGraphicFramePr>
@@ -3975,7 +5429,7 @@
         <w:pStyle w:val="Caption"/>
       </w:pPr>
       <w:r>
-        <w:t>Figura 17. Editor de eventos con código de ejemplo.</w:t>
+        <w:t>Figura 20. Barra de herramientas del Workbench.</w:t>
       </w:r>
     </w:p>
     <w:p>
@@ -3983,214 +5437,12 @@
         <w:pStyle w:val="Heading2"/>
       </w:pPr>
       <w:r>
-        <w:t>4.6 Pestaña Transferencia</w:t>
+        <w:t>7.2 Panel de miniaturas</w:t>
       </w:r>
     </w:p>
     <w:p>
       <w:r>
-        <w:t>Configura cómo y dónde se exportan los documentos procesados. Soporta transferencia simple (a carpeta) y avanzada (mediante script).</w:t>
-      </w:r>
-    </w:p>
-    <w:tbl>
-      <w:tblPr>
-        <w:tblStyle w:val="TableGrid"/>
-        <w:tblW w:type="auto" w:w="0"/>
-        <w:jc w:val="center"/>
-        <w:tblLook w:firstColumn="1" w:firstRow="1" w:lastColumn="0" w:lastRow="0" w:noHBand="0" w:noVBand="1" w:val="04A0"/>
-      </w:tblPr>
-      <w:tblGrid>
-        <w:gridCol w:w="4394"/>
-        <w:gridCol w:w="4394"/>
-      </w:tblGrid>
-      <w:tr>
-        <w:tc>
-          <w:tcPr>
-            <w:tcW w:type="dxa" w:w="4394"/>
-            <w:shd w:val="clear" w:color="auto" w:fill="1F397D"/>
-          </w:tcPr>
-          <w:p>
-            <w:pPr>
-              <w:jc w:val="center"/>
-            </w:pPr>
-            <w:r>
-              <w:rPr>
-                <w:b/>
-                <w:color w:val="FFFFFF"/>
-              </w:rPr>
-              <w:t>Opción</w:t>
-            </w:r>
-          </w:p>
-        </w:tc>
-        <w:tc>
-          <w:tcPr>
-            <w:tcW w:type="dxa" w:w="4394"/>
-            <w:shd w:val="clear" w:color="auto" w:fill="1F397D"/>
-          </w:tcPr>
-          <w:p>
-            <w:pPr>
-              <w:jc w:val="center"/>
-            </w:pPr>
-            <w:r>
-              <w:rPr>
-                <w:b/>
-                <w:color w:val="FFFFFF"/>
-              </w:rPr>
-              <w:t>Descripción</w:t>
-            </w:r>
-          </w:p>
-        </w:tc>
-      </w:tr>
-      <w:tr>
-        <w:tc>
-          <w:tcPr>
-            <w:tcW w:type="dxa" w:w="4394"/>
-            <w:shd w:val="clear" w:color="auto" w:fill="DEEAF1"/>
-          </w:tcPr>
-          <w:p>
-            <w:r>
-              <w:t>Carpeta destino</w:t>
-            </w:r>
-          </w:p>
-        </w:tc>
-        <w:tc>
-          <w:tcPr>
-            <w:tcW w:type="dxa" w:w="4394"/>
-            <w:shd w:val="clear" w:color="auto" w:fill="DEEAF1"/>
-          </w:tcPr>
-          <w:p>
-            <w:r>
-              <w:t>Ruta donde se copiarán los ficheros</w:t>
-            </w:r>
-          </w:p>
-        </w:tc>
-      </w:tr>
-      <w:tr>
-        <w:tc>
-          <w:tcPr>
-            <w:tcW w:type="dxa" w:w="4394"/>
-            <w:shd w:val="clear" w:color="auto" w:fill="FFFFFF"/>
-          </w:tcPr>
-          <w:p>
-            <w:r>
-              <w:t>Patrón de nombres</w:t>
-            </w:r>
-          </w:p>
-        </w:tc>
-        <w:tc>
-          <w:tcPr>
-            <w:tcW w:type="dxa" w:w="4394"/>
-            <w:shd w:val="clear" w:color="auto" w:fill="FFFFFF"/>
-          </w:tcPr>
-          <w:p>
-            <w:r>
-              <w:t>Variables como {batch_id}, {page_index}, {fecha}, campos de lote</w:t>
-            </w:r>
-          </w:p>
-        </w:tc>
-      </w:tr>
-      <w:tr>
-        <w:tc>
-          <w:tcPr>
-            <w:tcW w:type="dxa" w:w="4394"/>
-            <w:shd w:val="clear" w:color="auto" w:fill="DEEAF1"/>
-          </w:tcPr>
-          <w:p>
-            <w:r>
-              <w:t>Formato de salida</w:t>
-            </w:r>
-          </w:p>
-        </w:tc>
-        <w:tc>
-          <w:tcPr>
-            <w:tcW w:type="dxa" w:w="4394"/>
-            <w:shd w:val="clear" w:color="auto" w:fill="DEEAF1"/>
-          </w:tcPr>
-          <w:p>
-            <w:r>
-              <w:t>TIFF, JPEG, PNG, BMP, PDF, PDF/A</w:t>
-            </w:r>
-          </w:p>
-        </w:tc>
-      </w:tr>
-      <w:tr>
-        <w:tc>
-          <w:tcPr>
-            <w:tcW w:type="dxa" w:w="4394"/>
-            <w:shd w:val="clear" w:color="auto" w:fill="FFFFFF"/>
-          </w:tcPr>
-          <w:p>
-            <w:r>
-              <w:t>DPI de salida</w:t>
-            </w:r>
-          </w:p>
-        </w:tc>
-        <w:tc>
-          <w:tcPr>
-            <w:tcW w:type="dxa" w:w="4394"/>
-            <w:shd w:val="clear" w:color="auto" w:fill="FFFFFF"/>
-          </w:tcPr>
-          <w:p>
-            <w:r>
-              <w:t>Resolución del fichero exportado</w:t>
-            </w:r>
-          </w:p>
-        </w:tc>
-      </w:tr>
-      <w:tr>
-        <w:tc>
-          <w:tcPr>
-            <w:tcW w:type="dxa" w:w="4394"/>
-            <w:shd w:val="clear" w:color="auto" w:fill="DEEAF1"/>
-          </w:tcPr>
-          <w:p>
-            <w:r>
-              <w:t>Modo de color</w:t>
-            </w:r>
-          </w:p>
-        </w:tc>
-        <w:tc>
-          <w:tcPr>
-            <w:tcW w:type="dxa" w:w="4394"/>
-            <w:shd w:val="clear" w:color="auto" w:fill="DEEAF1"/>
-          </w:tcPr>
-          <w:p>
-            <w:r>
-              <w:t>Color, escala de grises, blanco y negro</w:t>
-            </w:r>
-          </w:p>
-        </w:tc>
-      </w:tr>
-      <w:tr>
-        <w:tc>
-          <w:tcPr>
-            <w:tcW w:type="dxa" w:w="4394"/>
-            <w:shd w:val="clear" w:color="auto" w:fill="FFFFFF"/>
-          </w:tcPr>
-          <w:p>
-            <w:r>
-              <w:t>Política de colisión</w:t>
-            </w:r>
-          </w:p>
-        </w:tc>
-        <w:tc>
-          <w:tcPr>
-            <w:tcW w:type="dxa" w:w="4394"/>
-            <w:shd w:val="clear" w:color="auto" w:fill="FFFFFF"/>
-          </w:tcPr>
-          <w:p>
-            <w:r>
-              <w:t>Sufijo numérico, sobreescribir o fusionar (PDF/TIFF multi-página)</w:t>
-            </w:r>
-          </w:p>
-        </w:tc>
-      </w:tr>
-    </w:tbl>
-    <w:p>
-      <w:pPr>
-        <w:pStyle w:val="Caption"/>
-      </w:pPr>
-      <w:r>
-        <w:t>Tabla 8. Opciones de transferencia.</w:t>
+        <w:t>El panel izquierdo muestra las miniaturas de todas las páginas del lote con bordes de color según su estado: procesada (verde), pendiente de revisión (naranja), excluida (gris), con error (rojo).</w:t>
       </w:r>
     </w:p>
     <w:p>
@@ -4201,7 +5453,7 @@
         <w:drawing>
           <wp:inline xmlns:a="http://schemas.openxmlformats.org/drawingml/2006/main" xmlns:pic="http://schemas.openxmlformats.org/drawingml/2006/picture">
             <wp:extent cx="5040000" cy="2205000"/>
-            <wp:docPr id="19" name="Picture 19"/>
+            <wp:docPr id="22" name="Picture 22"/>
             <wp:cNvGraphicFramePr>
               <a:graphicFrameLocks noChangeAspect="1"/>
             </wp:cNvGraphicFramePr>
@@ -4237,1097 +5489,20 @@
         <w:pStyle w:val="Caption"/>
       </w:pPr>
       <w:r>
-        <w:t>Figura 18. Pestaña Transferencia del configurador.</w:t>
+        <w:t>Figura 21. Panel de miniaturas con estados visuales.</w:t>
       </w:r>
     </w:p>
     <w:p>
       <w:pPr>
-        <w:pStyle w:val="Heading1"/>
+        <w:pStyle w:val="Heading2"/>
       </w:pPr>
       <w:r>
-        <w:t>5. Pipeline en detalle</w:t>
+        <w:t>7.3 Visor de documentos</w:t>
       </w:r>
     </w:p>
     <w:p>
       <w:r>
-        <w:t>Este capítulo profundiza en el funcionamiento interno del pipeline, el contexto disponible para scripts y las técnicas avanzadas de control de flujo.</w:t>
-      </w:r>
-    </w:p>
-    <w:p>
-      <w:pPr>
-        <w:pStyle w:val="Heading2"/>
-      </w:pPr>
-      <w:r>
-        <w:t>5.1 Contexto del pipeline</w:t>
-      </w:r>
-    </w:p>
-    <w:p>
-      <w:r>
-        <w:t>Cada script del pipeline recibe cuatro objetos de contexto que permiten acceder y modificar toda la información del procesamiento.</w:t>
-      </w:r>
-    </w:p>
-    <w:tbl>
-      <w:tblPr>
-        <w:tblStyle w:val="TableGrid"/>
-        <w:tblW w:type="auto" w:w="0"/>
-        <w:jc w:val="center"/>
-        <w:tblLook w:firstColumn="1" w:firstRow="1" w:lastColumn="0" w:lastRow="0" w:noHBand="0" w:noVBand="1" w:val="04A0"/>
-      </w:tblPr>
-      <w:tblGrid>
-        <w:gridCol w:w="2929"/>
-        <w:gridCol w:w="2929"/>
-        <w:gridCol w:w="2929"/>
-      </w:tblGrid>
-      <w:tr>
-        <w:tc>
-          <w:tcPr>
-            <w:tcW w:type="dxa" w:w="2929"/>
-            <w:shd w:val="clear" w:color="auto" w:fill="1F397D"/>
-          </w:tcPr>
-          <w:p>
-            <w:pPr>
-              <w:jc w:val="center"/>
-            </w:pPr>
-            <w:r>
-              <w:rPr>
-                <w:b/>
-                <w:color w:val="FFFFFF"/>
-              </w:rPr>
-              <w:t>Objeto</w:t>
-            </w:r>
-          </w:p>
-        </w:tc>
-        <w:tc>
-          <w:tcPr>
-            <w:tcW w:type="dxa" w:w="2929"/>
-            <w:shd w:val="clear" w:color="auto" w:fill="1F397D"/>
-          </w:tcPr>
-          <w:p>
-            <w:pPr>
-              <w:jc w:val="center"/>
-            </w:pPr>
-            <w:r>
-              <w:rPr>
-                <w:b/>
-                <w:color w:val="FFFFFF"/>
-              </w:rPr>
-              <w:t>Tipo</w:t>
-            </w:r>
-          </w:p>
-        </w:tc>
-        <w:tc>
-          <w:tcPr>
-            <w:tcW w:type="dxa" w:w="2929"/>
-            <w:shd w:val="clear" w:color="auto" w:fill="1F397D"/>
-          </w:tcPr>
-          <w:p>
-            <w:pPr>
-              <w:jc w:val="center"/>
-            </w:pPr>
-            <w:r>
-              <w:rPr>
-                <w:b/>
-                <w:color w:val="FFFFFF"/>
-              </w:rPr>
-              <w:t>Descripción</w:t>
-            </w:r>
-          </w:p>
-        </w:tc>
-      </w:tr>
-      <w:tr>
-        <w:tc>
-          <w:tcPr>
-            <w:tcW w:type="dxa" w:w="2929"/>
-            <w:shd w:val="clear" w:color="auto" w:fill="DEEAF1"/>
-          </w:tcPr>
-          <w:p>
-            <w:r>
-              <w:t>app</w:t>
-            </w:r>
-          </w:p>
-        </w:tc>
-        <w:tc>
-          <w:tcPr>
-            <w:tcW w:type="dxa" w:w="2929"/>
-            <w:shd w:val="clear" w:color="auto" w:fill="DEEAF1"/>
-          </w:tcPr>
-          <w:p>
-            <w:r>
-              <w:t>AppContext</w:t>
-            </w:r>
-          </w:p>
-        </w:tc>
-        <w:tc>
-          <w:tcPr>
-            <w:tcW w:type="dxa" w:w="2929"/>
-            <w:shd w:val="clear" w:color="auto" w:fill="DEEAF1"/>
-          </w:tcPr>
-          <w:p>
-            <w:r>
-              <w:t>Nombre, descripción y configuración de la aplicación</w:t>
-            </w:r>
-          </w:p>
-        </w:tc>
-      </w:tr>
-      <w:tr>
-        <w:tc>
-          <w:tcPr>
-            <w:tcW w:type="dxa" w:w="2929"/>
-            <w:shd w:val="clear" w:color="auto" w:fill="FFFFFF"/>
-          </w:tcPr>
-          <w:p>
-            <w:r>
-              <w:t>batch</w:t>
-            </w:r>
-          </w:p>
-        </w:tc>
-        <w:tc>
-          <w:tcPr>
-            <w:tcW w:type="dxa" w:w="2929"/>
-            <w:shd w:val="clear" w:color="auto" w:fill="FFFFFF"/>
-          </w:tcPr>
-          <w:p>
-            <w:r>
-              <w:t>BatchContext</w:t>
-            </w:r>
-          </w:p>
-        </w:tc>
-        <w:tc>
-          <w:tcPr>
-            <w:tcW w:type="dxa" w:w="2929"/>
-            <w:shd w:val="clear" w:color="auto" w:fill="FFFFFF"/>
-          </w:tcPr>
-          <w:p>
-            <w:r>
-              <w:t>ID, estado, campos y contadores del lote actual</w:t>
-            </w:r>
-          </w:p>
-        </w:tc>
-      </w:tr>
-      <w:tr>
-        <w:tc>
-          <w:tcPr>
-            <w:tcW w:type="dxa" w:w="2929"/>
-            <w:shd w:val="clear" w:color="auto" w:fill="DEEAF1"/>
-          </w:tcPr>
-          <w:p>
-            <w:r>
-              <w:t>page</w:t>
-            </w:r>
-          </w:p>
-        </w:tc>
-        <w:tc>
-          <w:tcPr>
-            <w:tcW w:type="dxa" w:w="2929"/>
-            <w:shd w:val="clear" w:color="auto" w:fill="DEEAF1"/>
-          </w:tcPr>
-          <w:p>
-            <w:r>
-              <w:t>PageContext</w:t>
-            </w:r>
-          </w:p>
-        </w:tc>
-        <w:tc>
-          <w:tcPr>
-            <w:tcW w:type="dxa" w:w="2929"/>
-            <w:shd w:val="clear" w:color="auto" w:fill="DEEAF1"/>
-          </w:tcPr>
-          <w:p>
-            <w:r>
-              <w:t>Imagen, barcodes, OCR, campos, flags de la página</w:t>
-            </w:r>
-          </w:p>
-        </w:tc>
-      </w:tr>
-      <w:tr>
-        <w:tc>
-          <w:tcPr>
-            <w:tcW w:type="dxa" w:w="2929"/>
-            <w:shd w:val="clear" w:color="auto" w:fill="FFFFFF"/>
-          </w:tcPr>
-          <w:p>
-            <w:r>
-              <w:t>pipeline</w:t>
-            </w:r>
-          </w:p>
-        </w:tc>
-        <w:tc>
-          <w:tcPr>
-            <w:tcW w:type="dxa" w:w="2929"/>
-            <w:shd w:val="clear" w:color="auto" w:fill="FFFFFF"/>
-          </w:tcPr>
-          <w:p>
-            <w:r>
-              <w:t>PipelineContext</w:t>
-            </w:r>
-          </w:p>
-        </w:tc>
-        <w:tc>
-          <w:tcPr>
-            <w:tcW w:type="dxa" w:w="2929"/>
-            <w:shd w:val="clear" w:color="auto" w:fill="FFFFFF"/>
-          </w:tcPr>
-          <w:p>
-            <w:r>
-              <w:t>Control de flujo: skip, abort, repeat, metadata</w:t>
-            </w:r>
-          </w:p>
-        </w:tc>
-      </w:tr>
-    </w:tbl>
-    <w:p>
-      <w:pPr>
-        <w:pStyle w:val="Caption"/>
-      </w:pPr>
-      <w:r>
-        <w:t>Tabla 9. Objetos de contexto disponibles en scripts.</w:t>
-      </w:r>
-    </w:p>
-    <w:p>
-      <w:pPr>
-        <w:pStyle w:val="Heading2"/>
-      </w:pPr>
-      <w:r>
-        <w:t>5.2 Control de flujo</w:t>
-      </w:r>
-    </w:p>
-    <w:tbl>
-      <w:tblPr>
-        <w:tblStyle w:val="TableGrid"/>
-        <w:tblW w:type="auto" w:w="0"/>
-        <w:jc w:val="center"/>
-        <w:tblLook w:firstColumn="1" w:firstRow="1" w:lastColumn="0" w:lastRow="0" w:noHBand="0" w:noVBand="1" w:val="04A0"/>
-      </w:tblPr>
-      <w:tblGrid>
-        <w:gridCol w:w="4394"/>
-        <w:gridCol w:w="4394"/>
-      </w:tblGrid>
-      <w:tr>
-        <w:tc>
-          <w:tcPr>
-            <w:tcW w:type="dxa" w:w="4394"/>
-            <w:shd w:val="clear" w:color="auto" w:fill="1F397D"/>
-          </w:tcPr>
-          <w:p>
-            <w:pPr>
-              <w:jc w:val="center"/>
-            </w:pPr>
-            <w:r>
-              <w:rPr>
-                <w:b/>
-                <w:color w:val="FFFFFF"/>
-              </w:rPr>
-              <w:t>Método</w:t>
-            </w:r>
-          </w:p>
-        </w:tc>
-        <w:tc>
-          <w:tcPr>
-            <w:tcW w:type="dxa" w:w="4394"/>
-            <w:shd w:val="clear" w:color="auto" w:fill="1F397D"/>
-          </w:tcPr>
-          <w:p>
-            <w:pPr>
-              <w:jc w:val="center"/>
-            </w:pPr>
-            <w:r>
-              <w:rPr>
-                <w:b/>
-                <w:color w:val="FFFFFF"/>
-              </w:rPr>
-              <w:t>Efecto</w:t>
-            </w:r>
-          </w:p>
-        </w:tc>
-      </w:tr>
-      <w:tr>
-        <w:tc>
-          <w:tcPr>
-            <w:tcW w:type="dxa" w:w="4394"/>
-            <w:shd w:val="clear" w:color="auto" w:fill="DEEAF1"/>
-          </w:tcPr>
-          <w:p>
-            <w:r>
-              <w:t>pipeline.skip_step(id)</w:t>
-            </w:r>
-          </w:p>
-        </w:tc>
-        <w:tc>
-          <w:tcPr>
-            <w:tcW w:type="dxa" w:w="4394"/>
-            <w:shd w:val="clear" w:color="auto" w:fill="DEEAF1"/>
-          </w:tcPr>
-          <w:p>
-            <w:r>
-              <w:t>Salta el paso indicado sin ejecutarlo</w:t>
-            </w:r>
-          </w:p>
-        </w:tc>
-      </w:tr>
-      <w:tr>
-        <w:tc>
-          <w:tcPr>
-            <w:tcW w:type="dxa" w:w="4394"/>
-            <w:shd w:val="clear" w:color="auto" w:fill="FFFFFF"/>
-          </w:tcPr>
-          <w:p>
-            <w:r>
-              <w:t>pipeline.skip_to(id)</w:t>
-            </w:r>
-          </w:p>
-        </w:tc>
-        <w:tc>
-          <w:tcPr>
-            <w:tcW w:type="dxa" w:w="4394"/>
-            <w:shd w:val="clear" w:color="auto" w:fill="FFFFFF"/>
-          </w:tcPr>
-          <w:p>
-            <w:r>
-              <w:t>Salta todos los pasos hasta llegar al indicado</w:t>
-            </w:r>
-          </w:p>
-        </w:tc>
-      </w:tr>
-      <w:tr>
-        <w:tc>
-          <w:tcPr>
-            <w:tcW w:type="dxa" w:w="4394"/>
-            <w:shd w:val="clear" w:color="auto" w:fill="DEEAF1"/>
-          </w:tcPr>
-          <w:p>
-            <w:r>
-              <w:t>pipeline.abort(razón)</w:t>
-            </w:r>
-          </w:p>
-        </w:tc>
-        <w:tc>
-          <w:tcPr>
-            <w:tcW w:type="dxa" w:w="4394"/>
-            <w:shd w:val="clear" w:color="auto" w:fill="DEEAF1"/>
-          </w:tcPr>
-          <w:p>
-            <w:r>
-              <w:t>Detiene el pipeline y marca la página para revisión</w:t>
-            </w:r>
-          </w:p>
-        </w:tc>
-      </w:tr>
-      <w:tr>
-        <w:tc>
-          <w:tcPr>
-            <w:tcW w:type="dxa" w:w="4394"/>
-            <w:shd w:val="clear" w:color="auto" w:fill="FFFFFF"/>
-          </w:tcPr>
-          <w:p>
-            <w:r>
-              <w:t>pipeline.repeat_step(id)</w:t>
-            </w:r>
-          </w:p>
-        </w:tc>
-        <w:tc>
-          <w:tcPr>
-            <w:tcW w:type="dxa" w:w="4394"/>
-            <w:shd w:val="clear" w:color="auto" w:fill="FFFFFF"/>
-          </w:tcPr>
-          <w:p>
-            <w:r>
-              <w:t>Vuelve a ejecutar un paso (máximo 3 veces por defecto)</w:t>
-            </w:r>
-          </w:p>
-        </w:tc>
-      </w:tr>
-      <w:tr>
-        <w:tc>
-          <w:tcPr>
-            <w:tcW w:type="dxa" w:w="4394"/>
-            <w:shd w:val="clear" w:color="auto" w:fill="DEEAF1"/>
-          </w:tcPr>
-          <w:p>
-            <w:r>
-              <w:t>pipeline.replace_image(img)</w:t>
-            </w:r>
-          </w:p>
-        </w:tc>
-        <w:tc>
-          <w:tcPr>
-            <w:tcW w:type="dxa" w:w="4394"/>
-            <w:shd w:val="clear" w:color="auto" w:fill="DEEAF1"/>
-          </w:tcPr>
-          <w:p>
-            <w:r>
-              <w:t>Reemplaza la imagen actual del pipeline</w:t>
-            </w:r>
-          </w:p>
-        </w:tc>
-      </w:tr>
-      <w:tr>
-        <w:tc>
-          <w:tcPr>
-            <w:tcW w:type="dxa" w:w="4394"/>
-            <w:shd w:val="clear" w:color="auto" w:fill="FFFFFF"/>
-          </w:tcPr>
-          <w:p>
-            <w:r>
-              <w:t>pipeline.set_metadata(k, v)</w:t>
-            </w:r>
-          </w:p>
-        </w:tc>
-        <w:tc>
-          <w:tcPr>
-            <w:tcW w:type="dxa" w:w="4394"/>
-            <w:shd w:val="clear" w:color="auto" w:fill="FFFFFF"/>
-          </w:tcPr>
-          <w:p>
-            <w:r>
-              <w:t>Almacena datos entre pasos</w:t>
-            </w:r>
-          </w:p>
-        </w:tc>
-      </w:tr>
-      <w:tr>
-        <w:tc>
-          <w:tcPr>
-            <w:tcW w:type="dxa" w:w="4394"/>
-            <w:shd w:val="clear" w:color="auto" w:fill="DEEAF1"/>
-          </w:tcPr>
-          <w:p>
-            <w:r>
-              <w:t>pipeline.get_metadata(k)</w:t>
-            </w:r>
-          </w:p>
-        </w:tc>
-        <w:tc>
-          <w:tcPr>
-            <w:tcW w:type="dxa" w:w="4394"/>
-            <w:shd w:val="clear" w:color="auto" w:fill="DEEAF1"/>
-          </w:tcPr>
-          <w:p>
-            <w:r>
-              <w:t>Recupera datos almacenados entre pasos</w:t>
-            </w:r>
-          </w:p>
-        </w:tc>
-      </w:tr>
-    </w:tbl>
-    <w:p>
-      <w:pPr>
-        <w:pStyle w:val="Caption"/>
-      </w:pPr>
-      <w:r>
-        <w:t>Tabla 10. Métodos de control de flujo del PipelineContext.</w:t>
-      </w:r>
-    </w:p>
-    <w:p>
-      <w:pPr>
-        <w:pStyle w:val="Heading2"/>
-      </w:pPr>
-      <w:r>
-        <w:t>5.3 Ejemplo: separación por barcode</w:t>
-      </w:r>
-    </w:p>
-    <w:p>
-      <w:r>
-        <w:t>Un caso de uso muy habitual es separar documentos automáticamente cuando se detecta una hoja separadora con un código de barras. El siguiente script asigna un ID de documento basado en el valor del barcode:</w:t>
-      </w:r>
-    </w:p>
-    <w:p>
-      <w:pPr/>
-      <w:r>
-        <w:t>def separar(app, batch, page, pipeline):</w:t>
-        <w:br/>
-        <w:t xml:space="preserve">    seps = [b for b in page.barcodes if b.symbology == "CODE128"]</w:t>
-        <w:br/>
-        <w:t xml:space="preserve">    if seps:</w:t>
-        <w:br/>
-        <w:t xml:space="preserve">        page.fields["id_documento"] = seps[0].data</w:t>
-        <w:br/>
-        <w:t xml:space="preserve">        pipeline.set_metadata("ultimo_id", seps[0].data)</w:t>
-        <w:br/>
-        <w:t xml:space="preserve">    else:</w:t>
-        <w:br/>
-        <w:t xml:space="preserve">        page.fields["id_documento"] = pipeline.get_metadata("ultimo_id") or "SIN_ID"</w:t>
-      </w:r>
-    </w:p>
-    <w:p>
-      <w:pPr>
-        <w:pStyle w:val="Heading1"/>
-      </w:pPr>
-      <w:r>
-        <w:t>6. Scripting Python</w:t>
-      </w:r>
-    </w:p>
-    <w:p>
-      <w:r>
-        <w:t>DocScan Studio incluye un motor de scripting Python completo que permite personalizar cualquier aspecto del procesamiento. Los scripts se compilan una sola vez al cargar la aplicación y se ejecutan con timeout configurable.</w:t>
-      </w:r>
-    </w:p>
-    <w:p>
-      <w:pPr>
-        <w:pStyle w:val="Heading2"/>
-      </w:pPr>
-      <w:r>
-        <w:t>6.1 Variables disponibles</w:t>
-      </w:r>
-    </w:p>
-    <w:tbl>
-      <w:tblPr>
-        <w:tblStyle w:val="TableGrid"/>
-        <w:tblW w:type="auto" w:w="0"/>
-        <w:jc w:val="center"/>
-        <w:tblLook w:firstColumn="1" w:firstRow="1" w:lastColumn="0" w:lastRow="0" w:noHBand="0" w:noVBand="1" w:val="04A0"/>
-      </w:tblPr>
-      <w:tblGrid>
-        <w:gridCol w:w="2929"/>
-        <w:gridCol w:w="2929"/>
-        <w:gridCol w:w="2929"/>
-      </w:tblGrid>
-      <w:tr>
-        <w:tc>
-          <w:tcPr>
-            <w:tcW w:type="dxa" w:w="2929"/>
-            <w:shd w:val="clear" w:color="auto" w:fill="1F397D"/>
-          </w:tcPr>
-          <w:p>
-            <w:pPr>
-              <w:jc w:val="center"/>
-            </w:pPr>
-            <w:r>
-              <w:rPr>
-                <w:b/>
-                <w:color w:val="FFFFFF"/>
-              </w:rPr>
-              <w:t>Variable</w:t>
-            </w:r>
-          </w:p>
-        </w:tc>
-        <w:tc>
-          <w:tcPr>
-            <w:tcW w:type="dxa" w:w="2929"/>
-            <w:shd w:val="clear" w:color="auto" w:fill="1F397D"/>
-          </w:tcPr>
-          <w:p>
-            <w:pPr>
-              <w:jc w:val="center"/>
-            </w:pPr>
-            <w:r>
-              <w:rPr>
-                <w:b/>
-                <w:color w:val="FFFFFF"/>
-              </w:rPr>
-              <w:t>Tipo</w:t>
-            </w:r>
-          </w:p>
-        </w:tc>
-        <w:tc>
-          <w:tcPr>
-            <w:tcW w:type="dxa" w:w="2929"/>
-            <w:shd w:val="clear" w:color="auto" w:fill="1F397D"/>
-          </w:tcPr>
-          <w:p>
-            <w:pPr>
-              <w:jc w:val="center"/>
-            </w:pPr>
-            <w:r>
-              <w:rPr>
-                <w:b/>
-                <w:color w:val="FFFFFF"/>
-              </w:rPr>
-              <w:t>Descripción</w:t>
-            </w:r>
-          </w:p>
-        </w:tc>
-      </w:tr>
-      <w:tr>
-        <w:tc>
-          <w:tcPr>
-            <w:tcW w:type="dxa" w:w="2929"/>
-            <w:shd w:val="clear" w:color="auto" w:fill="DEEAF1"/>
-          </w:tcPr>
-          <w:p>
-            <w:r>
-              <w:t>app</w:t>
-            </w:r>
-          </w:p>
-        </w:tc>
-        <w:tc>
-          <w:tcPr>
-            <w:tcW w:type="dxa" w:w="2929"/>
-            <w:shd w:val="clear" w:color="auto" w:fill="DEEAF1"/>
-          </w:tcPr>
-          <w:p>
-            <w:r>
-              <w:t>AppContext</w:t>
-            </w:r>
-          </w:p>
-        </w:tc>
-        <w:tc>
-          <w:tcPr>
-            <w:tcW w:type="dxa" w:w="2929"/>
-            <w:shd w:val="clear" w:color="auto" w:fill="DEEAF1"/>
-          </w:tcPr>
-          <w:p>
-            <w:r>
-              <w:t>Contexto de la aplicación actual</w:t>
-            </w:r>
-          </w:p>
-        </w:tc>
-      </w:tr>
-      <w:tr>
-        <w:tc>
-          <w:tcPr>
-            <w:tcW w:type="dxa" w:w="2929"/>
-            <w:shd w:val="clear" w:color="auto" w:fill="FFFFFF"/>
-          </w:tcPr>
-          <w:p>
-            <w:r>
-              <w:t>batch</w:t>
-            </w:r>
-          </w:p>
-        </w:tc>
-        <w:tc>
-          <w:tcPr>
-            <w:tcW w:type="dxa" w:w="2929"/>
-            <w:shd w:val="clear" w:color="auto" w:fill="FFFFFF"/>
-          </w:tcPr>
-          <w:p>
-            <w:r>
-              <w:t>BatchContext</w:t>
-            </w:r>
-          </w:p>
-        </w:tc>
-        <w:tc>
-          <w:tcPr>
-            <w:tcW w:type="dxa" w:w="2929"/>
-            <w:shd w:val="clear" w:color="auto" w:fill="FFFFFF"/>
-          </w:tcPr>
-          <w:p>
-            <w:r>
-              <w:t>Contexto del lote actual</w:t>
-            </w:r>
-          </w:p>
-        </w:tc>
-      </w:tr>
-      <w:tr>
-        <w:tc>
-          <w:tcPr>
-            <w:tcW w:type="dxa" w:w="2929"/>
-            <w:shd w:val="clear" w:color="auto" w:fill="DEEAF1"/>
-          </w:tcPr>
-          <w:p>
-            <w:r>
-              <w:t>page</w:t>
-            </w:r>
-          </w:p>
-        </w:tc>
-        <w:tc>
-          <w:tcPr>
-            <w:tcW w:type="dxa" w:w="2929"/>
-            <w:shd w:val="clear" w:color="auto" w:fill="DEEAF1"/>
-          </w:tcPr>
-          <w:p>
-            <w:r>
-              <w:t>PageContext</w:t>
-            </w:r>
-          </w:p>
-        </w:tc>
-        <w:tc>
-          <w:tcPr>
-            <w:tcW w:type="dxa" w:w="2929"/>
-            <w:shd w:val="clear" w:color="auto" w:fill="DEEAF1"/>
-          </w:tcPr>
-          <w:p>
-            <w:r>
-              <w:t>Contexto de la página (imagen, barcodes, OCR, campos, flags)</w:t>
-            </w:r>
-          </w:p>
-        </w:tc>
-      </w:tr>
-      <w:tr>
-        <w:tc>
-          <w:tcPr>
-            <w:tcW w:type="dxa" w:w="2929"/>
-            <w:shd w:val="clear" w:color="auto" w:fill="FFFFFF"/>
-          </w:tcPr>
-          <w:p>
-            <w:r>
-              <w:t>pipeline</w:t>
-            </w:r>
-          </w:p>
-        </w:tc>
-        <w:tc>
-          <w:tcPr>
-            <w:tcW w:type="dxa" w:w="2929"/>
-            <w:shd w:val="clear" w:color="auto" w:fill="FFFFFF"/>
-          </w:tcPr>
-          <w:p>
-            <w:r>
-              <w:t>PipelineContext</w:t>
-            </w:r>
-          </w:p>
-        </w:tc>
-        <w:tc>
-          <w:tcPr>
-            <w:tcW w:type="dxa" w:w="2929"/>
-            <w:shd w:val="clear" w:color="auto" w:fill="FFFFFF"/>
-          </w:tcPr>
-          <w:p>
-            <w:r>
-              <w:t>Control de flujo (solo en ScriptStep, no en eventos)</w:t>
-            </w:r>
-          </w:p>
-        </w:tc>
-      </w:tr>
-      <w:tr>
-        <w:tc>
-          <w:tcPr>
-            <w:tcW w:type="dxa" w:w="2929"/>
-            <w:shd w:val="clear" w:color="auto" w:fill="DEEAF1"/>
-          </w:tcPr>
-          <w:p>
-            <w:r>
-              <w:t>log</w:t>
-            </w:r>
-          </w:p>
-        </w:tc>
-        <w:tc>
-          <w:tcPr>
-            <w:tcW w:type="dxa" w:w="2929"/>
-            <w:shd w:val="clear" w:color="auto" w:fill="DEEAF1"/>
-          </w:tcPr>
-          <w:p>
-            <w:r>
-              <w:t>Logger</w:t>
-            </w:r>
-          </w:p>
-        </w:tc>
-        <w:tc>
-          <w:tcPr>
-            <w:tcW w:type="dxa" w:w="2929"/>
-            <w:shd w:val="clear" w:color="auto" w:fill="DEEAF1"/>
-          </w:tcPr>
-          <w:p>
-            <w:r>
-              <w:t>Logger para escribir mensajes al panel de log</w:t>
-            </w:r>
-          </w:p>
-        </w:tc>
-      </w:tr>
-      <w:tr>
-        <w:tc>
-          <w:tcPr>
-            <w:tcW w:type="dxa" w:w="2929"/>
-            <w:shd w:val="clear" w:color="auto" w:fill="FFFFFF"/>
-          </w:tcPr>
-          <w:p>
-            <w:r>
-              <w:t>http</w:t>
-            </w:r>
-          </w:p>
-        </w:tc>
-        <w:tc>
-          <w:tcPr>
-            <w:tcW w:type="dxa" w:w="2929"/>
-            <w:shd w:val="clear" w:color="auto" w:fill="FFFFFF"/>
-          </w:tcPr>
-          <w:p>
-            <w:r>
-              <w:t>httpx.Client</w:t>
-            </w:r>
-          </w:p>
-        </w:tc>
-        <w:tc>
-          <w:tcPr>
-            <w:tcW w:type="dxa" w:w="2929"/>
-            <w:shd w:val="clear" w:color="auto" w:fill="FFFFFF"/>
-          </w:tcPr>
-          <w:p>
-            <w:r>
-              <w:t>Cliente HTTP para llamadas a APIs externas</w:t>
-            </w:r>
-          </w:p>
-        </w:tc>
-      </w:tr>
-      <w:tr>
-        <w:tc>
-          <w:tcPr>
-            <w:tcW w:type="dxa" w:w="2929"/>
-            <w:shd w:val="clear" w:color="auto" w:fill="DEEAF1"/>
-          </w:tcPr>
-          <w:p>
-            <w:r>
-              <w:t>re</w:t>
-            </w:r>
-          </w:p>
-        </w:tc>
-        <w:tc>
-          <w:tcPr>
-            <w:tcW w:type="dxa" w:w="2929"/>
-            <w:shd w:val="clear" w:color="auto" w:fill="DEEAF1"/>
-          </w:tcPr>
-          <w:p>
-            <w:r>
-              <w:t>módulo</w:t>
-            </w:r>
-          </w:p>
-        </w:tc>
-        <w:tc>
-          <w:tcPr>
-            <w:tcW w:type="dxa" w:w="2929"/>
-            <w:shd w:val="clear" w:color="auto" w:fill="DEEAF1"/>
-          </w:tcPr>
-          <w:p>
-            <w:r>
-              <w:t>Expresiones regulares</w:t>
-            </w:r>
-          </w:p>
-        </w:tc>
-      </w:tr>
-      <w:tr>
-        <w:tc>
-          <w:tcPr>
-            <w:tcW w:type="dxa" w:w="2929"/>
-            <w:shd w:val="clear" w:color="auto" w:fill="FFFFFF"/>
-          </w:tcPr>
-          <w:p>
-            <w:r>
-              <w:t>json</w:t>
-            </w:r>
-          </w:p>
-        </w:tc>
-        <w:tc>
-          <w:tcPr>
-            <w:tcW w:type="dxa" w:w="2929"/>
-            <w:shd w:val="clear" w:color="auto" w:fill="FFFFFF"/>
-          </w:tcPr>
-          <w:p>
-            <w:r>
-              <w:t>módulo</w:t>
-            </w:r>
-          </w:p>
-        </w:tc>
-        <w:tc>
-          <w:tcPr>
-            <w:tcW w:type="dxa" w:w="2929"/>
-            <w:shd w:val="clear" w:color="auto" w:fill="FFFFFF"/>
-          </w:tcPr>
-          <w:p>
-            <w:r>
-              <w:t>Serialización JSON</w:t>
-            </w:r>
-          </w:p>
-        </w:tc>
-      </w:tr>
-      <w:tr>
-        <w:tc>
-          <w:tcPr>
-            <w:tcW w:type="dxa" w:w="2929"/>
-            <w:shd w:val="clear" w:color="auto" w:fill="DEEAF1"/>
-          </w:tcPr>
-          <w:p>
-            <w:r>
-              <w:t>datetime</w:t>
-            </w:r>
-          </w:p>
-        </w:tc>
-        <w:tc>
-          <w:tcPr>
-            <w:tcW w:type="dxa" w:w="2929"/>
-            <w:shd w:val="clear" w:color="auto" w:fill="DEEAF1"/>
-          </w:tcPr>
-          <w:p>
-            <w:r>
-              <w:t>módulo</w:t>
-            </w:r>
-          </w:p>
-        </w:tc>
-        <w:tc>
-          <w:tcPr>
-            <w:tcW w:type="dxa" w:w="2929"/>
-            <w:shd w:val="clear" w:color="auto" w:fill="DEEAF1"/>
-          </w:tcPr>
-          <w:p>
-            <w:r>
-              <w:t>Fecha y hora</w:t>
-            </w:r>
-          </w:p>
-        </w:tc>
-      </w:tr>
-      <w:tr>
-        <w:tc>
-          <w:tcPr>
-            <w:tcW w:type="dxa" w:w="2929"/>
-            <w:shd w:val="clear" w:color="auto" w:fill="FFFFFF"/>
-          </w:tcPr>
-          <w:p>
-            <w:r>
-              <w:t>Path</w:t>
-            </w:r>
-          </w:p>
-        </w:tc>
-        <w:tc>
-          <w:tcPr>
-            <w:tcW w:type="dxa" w:w="2929"/>
-            <w:shd w:val="clear" w:color="auto" w:fill="FFFFFF"/>
-          </w:tcPr>
-          <w:p>
-            <w:r>
-              <w:t>clase</w:t>
-            </w:r>
-          </w:p>
-        </w:tc>
-        <w:tc>
-          <w:tcPr>
-            <w:tcW w:type="dxa" w:w="2929"/>
-            <w:shd w:val="clear" w:color="auto" w:fill="FFFFFF"/>
-          </w:tcPr>
-          <w:p>
-            <w:r>
-              <w:t>Manejo de rutas de fichero</w:t>
-            </w:r>
-          </w:p>
-        </w:tc>
-      </w:tr>
-    </w:tbl>
-    <w:p>
-      <w:pPr>
-        <w:pStyle w:val="Caption"/>
-      </w:pPr>
-      <w:r>
-        <w:t>Tabla 11. Variables disponibles en todos los scripts.</w:t>
-      </w:r>
-    </w:p>
-    <w:p>
-      <w:pPr>
-        <w:pStyle w:val="Heading2"/>
-      </w:pPr>
-      <w:r>
-        <w:t>6.2 Buenas prácticas</w:t>
-      </w:r>
-    </w:p>
-    <w:p>
-      <w:pPr>
-        <w:pStyle w:val="ListBullet"/>
-      </w:pPr>
-      <w:r>
-        <w:t>Usar log.info(), log.warning() y log.error() en vez de print()</w:t>
-      </w:r>
-    </w:p>
-    <w:p>
-      <w:pPr>
-        <w:pStyle w:val="ListBullet"/>
-      </w:pPr>
-      <w:r>
-        <w:t>Acceder a barcodes siempre via page.barcodes (nunca como objeto independiente)</w:t>
-      </w:r>
-    </w:p>
-    <w:p>
-      <w:pPr>
-        <w:pStyle w:val="ListBullet"/>
-      </w:pPr>
-      <w:r>
-        <w:t>Los errores en scripts no detienen el pipeline: se registran en page.flags</w:t>
-      </w:r>
-    </w:p>
-    <w:p>
-      <w:pPr>
-        <w:pStyle w:val="ListBullet"/>
-      </w:pPr>
-      <w:r>
-        <w:t>Usar pipeline.set_metadata() para compartir datos entre pasos</w:t>
-      </w:r>
-    </w:p>
-    <w:p>
-      <w:pPr>
-        <w:pStyle w:val="ListBullet"/>
-      </w:pPr>
-      <w:r>
-        <w:t>El timeout por defecto es 30 segundos (configurable en settings)</w:t>
-      </w:r>
-    </w:p>
-    <w:p>
-      <w:pPr>
-        <w:pStyle w:val="Heading2"/>
-      </w:pPr>
-      <w:r>
-        <w:t>6.3 Recetas comunes</w:t>
-      </w:r>
-    </w:p>
-    <w:p>
-      <w:pPr>
-        <w:pStyle w:val="Heading3"/>
-      </w:pPr>
-      <w:r>
-        <w:t>6.3.1 Validar campos antes de transferir</w:t>
-      </w:r>
-    </w:p>
-    <w:p>
-      <w:r>
-        <w:t># Evento: on_transfer_validate</w:t>
-        <w:br/>
-        <w:t>def on_transfer_validate(app, batch, page):</w:t>
-        <w:br/>
-        <w:t xml:space="preserve">    if not batch.fields.get("numero_factura"):</w:t>
-        <w:br/>
-        <w:t xml:space="preserve">        raise ValueError("El número de factura es obligatorio")</w:t>
-      </w:r>
-    </w:p>
-    <w:p>
-      <w:pPr>
-        <w:pStyle w:val="Heading3"/>
-      </w:pPr>
-      <w:r>
-        <w:t>6.3.2 Llamar a una API externa</w:t>
-      </w:r>
-    </w:p>
-    <w:p>
-      <w:r>
-        <w:t># Paso Script en el pipeline</w:t>
-        <w:br/>
-        <w:t>def clasificar(app, batch, page, pipeline):</w:t>
-        <w:br/>
-        <w:t xml:space="preserve">    resp = http.post("https://api.ejemplo.com/clasificar",</w:t>
-        <w:br/>
-        <w:t xml:space="preserve">                     json={"text": page.ocr_text})</w:t>
-        <w:br/>
-        <w:t xml:space="preserve">    if resp.status_code == 200:</w:t>
-        <w:br/>
-        <w:t xml:space="preserve">        page.fields["tipo_doc"] = resp.json()["tipo"]</w:t>
-      </w:r>
-    </w:p>
-    <w:p>
-      <w:pPr>
-        <w:pStyle w:val="Heading3"/>
-      </w:pPr>
-      <w:r>
-        <w:t>6.3.3 Renombrar fichero de salida con OCR</w:t>
-      </w:r>
-    </w:p>
-    <w:p>
-      <w:r>
-        <w:t># Evento: on_transfer_page</w:t>
-        <w:br/>
-        <w:t>def on_transfer_page(app, batch, page):</w:t>
-        <w:br/>
-        <w:t xml:space="preserve">    # Extraer número de factura del texto OCR</w:t>
-        <w:br/>
-        <w:t xml:space="preserve">    match = re.search(r"FACTURA[:\s]*(\w+)", page.ocr_text)</w:t>
-        <w:br/>
-        <w:t xml:space="preserve">    if match:</w:t>
-        <w:br/>
-        <w:t xml:space="preserve">        page.fields["subdirectory"] = f"facturas/{match.group(1)}"</w:t>
-      </w:r>
-    </w:p>
-    <w:p>
-      <w:pPr>
-        <w:pStyle w:val="Heading1"/>
-      </w:pPr>
-      <w:r>
-        <w:t>7. Workbench</w:t>
-      </w:r>
-    </w:p>
-    <w:p>
-      <w:r>
-        <w:t>El Workbench es la ventana de explotación donde se realiza el trabajo diario de captura y procesamiento. Se compone de cinco áreas principales.</w:t>
+        <w:t>El visor central muestra la imagen de la página seleccionada con soporte para zoom, pan, rotación y overlays de barcodes y regiones OCR.</w:t>
       </w:r>
     </w:p>
     <w:p>
@@ -5338,7 +5513,7 @@
         <w:drawing>
           <wp:inline xmlns:a="http://schemas.openxmlformats.org/drawingml/2006/main" xmlns:pic="http://schemas.openxmlformats.org/drawingml/2006/picture">
             <wp:extent cx="5040000" cy="2205000"/>
-            <wp:docPr id="20" name="Picture 20"/>
+            <wp:docPr id="23" name="Picture 23"/>
             <wp:cNvGraphicFramePr>
               <a:graphicFrameLocks noChangeAspect="1"/>
             </wp:cNvGraphicFramePr>
@@ -5374,7 +5549,7 @@
         <w:pStyle w:val="Caption"/>
       </w:pPr>
       <w:r>
-        <w:t>Figura 19. Workbench de DocScan Studio — vista completa.</w:t>
+        <w:t>Figura 22. Visor con overlays de barcodes y OCR.</w:t>
       </w:r>
     </w:p>
     <w:p>
@@ -5382,12 +5557,12 @@
         <w:pStyle w:val="Heading2"/>
       </w:pPr>
       <w:r>
-        <w:t>7.1 Barra de herramientas</w:t>
+        <w:t>7.4 Panel de barcodes</w:t>
       </w:r>
     </w:p>
     <w:p>
       <w:r>
-        <w:t>La barra superior contiene los botones de escaneo, importación, transferencia, cierre de lote y opciones de tema. Incluye la casilla de configuración de escáner.</w:t>
+        <w:t>El panel derecho superior muestra los barcodes detectados en la página actual con su valor, simbología, motor utilizado y rol asignado. Los puntos de color corresponden con los overlays del visor.</w:t>
       </w:r>
     </w:p>
     <w:p>
@@ -5398,7 +5573,7 @@
         <w:drawing>
           <wp:inline xmlns:a="http://schemas.openxmlformats.org/drawingml/2006/main" xmlns:pic="http://schemas.openxmlformats.org/drawingml/2006/picture">
             <wp:extent cx="5040000" cy="2205000"/>
-            <wp:docPr id="21" name="Picture 21"/>
+            <wp:docPr id="24" name="Picture 24"/>
             <wp:cNvGraphicFramePr>
               <a:graphicFrameLocks noChangeAspect="1"/>
             </wp:cNvGraphicFramePr>
@@ -5434,7 +5609,7 @@
         <w:pStyle w:val="Caption"/>
       </w:pPr>
       <w:r>
-        <w:t>Figura 20. Barra de herramientas del Workbench.</w:t>
+        <w:t>Figura 23. Panel de barcodes con códigos detectados.</w:t>
       </w:r>
     </w:p>
     <w:p>
@@ -5442,12 +5617,12 @@
         <w:pStyle w:val="Heading2"/>
       </w:pPr>
       <w:r>
-        <w:t>7.2 Panel de miniaturas</w:t>
+        <w:t>7.5 Panel de metadatos</w:t>
       </w:r>
     </w:p>
     <w:p>
       <w:r>
-        <w:t>El panel izquierdo muestra las miniaturas de todas las páginas del lote con bordes de color según su estado: procesada (verde), pendiente de revisión (naranja), excluida (gris), con error (rojo).</w:t>
+        <w:t>El panel inferior derecho tiene pestañas para los campos del lote, el panel de verificación personalizado (si está configurado) y el log en tiempo real del procesamiento.</w:t>
       </w:r>
     </w:p>
     <w:p>
@@ -5458,7 +5633,7 @@
         <w:drawing>
           <wp:inline xmlns:a="http://schemas.openxmlformats.org/drawingml/2006/main" xmlns:pic="http://schemas.openxmlformats.org/drawingml/2006/picture">
             <wp:extent cx="5040000" cy="2205000"/>
-            <wp:docPr id="22" name="Picture 22"/>
+            <wp:docPr id="25" name="Picture 25"/>
             <wp:cNvGraphicFramePr>
               <a:graphicFrameLocks noChangeAspect="1"/>
             </wp:cNvGraphicFramePr>
@@ -5494,7 +5669,7 @@
         <w:pStyle w:val="Caption"/>
       </w:pPr>
       <w:r>
-        <w:t>Figura 21. Panel de miniaturas con estados visuales.</w:t>
+        <w:t>Figura 24. Panel de metadatos con campos de lote.</w:t>
       </w:r>
     </w:p>
     <w:p>
@@ -5502,12 +5677,12 @@
         <w:pStyle w:val="Heading2"/>
       </w:pPr>
       <w:r>
-        <w:t>7.3 Visor de documentos</w:t>
+        <w:t>7.6 Escaneo</w:t>
       </w:r>
     </w:p>
     <w:p>
       <w:r>
-        <w:t>El visor central muestra la imagen de la página seleccionada con soporte para zoom, pan, rotación y overlays de barcodes y regiones OCR.</w:t>
+        <w:t>El botón de escaneo inicia la adquisición de imágenes desde el escáner configurado. Si se marca la casilla «Configurar escáner», se abre el diálogo de configuración SANE/TWAIN antes de escanear.</w:t>
       </w:r>
     </w:p>
     <w:p>
@@ -5518,7 +5693,7 @@
         <w:drawing>
           <wp:inline xmlns:a="http://schemas.openxmlformats.org/drawingml/2006/main" xmlns:pic="http://schemas.openxmlformats.org/drawingml/2006/picture">
             <wp:extent cx="5040000" cy="2205000"/>
-            <wp:docPr id="23" name="Picture 23"/>
+            <wp:docPr id="26" name="Picture 26"/>
             <wp:cNvGraphicFramePr>
               <a:graphicFrameLocks noChangeAspect="1"/>
             </wp:cNvGraphicFramePr>
@@ -5554,7 +5729,7 @@
         <w:pStyle w:val="Caption"/>
       </w:pPr>
       <w:r>
-        <w:t>Figura 22. Visor con overlays de barcodes y OCR.</w:t>
+        <w:t>Figura 25. Configuración del escáner.</w:t>
       </w:r>
     </w:p>
     <w:p>
@@ -5562,23 +5737,36 @@
         <w:pStyle w:val="Heading2"/>
       </w:pPr>
       <w:r>
-        <w:t>7.4 Panel de barcodes</w:t>
+        <w:t>7.7 Importación de ficheros</w:t>
       </w:r>
     </w:p>
     <w:p>
       <w:r>
-        <w:t>El panel derecho superior muestra los barcodes detectados en la página actual con su valor, simbología, motor utilizado y rol asignado. Los puntos de color corresponden con los overlays del visor.</w:t>
+        <w:t>Se pueden importar ficheros mediante el botón «Importar» o arrastrando ficheros directamente sobre el visor. Formatos soportados: TIFF (incluido multi-página), JPEG, PNG, BMP y PDF.</w:t>
       </w:r>
     </w:p>
     <w:p>
       <w:pPr>
+        <w:pStyle w:val="Heading1"/>
+      </w:pPr>
+      <w:r>
+        <w:t>8. Gestión de lotes</w:t>
+      </w:r>
+    </w:p>
+    <w:p>
+      <w:r>
+        <w:t>El Gestor de Lotes permite consultar el histórico de todos los lotes procesados, filtrar por aplicación, fecha y estación, y reabrir lotes anteriores para revisión o reprocesamiento.</w:t>
+      </w:r>
+    </w:p>
+    <w:p>
+      <w:pPr>
         <w:jc w:val="center"/>
       </w:pPr>
       <w:r>
         <w:drawing>
           <wp:inline xmlns:a="http://schemas.openxmlformats.org/drawingml/2006/main" xmlns:pic="http://schemas.openxmlformats.org/drawingml/2006/picture">
-            <wp:extent cx="5040000" cy="2205000"/>
-            <wp:docPr id="24" name="Picture 24"/>
+            <wp:extent cx="5040000" cy="3698317"/>
+            <wp:docPr id="27" name="Picture 27"/>
             <wp:cNvGraphicFramePr>
               <a:graphicFrameLocks noChangeAspect="1"/>
             </wp:cNvGraphicFramePr>
@@ -5586,7 +5774,7 @@
               <a:graphicData uri="http://schemas.openxmlformats.org/drawingml/2006/picture">
                 <pic:pic>
                   <pic:nvPicPr>
-                    <pic:cNvPr id="0" name="image.png"/>
+                    <pic:cNvPr id="0" name="batch_manager.png"/>
                     <pic:cNvPicPr/>
                   </pic:nvPicPr>
                   <pic:blipFill>
@@ -5598,200 +5786,7 @@
                   <pic:spPr>
                     <a:xfrm>
                       <a:off x="0" y="0"/>
-                      <a:ext cx="5040000" cy="2205000"/>
-                    </a:xfrm>
-                    <a:prstGeom prst="rect"/>
-                  </pic:spPr>
-                </pic:pic>
-              </a:graphicData>
-            </a:graphic>
-          </wp:inline>
-        </w:drawing>
-      </w:r>
-    </w:p>
-    <w:p>
-      <w:pPr>
-        <w:pStyle w:val="Caption"/>
-      </w:pPr>
-      <w:r>
-        <w:t>Figura 23. Panel de barcodes con códigos detectados.</w:t>
-      </w:r>
-    </w:p>
-    <w:p>
-      <w:pPr>
-        <w:pStyle w:val="Heading2"/>
-      </w:pPr>
-      <w:r>
-        <w:t>7.5 Panel de metadatos</w:t>
-      </w:r>
-    </w:p>
-    <w:p>
-      <w:r>
-        <w:t>El panel inferior derecho tiene pestañas para los campos del lote, el panel de verificación personalizado (si está configurado) y el log en tiempo real del procesamiento.</w:t>
-      </w:r>
-    </w:p>
-    <w:p>
-      <w:pPr>
-        <w:jc w:val="center"/>
-      </w:pPr>
-      <w:r>
-        <w:drawing>
-          <wp:inline xmlns:a="http://schemas.openxmlformats.org/drawingml/2006/main" xmlns:pic="http://schemas.openxmlformats.org/drawingml/2006/picture">
-            <wp:extent cx="5040000" cy="2205000"/>
-            <wp:docPr id="25" name="Picture 25"/>
-            <wp:cNvGraphicFramePr>
-              <a:graphicFrameLocks noChangeAspect="1"/>
-            </wp:cNvGraphicFramePr>
-            <a:graphic>
-              <a:graphicData uri="http://schemas.openxmlformats.org/drawingml/2006/picture">
-                <pic:pic>
-                  <pic:nvPicPr>
-                    <pic:cNvPr id="0" name="image.png"/>
-                    <pic:cNvPicPr/>
-                  </pic:nvPicPr>
-                  <pic:blipFill>
-                    <a:blip r:embed="rId35"/>
-                    <a:stretch>
-                      <a:fillRect/>
-                    </a:stretch>
-                  </pic:blipFill>
-                  <pic:spPr>
-                    <a:xfrm>
-                      <a:off x="0" y="0"/>
-                      <a:ext cx="5040000" cy="2205000"/>
-                    </a:xfrm>
-                    <a:prstGeom prst="rect"/>
-                  </pic:spPr>
-                </pic:pic>
-              </a:graphicData>
-            </a:graphic>
-          </wp:inline>
-        </w:drawing>
-      </w:r>
-    </w:p>
-    <w:p>
-      <w:pPr>
-        <w:pStyle w:val="Caption"/>
-      </w:pPr>
-      <w:r>
-        <w:t>Figura 24. Panel de metadatos con campos de lote.</w:t>
-      </w:r>
-    </w:p>
-    <w:p>
-      <w:pPr>
-        <w:pStyle w:val="Heading2"/>
-      </w:pPr>
-      <w:r>
-        <w:t>7.6 Escaneo</w:t>
-      </w:r>
-    </w:p>
-    <w:p>
-      <w:r>
-        <w:t>El botón de escaneo inicia la adquisición de imágenes desde el escáner configurado. Si se marca la casilla «Configurar escáner», se abre el diálogo de configuración SANE/TWAIN antes de escanear.</w:t>
-      </w:r>
-    </w:p>
-    <w:p>
-      <w:pPr>
-        <w:jc w:val="center"/>
-      </w:pPr>
-      <w:r>
-        <w:drawing>
-          <wp:inline xmlns:a="http://schemas.openxmlformats.org/drawingml/2006/main" xmlns:pic="http://schemas.openxmlformats.org/drawingml/2006/picture">
-            <wp:extent cx="5040000" cy="2205000"/>
-            <wp:docPr id="26" name="Picture 26"/>
-            <wp:cNvGraphicFramePr>
-              <a:graphicFrameLocks noChangeAspect="1"/>
-            </wp:cNvGraphicFramePr>
-            <a:graphic>
-              <a:graphicData uri="http://schemas.openxmlformats.org/drawingml/2006/picture">
-                <pic:pic>
-                  <pic:nvPicPr>
-                    <pic:cNvPr id="0" name="image.png"/>
-                    <pic:cNvPicPr/>
-                  </pic:nvPicPr>
-                  <pic:blipFill>
-                    <a:blip r:embed="rId36"/>
-                    <a:stretch>
-                      <a:fillRect/>
-                    </a:stretch>
-                  </pic:blipFill>
-                  <pic:spPr>
-                    <a:xfrm>
-                      <a:off x="0" y="0"/>
-                      <a:ext cx="5040000" cy="2205000"/>
-                    </a:xfrm>
-                    <a:prstGeom prst="rect"/>
-                  </pic:spPr>
-                </pic:pic>
-              </a:graphicData>
-            </a:graphic>
-          </wp:inline>
-        </w:drawing>
-      </w:r>
-    </w:p>
-    <w:p>
-      <w:pPr>
-        <w:pStyle w:val="Caption"/>
-      </w:pPr>
-      <w:r>
-        <w:t>Figura 25. Configuración del escáner.</w:t>
-      </w:r>
-    </w:p>
-    <w:p>
-      <w:pPr>
-        <w:pStyle w:val="Heading2"/>
-      </w:pPr>
-      <w:r>
-        <w:t>7.7 Importación de ficheros</w:t>
-      </w:r>
-    </w:p>
-    <w:p>
-      <w:r>
-        <w:t>Se pueden importar ficheros mediante el botón «Importar» o arrastrando ficheros directamente sobre el visor. Formatos soportados: TIFF (incluido multi-página), JPEG, PNG, BMP y PDF.</w:t>
-      </w:r>
-    </w:p>
-    <w:p>
-      <w:pPr>
-        <w:pStyle w:val="Heading1"/>
-      </w:pPr>
-      <w:r>
-        <w:t>8. Gestión de lotes</w:t>
-      </w:r>
-    </w:p>
-    <w:p>
-      <w:r>
-        <w:t>El Gestor de Lotes permite consultar el histórico de todos los lotes procesados, filtrar por aplicación, fecha y estación, y reabrir lotes anteriores para revisión o reprocesamiento.</w:t>
-      </w:r>
-    </w:p>
-    <w:p>
-      <w:pPr>
-        <w:jc w:val="center"/>
-      </w:pPr>
-      <w:r>
-        <w:drawing>
-          <wp:inline xmlns:a="http://schemas.openxmlformats.org/drawingml/2006/main" xmlns:pic="http://schemas.openxmlformats.org/drawingml/2006/picture">
-            <wp:extent cx="5040000" cy="2205000"/>
-            <wp:docPr id="27" name="Picture 27"/>
-            <wp:cNvGraphicFramePr>
-              <a:graphicFrameLocks noChangeAspect="1"/>
-            </wp:cNvGraphicFramePr>
-            <a:graphic>
-              <a:graphicData uri="http://schemas.openxmlformats.org/drawingml/2006/picture">
-                <pic:pic>
-                  <pic:nvPicPr>
-                    <pic:cNvPr id="0" name="image.png"/>
-                    <pic:cNvPicPr/>
-                  </pic:nvPicPr>
-                  <pic:blipFill>
-                    <a:blip r:embed="rId37"/>
-                    <a:stretch>
-                      <a:fillRect/>
-                    </a:stretch>
-                  </pic:blipFill>
-                  <pic:spPr>
-                    <a:xfrm>
-                      <a:off x="0" y="0"/>
-                      <a:ext cx="5040000" cy="2205000"/>
+                      <a:ext cx="5040000" cy="3698317"/>
                     </a:xfrm>
                     <a:prstGeom prst="rect"/>
                   </pic:spPr>
@@ -6472,7 +6467,7 @@
       <w:r>
         <w:drawing>
           <wp:inline xmlns:a="http://schemas.openxmlformats.org/drawingml/2006/main" xmlns:pic="http://schemas.openxmlformats.org/drawingml/2006/picture">
-            <wp:extent cx="5040000" cy="2205000"/>
+            <wp:extent cx="5040000" cy="2921739"/>
             <wp:docPr id="28" name="Picture 28"/>
             <wp:cNvGraphicFramePr>
               <a:graphicFrameLocks noChangeAspect="1"/>
@@ -6481,11 +6476,11 @@
               <a:graphicData uri="http://schemas.openxmlformats.org/drawingml/2006/picture">
                 <pic:pic>
                   <pic:nvPicPr>
-                    <pic:cNvPr id="0" name="image.png"/>
+                    <pic:cNvPr id="0" name="ai_mode.png"/>
                     <pic:cNvPicPr/>
                   </pic:nvPicPr>
                   <pic:blipFill>
-                    <a:blip r:embed="rId38"/>
+                    <a:blip r:embed="rId35"/>
                     <a:stretch>
                       <a:fillRect/>
                     </a:stretch>
@@ -6493,7 +6488,7 @@
                   <pic:spPr>
                     <a:xfrm>
                       <a:off x="0" y="0"/>
-                      <a:ext cx="5040000" cy="2205000"/>
+                      <a:ext cx="5040000" cy="2921739"/>
                     </a:xfrm>
                     <a:prstGeom prst="rect"/>
                   </pic:spPr>
@@ -6606,7 +6601,7 @@
                     <pic:cNvPicPr/>
                   </pic:nvPicPr>
                   <pic:blipFill>
-                    <a:blip r:embed="rId39"/>
+                    <a:blip r:embed="rId36"/>
                     <a:stretch>
                       <a:fillRect/>
                     </a:stretch>

--- a/docs/manual_docscan_studio.docx
+++ b/docs/manual_docscan_studio.docx
@@ -686,53 +686,6 @@
     </w:p>
     <w:p>
       <w:pPr>
-        <w:jc w:val="center"/>
-      </w:pPr>
-      <w:r>
-        <w:drawing>
-          <wp:inline xmlns:a="http://schemas.openxmlformats.org/drawingml/2006/main" xmlns:pic="http://schemas.openxmlformats.org/drawingml/2006/picture">
-            <wp:extent cx="5040000" cy="2205000"/>
-            <wp:docPr id="3" name="Picture 3"/>
-            <wp:cNvGraphicFramePr>
-              <a:graphicFrameLocks noChangeAspect="1"/>
-            </wp:cNvGraphicFramePr>
-            <a:graphic>
-              <a:graphicData uri="http://schemas.openxmlformats.org/drawingml/2006/picture">
-                <pic:pic>
-                  <pic:nvPicPr>
-                    <pic:cNvPr id="0" name="image.png"/>
-                    <pic:cNvPicPr/>
-                  </pic:nvPicPr>
-                  <pic:blipFill>
-                    <a:blip r:embed="rId13"/>
-                    <a:stretch>
-                      <a:fillRect/>
-                    </a:stretch>
-                  </pic:blipFill>
-                  <pic:spPr>
-                    <a:xfrm>
-                      <a:off x="0" y="0"/>
-                      <a:ext cx="5040000" cy="2205000"/>
-                    </a:xfrm>
-                    <a:prstGeom prst="rect"/>
-                  </pic:spPr>
-                </pic:pic>
-              </a:graphicData>
-            </a:graphic>
-          </wp:inline>
-        </w:drawing>
-      </w:r>
-    </w:p>
-    <w:p>
-      <w:pPr>
-        <w:pStyle w:val="Caption"/>
-      </w:pPr>
-      <w:r>
-        <w:t>Figura 2. Instalación completada en terminal.</w:t>
-      </w:r>
-    </w:p>
-    <w:p>
-      <w:pPr>
         <w:pStyle w:val="Heading2"/>
       </w:pPr>
       <w:r>
@@ -742,53 +695,6 @@
     <w:p>
       <w:r>
         <w:t>Al ejecutar DocScan Studio por primera vez, se muestra una pantalla de splash con el progreso de inicialización. La base de datos SQLite se crea automáticamente y el Launcher aparece vacío, listo para crear la primera aplicación.</w:t>
-      </w:r>
-    </w:p>
-    <w:p>
-      <w:pPr>
-        <w:jc w:val="center"/>
-      </w:pPr>
-      <w:r>
-        <w:drawing>
-          <wp:inline xmlns:a="http://schemas.openxmlformats.org/drawingml/2006/main" xmlns:pic="http://schemas.openxmlformats.org/drawingml/2006/picture">
-            <wp:extent cx="5040000" cy="2205000"/>
-            <wp:docPr id="4" name="Picture 4"/>
-            <wp:cNvGraphicFramePr>
-              <a:graphicFrameLocks noChangeAspect="1"/>
-            </wp:cNvGraphicFramePr>
-            <a:graphic>
-              <a:graphicData uri="http://schemas.openxmlformats.org/drawingml/2006/picture">
-                <pic:pic>
-                  <pic:nvPicPr>
-                    <pic:cNvPr id="0" name="image.png"/>
-                    <pic:cNvPicPr/>
-                  </pic:nvPicPr>
-                  <pic:blipFill>
-                    <a:blip r:embed="rId14"/>
-                    <a:stretch>
-                      <a:fillRect/>
-                    </a:stretch>
-                  </pic:blipFill>
-                  <pic:spPr>
-                    <a:xfrm>
-                      <a:off x="0" y="0"/>
-                      <a:ext cx="5040000" cy="2205000"/>
-                    </a:xfrm>
-                    <a:prstGeom prst="rect"/>
-                  </pic:spPr>
-                </pic:pic>
-              </a:graphicData>
-            </a:graphic>
-          </wp:inline>
-        </w:drawing>
-      </w:r>
-    </w:p>
-    <w:p>
-      <w:pPr>
-        <w:pStyle w:val="Caption"/>
-      </w:pPr>
-      <w:r>
-        <w:t>Figura 3. Pantalla de splash durante el arranque.</w:t>
       </w:r>
     </w:p>
     <w:p>
@@ -812,7 +718,7 @@
         <w:drawing>
           <wp:inline xmlns:a="http://schemas.openxmlformats.org/drawingml/2006/main" xmlns:pic="http://schemas.openxmlformats.org/drawingml/2006/picture">
             <wp:extent cx="5040000" cy="3655154"/>
-            <wp:docPr id="5" name="Picture 5"/>
+            <wp:docPr id="3" name="Picture 3"/>
             <wp:cNvGraphicFramePr>
               <a:graphicFrameLocks noChangeAspect="1"/>
             </wp:cNvGraphicFramePr>
@@ -824,7 +730,7 @@
                     <pic:cNvPicPr/>
                   </pic:nvPicPr>
                   <pic:blipFill>
-                    <a:blip r:embed="rId15"/>
+                    <a:blip r:embed="rId13"/>
                     <a:stretch>
                       <a:fillRect/>
                     </a:stretch>
@@ -1334,7 +1240,7 @@
         <w:drawing>
           <wp:inline xmlns:a="http://schemas.openxmlformats.org/drawingml/2006/main" xmlns:pic="http://schemas.openxmlformats.org/drawingml/2006/picture">
             <wp:extent cx="5040000" cy="3655154"/>
-            <wp:docPr id="6" name="Picture 6"/>
+            <wp:docPr id="4" name="Picture 4"/>
             <wp:cNvGraphicFramePr>
               <a:graphicFrameLocks noChangeAspect="1"/>
             </wp:cNvGraphicFramePr>
@@ -1346,7 +1252,7 @@
                     <pic:cNvPicPr/>
                   </pic:nvPicPr>
                   <pic:blipFill>
-                    <a:blip r:embed="rId15"/>
+                    <a:blip r:embed="rId13"/>
                     <a:stretch>
                       <a:fillRect/>
                     </a:stretch>
@@ -1394,7 +1300,7 @@
         <w:drawing>
           <wp:inline xmlns:a="http://schemas.openxmlformats.org/drawingml/2006/main" xmlns:pic="http://schemas.openxmlformats.org/drawingml/2006/picture">
             <wp:extent cx="5040000" cy="3365874"/>
-            <wp:docPr id="7" name="Picture 7"/>
+            <wp:docPr id="5" name="Picture 5"/>
             <wp:cNvGraphicFramePr>
               <a:graphicFrameLocks noChangeAspect="1"/>
             </wp:cNvGraphicFramePr>
@@ -1406,7 +1312,7 @@
                     <pic:cNvPicPr/>
                   </pic:nvPicPr>
                   <pic:blipFill>
-                    <a:blip r:embed="rId16"/>
+                    <a:blip r:embed="rId14"/>
                     <a:stretch>
                       <a:fillRect/>
                     </a:stretch>
@@ -1461,53 +1367,6 @@
     </w:p>
     <w:p>
       <w:pPr>
-        <w:jc w:val="center"/>
-      </w:pPr>
-      <w:r>
-        <w:drawing>
-          <wp:inline xmlns:a="http://schemas.openxmlformats.org/drawingml/2006/main" xmlns:pic="http://schemas.openxmlformats.org/drawingml/2006/picture">
-            <wp:extent cx="5040000" cy="2205000"/>
-            <wp:docPr id="8" name="Picture 8"/>
-            <wp:cNvGraphicFramePr>
-              <a:graphicFrameLocks noChangeAspect="1"/>
-            </wp:cNvGraphicFramePr>
-            <a:graphic>
-              <a:graphicData uri="http://schemas.openxmlformats.org/drawingml/2006/picture">
-                <pic:pic>
-                  <pic:nvPicPr>
-                    <pic:cNvPr id="0" name="image.png"/>
-                    <pic:cNvPicPr/>
-                  </pic:nvPicPr>
-                  <pic:blipFill>
-                    <a:blip r:embed="rId17"/>
-                    <a:stretch>
-                      <a:fillRect/>
-                    </a:stretch>
-                  </pic:blipFill>
-                  <pic:spPr>
-                    <a:xfrm>
-                      <a:off x="0" y="0"/>
-                      <a:ext cx="5040000" cy="2205000"/>
-                    </a:xfrm>
-                    <a:prstGeom prst="rect"/>
-                  </pic:spPr>
-                </pic:pic>
-              </a:graphicData>
-            </a:graphic>
-          </wp:inline>
-        </w:drawing>
-      </w:r>
-    </w:p>
-    <w:p>
-      <w:pPr>
-        <w:pStyle w:val="Caption"/>
-      </w:pPr>
-      <w:r>
-        <w:t>Figura 7. Launcher con tema oscuro activado.</w:t>
-      </w:r>
-    </w:p>
-    <w:p>
-      <w:pPr>
         <w:pStyle w:val="Heading1"/>
       </w:pPr>
       <w:r>
@@ -1527,7 +1386,7 @@
         <w:drawing>
           <wp:inline xmlns:a="http://schemas.openxmlformats.org/drawingml/2006/main" xmlns:pic="http://schemas.openxmlformats.org/drawingml/2006/picture">
             <wp:extent cx="5040000" cy="3654995"/>
-            <wp:docPr id="9" name="Picture 9"/>
+            <wp:docPr id="6" name="Picture 6"/>
             <wp:cNvGraphicFramePr>
               <a:graphicFrameLocks noChangeAspect="1"/>
             </wp:cNvGraphicFramePr>
@@ -1539,7 +1398,7 @@
                     <pic:cNvPicPr/>
                   </pic:nvPicPr>
                   <pic:blipFill>
-                    <a:blip r:embed="rId18"/>
+                    <a:blip r:embed="rId15"/>
                     <a:stretch>
                       <a:fillRect/>
                     </a:stretch>
@@ -1812,8 +1671,8 @@
       <w:r>
         <w:drawing>
           <wp:inline xmlns:a="http://schemas.openxmlformats.org/drawingml/2006/main" xmlns:pic="http://schemas.openxmlformats.org/drawingml/2006/picture">
-            <wp:extent cx="5040000" cy="2205000"/>
-            <wp:docPr id="10" name="Picture 10"/>
+            <wp:extent cx="5040000" cy="3862232"/>
+            <wp:docPr id="7" name="Picture 7"/>
             <wp:cNvGraphicFramePr>
               <a:graphicFrameLocks noChangeAspect="1"/>
             </wp:cNvGraphicFramePr>
@@ -1821,11 +1680,11 @@
               <a:graphicData uri="http://schemas.openxmlformats.org/drawingml/2006/picture">
                 <pic:pic>
                   <pic:nvPicPr>
-                    <pic:cNvPr id="0" name="image.png"/>
+                    <pic:cNvPr id="0" name="configurator_general.png"/>
                     <pic:cNvPicPr/>
                   </pic:nvPicPr>
                   <pic:blipFill>
-                    <a:blip r:embed="rId19"/>
+                    <a:blip r:embed="rId16"/>
                     <a:stretch>
                       <a:fillRect/>
                     </a:stretch>
@@ -1833,7 +1692,7 @@
                   <pic:spPr>
                     <a:xfrm>
                       <a:off x="0" y="0"/>
-                      <a:ext cx="5040000" cy="2205000"/>
+                      <a:ext cx="5040000" cy="3862232"/>
                     </a:xfrm>
                     <a:prstGeom prst="rect"/>
                   </pic:spPr>
@@ -1873,7 +1732,7 @@
         <w:drawing>
           <wp:inline xmlns:a="http://schemas.openxmlformats.org/drawingml/2006/main" xmlns:pic="http://schemas.openxmlformats.org/drawingml/2006/picture">
             <wp:extent cx="5040000" cy="3872453"/>
-            <wp:docPr id="11" name="Picture 11"/>
+            <wp:docPr id="8" name="Picture 8"/>
             <wp:cNvGraphicFramePr>
               <a:graphicFrameLocks noChangeAspect="1"/>
             </wp:cNvGraphicFramePr>
@@ -1885,7 +1744,7 @@
                     <pic:cNvPicPr/>
                   </pic:nvPicPr>
                   <pic:blipFill>
-                    <a:blip r:embed="rId20"/>
+                    <a:blip r:embed="rId17"/>
                     <a:stretch>
                       <a:fillRect/>
                     </a:stretch>
@@ -2149,8 +2008,8 @@
       <w:r>
         <w:drawing>
           <wp:inline xmlns:a="http://schemas.openxmlformats.org/drawingml/2006/main" xmlns:pic="http://schemas.openxmlformats.org/drawingml/2006/picture">
-            <wp:extent cx="5040000" cy="2205000"/>
-            <wp:docPr id="12" name="Picture 12"/>
+            <wp:extent cx="5040000" cy="3940169"/>
+            <wp:docPr id="9" name="Picture 9"/>
             <wp:cNvGraphicFramePr>
               <a:graphicFrameLocks noChangeAspect="1"/>
             </wp:cNvGraphicFramePr>
@@ -2158,11 +2017,11 @@
               <a:graphicData uri="http://schemas.openxmlformats.org/drawingml/2006/picture">
                 <pic:pic>
                   <pic:nvPicPr>
-                    <pic:cNvPr id="0" name="image.png"/>
+                    <pic:cNvPr id="0" name="configurator_fields.png"/>
                     <pic:cNvPicPr/>
                   </pic:nvPicPr>
                   <pic:blipFill>
-                    <a:blip r:embed="rId21"/>
+                    <a:blip r:embed="rId18"/>
                     <a:stretch>
                       <a:fillRect/>
                     </a:stretch>
@@ -2170,7 +2029,7 @@
                   <pic:spPr>
                     <a:xfrm>
                       <a:off x="0" y="0"/>
-                      <a:ext cx="5040000" cy="2205000"/>
+                      <a:ext cx="5040000" cy="3940169"/>
                     </a:xfrm>
                     <a:prstGeom prst="rect"/>
                   </pic:spPr>
@@ -2427,7 +2286,7 @@
         <w:drawing>
           <wp:inline xmlns:a="http://schemas.openxmlformats.org/drawingml/2006/main" xmlns:pic="http://schemas.openxmlformats.org/drawingml/2006/picture">
             <wp:extent cx="5040000" cy="3654995"/>
-            <wp:docPr id="13" name="Picture 13"/>
+            <wp:docPr id="10" name="Picture 10"/>
             <wp:cNvGraphicFramePr>
               <a:graphicFrameLocks noChangeAspect="1"/>
             </wp:cNvGraphicFramePr>
@@ -2439,7 +2298,7 @@
                     <pic:cNvPicPr/>
                   </pic:nvPicPr>
                   <pic:blipFill>
-                    <a:blip r:embed="rId18"/>
+                    <a:blip r:embed="rId15"/>
                     <a:stretch>
                       <a:fillRect/>
                     </a:stretch>
@@ -3376,8 +3235,8 @@
       <w:r>
         <w:drawing>
           <wp:inline xmlns:a="http://schemas.openxmlformats.org/drawingml/2006/main" xmlns:pic="http://schemas.openxmlformats.org/drawingml/2006/picture">
-            <wp:extent cx="5040000" cy="2205000"/>
-            <wp:docPr id="14" name="Picture 14"/>
+            <wp:extent cx="3600000" cy="2937472"/>
+            <wp:docPr id="11" name="Picture 11"/>
             <wp:cNvGraphicFramePr>
               <a:graphicFrameLocks noChangeAspect="1"/>
             </wp:cNvGraphicFramePr>
@@ -3385,11 +3244,11 @@
               <a:graphicData uri="http://schemas.openxmlformats.org/drawingml/2006/picture">
                 <pic:pic>
                   <pic:nvPicPr>
-                    <pic:cNvPr id="0" name="image.png"/>
+                    <pic:cNvPr id="0" name="dialog_barcode.png"/>
                     <pic:cNvPicPr/>
                   </pic:nvPicPr>
                   <pic:blipFill>
-                    <a:blip r:embed="rId22"/>
+                    <a:blip r:embed="rId19"/>
                     <a:stretch>
                       <a:fillRect/>
                     </a:stretch>
@@ -3397,7 +3256,7 @@
                   <pic:spPr>
                     <a:xfrm>
                       <a:off x="0" y="0"/>
-                      <a:ext cx="5040000" cy="2205000"/>
+                      <a:ext cx="3600000" cy="2937472"/>
                     </a:xfrm>
                     <a:prstGeom prst="rect"/>
                   </pic:spPr>
@@ -3431,8 +3290,8 @@
       <w:r>
         <w:drawing>
           <wp:inline xmlns:a="http://schemas.openxmlformats.org/drawingml/2006/main" xmlns:pic="http://schemas.openxmlformats.org/drawingml/2006/picture">
-            <wp:extent cx="5040000" cy="2205000"/>
-            <wp:docPr id="15" name="Picture 15"/>
+            <wp:extent cx="3240000" cy="1885239"/>
+            <wp:docPr id="12" name="Picture 12"/>
             <wp:cNvGraphicFramePr>
               <a:graphicFrameLocks noChangeAspect="1"/>
             </wp:cNvGraphicFramePr>
@@ -3440,11 +3299,11 @@
               <a:graphicData uri="http://schemas.openxmlformats.org/drawingml/2006/picture">
                 <pic:pic>
                   <pic:nvPicPr>
-                    <pic:cNvPr id="0" name="image.png"/>
+                    <pic:cNvPr id="0" name="dialog_ocr.png"/>
                     <pic:cNvPicPr/>
                   </pic:nvPicPr>
                   <pic:blipFill>
-                    <a:blip r:embed="rId23"/>
+                    <a:blip r:embed="rId20"/>
                     <a:stretch>
                       <a:fillRect/>
                     </a:stretch>
@@ -3452,7 +3311,7 @@
                   <pic:spPr>
                     <a:xfrm>
                       <a:off x="0" y="0"/>
-                      <a:ext cx="5040000" cy="2205000"/>
+                      <a:ext cx="3240000" cy="1885239"/>
                     </a:xfrm>
                     <a:prstGeom prst="rect"/>
                   </pic:spPr>
@@ -3491,8 +3350,8 @@
       <w:r>
         <w:drawing>
           <wp:inline xmlns:a="http://schemas.openxmlformats.org/drawingml/2006/main" xmlns:pic="http://schemas.openxmlformats.org/drawingml/2006/picture">
-            <wp:extent cx="5040000" cy="2205000"/>
-            <wp:docPr id="16" name="Picture 16"/>
+            <wp:extent cx="4320000" cy="3679266"/>
+            <wp:docPr id="13" name="Picture 13"/>
             <wp:cNvGraphicFramePr>
               <a:graphicFrameLocks noChangeAspect="1"/>
             </wp:cNvGraphicFramePr>
@@ -3500,11 +3359,11 @@
               <a:graphicData uri="http://schemas.openxmlformats.org/drawingml/2006/picture">
                 <pic:pic>
                   <pic:nvPicPr>
-                    <pic:cNvPr id="0" name="image.png"/>
+                    <pic:cNvPr id="0" name="dialog_script.png"/>
                     <pic:cNvPicPr/>
                   </pic:nvPicPr>
                   <pic:blipFill>
-                    <a:blip r:embed="rId24"/>
+                    <a:blip r:embed="rId21"/>
                     <a:stretch>
                       <a:fillRect/>
                     </a:stretch>
@@ -3512,7 +3371,7 @@
                   <pic:spPr>
                     <a:xfrm>
                       <a:off x="0" y="0"/>
-                      <a:ext cx="5040000" cy="2205000"/>
+                      <a:ext cx="4320000" cy="3679266"/>
                     </a:xfrm>
                     <a:prstGeom prst="rect"/>
                   </pic:spPr>
@@ -3546,53 +3405,6 @@
     </w:p>
     <w:p>
       <w:pPr>
-        <w:jc w:val="center"/>
-      </w:pPr>
-      <w:r>
-        <w:drawing>
-          <wp:inline xmlns:a="http://schemas.openxmlformats.org/drawingml/2006/main" xmlns:pic="http://schemas.openxmlformats.org/drawingml/2006/picture">
-            <wp:extent cx="5040000" cy="2205000"/>
-            <wp:docPr id="17" name="Picture 17"/>
-            <wp:cNvGraphicFramePr>
-              <a:graphicFrameLocks noChangeAspect="1"/>
-            </wp:cNvGraphicFramePr>
-            <a:graphic>
-              <a:graphicData uri="http://schemas.openxmlformats.org/drawingml/2006/picture">
-                <pic:pic>
-                  <pic:nvPicPr>
-                    <pic:cNvPr id="0" name="image.png"/>
-                    <pic:cNvPicPr/>
-                  </pic:nvPicPr>
-                  <pic:blipFill>
-                    <a:blip r:embed="rId25"/>
-                    <a:stretch>
-                      <a:fillRect/>
-                    </a:stretch>
-                  </pic:blipFill>
-                  <pic:spPr>
-                    <a:xfrm>
-                      <a:off x="0" y="0"/>
-                      <a:ext cx="5040000" cy="2205000"/>
-                    </a:xfrm>
-                    <a:prstGeom prst="rect"/>
-                  </pic:spPr>
-                </pic:pic>
-              </a:graphicData>
-            </a:graphic>
-          </wp:inline>
-        </w:drawing>
-      </w:r>
-    </w:p>
-    <w:p>
-      <w:pPr>
-        <w:pStyle w:val="Caption"/>
-      </w:pPr>
-      <w:r>
-        <w:t>Figura 16. Resultados del test de pipeline paso a paso.</w:t>
-      </w:r>
-    </w:p>
-    <w:p>
-      <w:pPr>
         <w:pStyle w:val="Heading2"/>
       </w:pPr>
       <w:r>
@@ -3933,8 +3745,8 @@
       <w:r>
         <w:drawing>
           <wp:inline xmlns:a="http://schemas.openxmlformats.org/drawingml/2006/main" xmlns:pic="http://schemas.openxmlformats.org/drawingml/2006/picture">
-            <wp:extent cx="5040000" cy="2205000"/>
-            <wp:docPr id="18" name="Picture 18"/>
+            <wp:extent cx="5040000" cy="3850073"/>
+            <wp:docPr id="14" name="Picture 14"/>
             <wp:cNvGraphicFramePr>
               <a:graphicFrameLocks noChangeAspect="1"/>
             </wp:cNvGraphicFramePr>
@@ -3942,11 +3754,11 @@
               <a:graphicData uri="http://schemas.openxmlformats.org/drawingml/2006/picture">
                 <pic:pic>
                   <pic:nvPicPr>
-                    <pic:cNvPr id="0" name="image.png"/>
+                    <pic:cNvPr id="0" name="configurator_events.png"/>
                     <pic:cNvPicPr/>
                   </pic:nvPicPr>
                   <pic:blipFill>
-                    <a:blip r:embed="rId26"/>
+                    <a:blip r:embed="rId22"/>
                     <a:stretch>
                       <a:fillRect/>
                     </a:stretch>
@@ -3954,7 +3766,7 @@
                   <pic:spPr>
                     <a:xfrm>
                       <a:off x="0" y="0"/>
-                      <a:ext cx="5040000" cy="2205000"/>
+                      <a:ext cx="5040000" cy="3850073"/>
                     </a:xfrm>
                     <a:prstGeom prst="rect"/>
                   </pic:spPr>
@@ -4195,8 +4007,8 @@
       <w:r>
         <w:drawing>
           <wp:inline xmlns:a="http://schemas.openxmlformats.org/drawingml/2006/main" xmlns:pic="http://schemas.openxmlformats.org/drawingml/2006/picture">
-            <wp:extent cx="5040000" cy="2205000"/>
-            <wp:docPr id="19" name="Picture 19"/>
+            <wp:extent cx="5040000" cy="3852958"/>
+            <wp:docPr id="15" name="Picture 15"/>
             <wp:cNvGraphicFramePr>
               <a:graphicFrameLocks noChangeAspect="1"/>
             </wp:cNvGraphicFramePr>
@@ -4204,11 +4016,11 @@
               <a:graphicData uri="http://schemas.openxmlformats.org/drawingml/2006/picture">
                 <pic:pic>
                   <pic:nvPicPr>
-                    <pic:cNvPr id="0" name="image.png"/>
+                    <pic:cNvPr id="0" name="configurator_transfer.png"/>
                     <pic:cNvPicPr/>
                   </pic:nvPicPr>
                   <pic:blipFill>
-                    <a:blip r:embed="rId27"/>
+                    <a:blip r:embed="rId23"/>
                     <a:stretch>
                       <a:fillRect/>
                     </a:stretch>
@@ -4216,7 +4028,7 @@
                   <pic:spPr>
                     <a:xfrm>
                       <a:off x="0" y="0"/>
-                      <a:ext cx="5040000" cy="2205000"/>
+                      <a:ext cx="5040000" cy="3852958"/>
                     </a:xfrm>
                     <a:prstGeom prst="rect"/>
                   </pic:spPr>
@@ -5333,7 +5145,7 @@
         <w:drawing>
           <wp:inline xmlns:a="http://schemas.openxmlformats.org/drawingml/2006/main" xmlns:pic="http://schemas.openxmlformats.org/drawingml/2006/picture">
             <wp:extent cx="5040000" cy="3779253"/>
-            <wp:docPr id="20" name="Picture 20"/>
+            <wp:docPr id="16" name="Picture 16"/>
             <wp:cNvGraphicFramePr>
               <a:graphicFrameLocks noChangeAspect="1"/>
             </wp:cNvGraphicFramePr>
@@ -5387,53 +5199,6 @@
     </w:p>
     <w:p>
       <w:pPr>
-        <w:jc w:val="center"/>
-      </w:pPr>
-      <w:r>
-        <w:drawing>
-          <wp:inline xmlns:a="http://schemas.openxmlformats.org/drawingml/2006/main" xmlns:pic="http://schemas.openxmlformats.org/drawingml/2006/picture">
-            <wp:extent cx="5040000" cy="2205000"/>
-            <wp:docPr id="21" name="Picture 21"/>
-            <wp:cNvGraphicFramePr>
-              <a:graphicFrameLocks noChangeAspect="1"/>
-            </wp:cNvGraphicFramePr>
-            <a:graphic>
-              <a:graphicData uri="http://schemas.openxmlformats.org/drawingml/2006/picture">
-                <pic:pic>
-                  <pic:nvPicPr>
-                    <pic:cNvPr id="0" name="image.png"/>
-                    <pic:cNvPicPr/>
-                  </pic:nvPicPr>
-                  <pic:blipFill>
-                    <a:blip r:embed="rId28"/>
-                    <a:stretch>
-                      <a:fillRect/>
-                    </a:stretch>
-                  </pic:blipFill>
-                  <pic:spPr>
-                    <a:xfrm>
-                      <a:off x="0" y="0"/>
-                      <a:ext cx="5040000" cy="2205000"/>
-                    </a:xfrm>
-                    <a:prstGeom prst="rect"/>
-                  </pic:spPr>
-                </pic:pic>
-              </a:graphicData>
-            </a:graphic>
-          </wp:inline>
-        </w:drawing>
-      </w:r>
-    </w:p>
-    <w:p>
-      <w:pPr>
-        <w:pStyle w:val="Caption"/>
-      </w:pPr>
-      <w:r>
-        <w:t>Figura 20. Barra de herramientas del Workbench.</w:t>
-      </w:r>
-    </w:p>
-    <w:p>
-      <w:pPr>
         <w:pStyle w:val="Heading2"/>
       </w:pPr>
       <w:r>
@@ -5443,53 +5208,6 @@
     <w:p>
       <w:r>
         <w:t>El panel izquierdo muestra las miniaturas de todas las páginas del lote con bordes de color según su estado: procesada (verde), pendiente de revisión (naranja), excluida (gris), con error (rojo).</w:t>
-      </w:r>
-    </w:p>
-    <w:p>
-      <w:pPr>
-        <w:jc w:val="center"/>
-      </w:pPr>
-      <w:r>
-        <w:drawing>
-          <wp:inline xmlns:a="http://schemas.openxmlformats.org/drawingml/2006/main" xmlns:pic="http://schemas.openxmlformats.org/drawingml/2006/picture">
-            <wp:extent cx="5040000" cy="2205000"/>
-            <wp:docPr id="22" name="Picture 22"/>
-            <wp:cNvGraphicFramePr>
-              <a:graphicFrameLocks noChangeAspect="1"/>
-            </wp:cNvGraphicFramePr>
-            <a:graphic>
-              <a:graphicData uri="http://schemas.openxmlformats.org/drawingml/2006/picture">
-                <pic:pic>
-                  <pic:nvPicPr>
-                    <pic:cNvPr id="0" name="image.png"/>
-                    <pic:cNvPicPr/>
-                  </pic:nvPicPr>
-                  <pic:blipFill>
-                    <a:blip r:embed="rId29"/>
-                    <a:stretch>
-                      <a:fillRect/>
-                    </a:stretch>
-                  </pic:blipFill>
-                  <pic:spPr>
-                    <a:xfrm>
-                      <a:off x="0" y="0"/>
-                      <a:ext cx="5040000" cy="2205000"/>
-                    </a:xfrm>
-                    <a:prstGeom prst="rect"/>
-                  </pic:spPr>
-                </pic:pic>
-              </a:graphicData>
-            </a:graphic>
-          </wp:inline>
-        </w:drawing>
-      </w:r>
-    </w:p>
-    <w:p>
-      <w:pPr>
-        <w:pStyle w:val="Caption"/>
-      </w:pPr>
-      <w:r>
-        <w:t>Figura 21. Panel de miniaturas con estados visuales.</w:t>
       </w:r>
     </w:p>
     <w:p>
@@ -5507,53 +5225,6 @@
     </w:p>
     <w:p>
       <w:pPr>
-        <w:jc w:val="center"/>
-      </w:pPr>
-      <w:r>
-        <w:drawing>
-          <wp:inline xmlns:a="http://schemas.openxmlformats.org/drawingml/2006/main" xmlns:pic="http://schemas.openxmlformats.org/drawingml/2006/picture">
-            <wp:extent cx="5040000" cy="2205000"/>
-            <wp:docPr id="23" name="Picture 23"/>
-            <wp:cNvGraphicFramePr>
-              <a:graphicFrameLocks noChangeAspect="1"/>
-            </wp:cNvGraphicFramePr>
-            <a:graphic>
-              <a:graphicData uri="http://schemas.openxmlformats.org/drawingml/2006/picture">
-                <pic:pic>
-                  <pic:nvPicPr>
-                    <pic:cNvPr id="0" name="image.png"/>
-                    <pic:cNvPicPr/>
-                  </pic:nvPicPr>
-                  <pic:blipFill>
-                    <a:blip r:embed="rId30"/>
-                    <a:stretch>
-                      <a:fillRect/>
-                    </a:stretch>
-                  </pic:blipFill>
-                  <pic:spPr>
-                    <a:xfrm>
-                      <a:off x="0" y="0"/>
-                      <a:ext cx="5040000" cy="2205000"/>
-                    </a:xfrm>
-                    <a:prstGeom prst="rect"/>
-                  </pic:spPr>
-                </pic:pic>
-              </a:graphicData>
-            </a:graphic>
-          </wp:inline>
-        </w:drawing>
-      </w:r>
-    </w:p>
-    <w:p>
-      <w:pPr>
-        <w:pStyle w:val="Caption"/>
-      </w:pPr>
-      <w:r>
-        <w:t>Figura 22. Visor con overlays de barcodes y OCR.</w:t>
-      </w:r>
-    </w:p>
-    <w:p>
-      <w:pPr>
         <w:pStyle w:val="Heading2"/>
       </w:pPr>
       <w:r>
@@ -5563,53 +5234,6 @@
     <w:p>
       <w:r>
         <w:t>El panel derecho superior muestra los barcodes detectados en la página actual con su valor, simbología, motor utilizado y rol asignado. Los puntos de color corresponden con los overlays del visor.</w:t>
-      </w:r>
-    </w:p>
-    <w:p>
-      <w:pPr>
-        <w:jc w:val="center"/>
-      </w:pPr>
-      <w:r>
-        <w:drawing>
-          <wp:inline xmlns:a="http://schemas.openxmlformats.org/drawingml/2006/main" xmlns:pic="http://schemas.openxmlformats.org/drawingml/2006/picture">
-            <wp:extent cx="5040000" cy="2205000"/>
-            <wp:docPr id="24" name="Picture 24"/>
-            <wp:cNvGraphicFramePr>
-              <a:graphicFrameLocks noChangeAspect="1"/>
-            </wp:cNvGraphicFramePr>
-            <a:graphic>
-              <a:graphicData uri="http://schemas.openxmlformats.org/drawingml/2006/picture">
-                <pic:pic>
-                  <pic:nvPicPr>
-                    <pic:cNvPr id="0" name="image.png"/>
-                    <pic:cNvPicPr/>
-                  </pic:nvPicPr>
-                  <pic:blipFill>
-                    <a:blip r:embed="rId31"/>
-                    <a:stretch>
-                      <a:fillRect/>
-                    </a:stretch>
-                  </pic:blipFill>
-                  <pic:spPr>
-                    <a:xfrm>
-                      <a:off x="0" y="0"/>
-                      <a:ext cx="5040000" cy="2205000"/>
-                    </a:xfrm>
-                    <a:prstGeom prst="rect"/>
-                  </pic:spPr>
-                </pic:pic>
-              </a:graphicData>
-            </a:graphic>
-          </wp:inline>
-        </w:drawing>
-      </w:r>
-    </w:p>
-    <w:p>
-      <w:pPr>
-        <w:pStyle w:val="Caption"/>
-      </w:pPr>
-      <w:r>
-        <w:t>Figura 23. Panel de barcodes con códigos detectados.</w:t>
       </w:r>
     </w:p>
     <w:p>
@@ -5627,53 +5251,6 @@
     </w:p>
     <w:p>
       <w:pPr>
-        <w:jc w:val="center"/>
-      </w:pPr>
-      <w:r>
-        <w:drawing>
-          <wp:inline xmlns:a="http://schemas.openxmlformats.org/drawingml/2006/main" xmlns:pic="http://schemas.openxmlformats.org/drawingml/2006/picture">
-            <wp:extent cx="5040000" cy="2205000"/>
-            <wp:docPr id="25" name="Picture 25"/>
-            <wp:cNvGraphicFramePr>
-              <a:graphicFrameLocks noChangeAspect="1"/>
-            </wp:cNvGraphicFramePr>
-            <a:graphic>
-              <a:graphicData uri="http://schemas.openxmlformats.org/drawingml/2006/picture">
-                <pic:pic>
-                  <pic:nvPicPr>
-                    <pic:cNvPr id="0" name="image.png"/>
-                    <pic:cNvPicPr/>
-                  </pic:nvPicPr>
-                  <pic:blipFill>
-                    <a:blip r:embed="rId32"/>
-                    <a:stretch>
-                      <a:fillRect/>
-                    </a:stretch>
-                  </pic:blipFill>
-                  <pic:spPr>
-                    <a:xfrm>
-                      <a:off x="0" y="0"/>
-                      <a:ext cx="5040000" cy="2205000"/>
-                    </a:xfrm>
-                    <a:prstGeom prst="rect"/>
-                  </pic:spPr>
-                </pic:pic>
-              </a:graphicData>
-            </a:graphic>
-          </wp:inline>
-        </w:drawing>
-      </w:r>
-    </w:p>
-    <w:p>
-      <w:pPr>
-        <w:pStyle w:val="Caption"/>
-      </w:pPr>
-      <w:r>
-        <w:t>Figura 24. Panel de metadatos con campos de lote.</w:t>
-      </w:r>
-    </w:p>
-    <w:p>
-      <w:pPr>
         <w:pStyle w:val="Heading2"/>
       </w:pPr>
       <w:r>
@@ -5683,53 +5260,6 @@
     <w:p>
       <w:r>
         <w:t>El botón de escaneo inicia la adquisición de imágenes desde el escáner configurado. Si se marca la casilla «Configurar escáner», se abre el diálogo de configuración SANE/TWAIN antes de escanear.</w:t>
-      </w:r>
-    </w:p>
-    <w:p>
-      <w:pPr>
-        <w:jc w:val="center"/>
-      </w:pPr>
-      <w:r>
-        <w:drawing>
-          <wp:inline xmlns:a="http://schemas.openxmlformats.org/drawingml/2006/main" xmlns:pic="http://schemas.openxmlformats.org/drawingml/2006/picture">
-            <wp:extent cx="5040000" cy="2205000"/>
-            <wp:docPr id="26" name="Picture 26"/>
-            <wp:cNvGraphicFramePr>
-              <a:graphicFrameLocks noChangeAspect="1"/>
-            </wp:cNvGraphicFramePr>
-            <a:graphic>
-              <a:graphicData uri="http://schemas.openxmlformats.org/drawingml/2006/picture">
-                <pic:pic>
-                  <pic:nvPicPr>
-                    <pic:cNvPr id="0" name="image.png"/>
-                    <pic:cNvPicPr/>
-                  </pic:nvPicPr>
-                  <pic:blipFill>
-                    <a:blip r:embed="rId33"/>
-                    <a:stretch>
-                      <a:fillRect/>
-                    </a:stretch>
-                  </pic:blipFill>
-                  <pic:spPr>
-                    <a:xfrm>
-                      <a:off x="0" y="0"/>
-                      <a:ext cx="5040000" cy="2205000"/>
-                    </a:xfrm>
-                    <a:prstGeom prst="rect"/>
-                  </pic:spPr>
-                </pic:pic>
-              </a:graphicData>
-            </a:graphic>
-          </wp:inline>
-        </w:drawing>
-      </w:r>
-    </w:p>
-    <w:p>
-      <w:pPr>
-        <w:pStyle w:val="Caption"/>
-      </w:pPr>
-      <w:r>
-        <w:t>Figura 25. Configuración del escáner.</w:t>
       </w:r>
     </w:p>
     <w:p>
@@ -5766,7 +5296,7 @@
         <w:drawing>
           <wp:inline xmlns:a="http://schemas.openxmlformats.org/drawingml/2006/main" xmlns:pic="http://schemas.openxmlformats.org/drawingml/2006/picture">
             <wp:extent cx="5040000" cy="3698317"/>
-            <wp:docPr id="27" name="Picture 27"/>
+            <wp:docPr id="17" name="Picture 17"/>
             <wp:cNvGraphicFramePr>
               <a:graphicFrameLocks noChangeAspect="1"/>
             </wp:cNvGraphicFramePr>
@@ -5778,7 +5308,7 @@
                     <pic:cNvPicPr/>
                   </pic:nvPicPr>
                   <pic:blipFill>
-                    <a:blip r:embed="rId34"/>
+                    <a:blip r:embed="rId24"/>
                     <a:stretch>
                       <a:fillRect/>
                     </a:stretch>
@@ -6468,7 +5998,7 @@
         <w:drawing>
           <wp:inline xmlns:a="http://schemas.openxmlformats.org/drawingml/2006/main" xmlns:pic="http://schemas.openxmlformats.org/drawingml/2006/picture">
             <wp:extent cx="5040000" cy="2921739"/>
-            <wp:docPr id="28" name="Picture 28"/>
+            <wp:docPr id="18" name="Picture 18"/>
             <wp:cNvGraphicFramePr>
               <a:graphicFrameLocks noChangeAspect="1"/>
             </wp:cNvGraphicFramePr>
@@ -6480,7 +6010,7 @@
                     <pic:cNvPicPr/>
                   </pic:nvPicPr>
                   <pic:blipFill>
-                    <a:blip r:embed="rId35"/>
+                    <a:blip r:embed="rId25"/>
                     <a:stretch>
                       <a:fillRect/>
                     </a:stretch>
@@ -6579,53 +6109,6 @@
     <w:p>
       <w:r>
         <w:t>Además del AI Mode del Launcher, cada aplicación tiene un Pipeline Assistant accesible desde el configurador. Este asistente tiene contexto específico del pipeline configurado y puede sugerir mejoras o ayudar a depurar problemas.</w:t>
-      </w:r>
-    </w:p>
-    <w:p>
-      <w:pPr>
-        <w:jc w:val="center"/>
-      </w:pPr>
-      <w:r>
-        <w:drawing>
-          <wp:inline xmlns:a="http://schemas.openxmlformats.org/drawingml/2006/main" xmlns:pic="http://schemas.openxmlformats.org/drawingml/2006/picture">
-            <wp:extent cx="5040000" cy="2205000"/>
-            <wp:docPr id="29" name="Picture 29"/>
-            <wp:cNvGraphicFramePr>
-              <a:graphicFrameLocks noChangeAspect="1"/>
-            </wp:cNvGraphicFramePr>
-            <a:graphic>
-              <a:graphicData uri="http://schemas.openxmlformats.org/drawingml/2006/picture">
-                <pic:pic>
-                  <pic:nvPicPr>
-                    <pic:cNvPr id="0" name="image.png"/>
-                    <pic:cNvPicPr/>
-                  </pic:nvPicPr>
-                  <pic:blipFill>
-                    <a:blip r:embed="rId36"/>
-                    <a:stretch>
-                      <a:fillRect/>
-                    </a:stretch>
-                  </pic:blipFill>
-                  <pic:spPr>
-                    <a:xfrm>
-                      <a:off x="0" y="0"/>
-                      <a:ext cx="5040000" cy="2205000"/>
-                    </a:xfrm>
-                    <a:prstGeom prst="rect"/>
-                  </pic:spPr>
-                </pic:pic>
-              </a:graphicData>
-            </a:graphic>
-          </wp:inline>
-        </w:drawing>
-      </w:r>
-    </w:p>
-    <w:p>
-      <w:pPr>
-        <w:pStyle w:val="Caption"/>
-      </w:pPr>
-      <w:r>
-        <w:t>Figura 28. Pipeline Assistant integrado en el configurador.</w:t>
       </w:r>
     </w:p>
     <w:p>

--- a/docs/manual_docscan_studio.docx
+++ b/docs/manual_docscan_studio.docx
@@ -117,11 +117,6 @@
         <w:fldChar w:fldCharType="begin"/>
         <w:instrText xml:space="preserve">TOC \o "1-3" \h \z \u</w:instrText>
         <w:fldChar w:fldCharType="end"/>
-      </w:r>
-    </w:p>
-    <w:p>
-      <w:r>
-        <w:t>(Pulsar Ctrl+A → F9 en Word para actualizar la tabla de contenidos)</w:t>
       </w:r>
     </w:p>
     <w:p>
